--- a/downloads/workbook/ai-5-week-13.docx
+++ b/downloads/workbook/ai-5-week-13.docx
@@ -956,6 +956,178 @@
         <w:t>Project connection: For your Image-pattern Network Investigation, save the input, procedure, observed result and limitation of this check. Label this worked example as practice; use a different, previously unreviewed case when checking independent understanding.</w:t>
       </w:r>
     </w:p>
+    <w:p>
+      <w:pPr>
+        <w:pStyle w:val="Heading1"/>
+      </w:pPr>
+      <w:r>
+        <w:t>13. Project portfolio milestone</w:t>
+      </w:r>
+    </w:p>
+    <w:p>
+      <w:r>
+        <w:t>Project: Image-pattern Network Investigation</w:t>
+      </w:r>
+    </w:p>
+    <w:p>
+      <w:r>
+        <w:t>Current milestone: Test changed cases. Keep normal, boundary and failure cases; compare expected and observed results.</w:t>
+      </w:r>
+    </w:p>
+    <w:p>
+      <w:r>
+        <w:t>For your Image-pattern Network Investigation, save the input, procedure, observed result and limitation of this check. Label this worked example as practice; use a different, previously unreviewed case when checking independent understanding.</w:t>
+      </w:r>
+    </w:p>
+    <w:tbl>
+      <w:tblPr>
+        <w:tblStyle w:val="LightShading-Accent1"/>
+        <w:tblW w:type="auto" w:w="0"/>
+        <w:tblLook w:firstColumn="1" w:firstRow="1" w:lastColumn="0" w:lastRow="0" w:noHBand="0" w:noVBand="1" w:val="04A0"/>
+      </w:tblPr>
+      <w:tblGrid>
+        <w:gridCol w:w="5112"/>
+        <w:gridCol w:w="5112"/>
+      </w:tblGrid>
+      <w:tr>
+        <w:trPr>
+          <w:tblHeader/>
+        </w:trPr>
+        <w:tc>
+          <w:tcPr>
+            <w:tcW w:type="dxa" w:w="5112"/>
+          </w:tcPr>
+          <w:p>
+            <w:r>
+              <w:t>Evidence to keep</w:t>
+            </w:r>
+          </w:p>
+        </w:tc>
+        <w:tc>
+          <w:tcPr>
+            <w:tcW w:type="dxa" w:w="5112"/>
+          </w:tcPr>
+          <w:p>
+            <w:r>
+              <w:t>My record</w:t>
+            </w:r>
+          </w:p>
+        </w:tc>
+      </w:tr>
+      <w:tr>
+        <w:tc>
+          <w:tcPr>
+            <w:tcW w:type="dxa" w:w="5112"/>
+          </w:tcPr>
+          <w:p>
+            <w:r>
+              <w:t>This week’s input and deciding step</w:t>
+            </w:r>
+          </w:p>
+        </w:tc>
+        <w:tc>
+          <w:tcPr>
+            <w:tcW w:type="dxa" w:w="5112"/>
+          </w:tcPr>
+          <w:p>
+            <w:r/>
+          </w:p>
+        </w:tc>
+      </w:tr>
+      <w:tr>
+        <w:tc>
+          <w:tcPr>
+            <w:tcW w:type="dxa" w:w="5112"/>
+          </w:tcPr>
+          <w:p>
+            <w:r>
+              <w:t>Prediction and actual result (or labelled paper trace)</w:t>
+            </w:r>
+          </w:p>
+        </w:tc>
+        <w:tc>
+          <w:tcPr>
+            <w:tcW w:type="dxa" w:w="5112"/>
+          </w:tcPr>
+          <w:p>
+            <w:r/>
+          </w:p>
+        </w:tc>
+      </w:tr>
+      <w:tr>
+        <w:tc>
+          <w:tcPr>
+            <w:tcW w:type="dxa" w:w="5112"/>
+          </w:tcPr>
+          <w:p>
+            <w:r>
+              <w:t>One change since the previous checkpoint and why</w:t>
+            </w:r>
+          </w:p>
+        </w:tc>
+        <w:tc>
+          <w:tcPr>
+            <w:tcW w:type="dxa" w:w="5112"/>
+          </w:tcPr>
+          <w:p>
+            <w:r/>
+          </w:p>
+        </w:tc>
+      </w:tr>
+      <w:tr>
+        <w:tc>
+          <w:tcPr>
+            <w:tcW w:type="dxa" w:w="5112"/>
+          </w:tcPr>
+          <w:p>
+            <w:r>
+              <w:t>One error or limit and the next test</w:t>
+            </w:r>
+          </w:p>
+        </w:tc>
+        <w:tc>
+          <w:tcPr>
+            <w:tcW w:type="dxa" w:w="5112"/>
+          </w:tcPr>
+          <w:p>
+            <w:r/>
+          </w:p>
+        </w:tc>
+      </w:tr>
+    </w:tbl>
+    <w:p>
+      <w:pPr>
+        <w:pStyle w:val="Heading3"/>
+      </w:pPr>
+      <w:r>
+        <w:t>Explain what this week adds to your project. Reuse last week’s record rather than starting again.</w:t>
+      </w:r>
+    </w:p>
+    <w:p>
+      <w:r>
+        <w:t>________________________________________________________________</w:t>
+      </w:r>
+    </w:p>
+    <w:p>
+      <w:r>
+        <w:t>________________________________________________________________</w:t>
+      </w:r>
+    </w:p>
+    <w:p>
+      <w:r>
+        <w:t>________________________________________________________________</w:t>
+      </w:r>
+    </w:p>
+    <w:p>
+      <w:r>
+        <w:t>________________________________________________________________</w:t>
+      </w:r>
+    </w:p>
+    <w:p>
+      <w:r>
+        <w:t>________________________________________________________________</w:t>
+      </w:r>
+    </w:p>
     <w:sectPr>
       <w:pgSz w:w="12240" w:h="15840"/>
       <w:pgMar w:top="936" w:right="1008" w:bottom="936" w:left="1008" w:header="720" w:footer="720" w:gutter="0"/>

--- a/downloads/workbook/ai-5-week-13.docx
+++ b/downloads/workbook/ai-5-week-13.docx
@@ -1128,6 +1128,248 @@
         <w:t>________________________________________________________________</w:t>
       </w:r>
     </w:p>
+    <w:p>
+      <w:pPr>
+        <w:pStyle w:val="Heading1"/>
+      </w:pPr>
+      <w:r>
+        <w:t>14. Supported practice and learning evidence</w:t>
+      </w:r>
+    </w:p>
+    <w:p>
+      <w:r>
+        <w:t>Use this supported practice once, in the browser or on paper. Keep the reserved independent assessment for a separate first attempt before teacher feedback.</w:t>
+      </w:r>
+    </w:p>
+    <w:p>
+      <w:r>
+        <w:t>Show why an epoch’s example order can matter for single-example updates.</w:t>
+      </w:r>
+    </w:p>
+    <w:p>
+      <w:pPr>
+        <w:pStyle w:val="Heading3"/>
+      </w:pPr>
+      <w:r>
+        <w:t>Practice 1: explain the deciding evidence</w:t>
+      </w:r>
+    </w:p>
+    <w:p>
+      <w:r>
+        <w:t>Which labelled step matches this detail? At w = 0 mean gradient=(-4+0)/2=-2; one full-batch update gives w = 0.2.</w:t>
+      </w:r>
+    </w:p>
+    <w:p>
+      <w:r>
+        <w:t>1. Restart and reverse</w:t>
+      </w:r>
+    </w:p>
+    <w:p>
+      <w:r>
+        <w:t>2. A then B</w:t>
+      </w:r>
+    </w:p>
+    <w:p>
+      <w:r>
+        <w:t>3. Compare full batch</w:t>
+      </w:r>
+    </w:p>
+    <w:p>
+      <w:pPr>
+        <w:pStyle w:val="Heading3"/>
+      </w:pPr>
+      <w:r>
+        <w:t>My selected conclusion, deciding fact and explanation</w:t>
+      </w:r>
+    </w:p>
+    <w:p>
+      <w:r>
+        <w:t>________________________________________________________________</w:t>
+      </w:r>
+    </w:p>
+    <w:p>
+      <w:r>
+        <w:t>________________________________________________________________</w:t>
+      </w:r>
+    </w:p>
+    <w:p>
+      <w:r>
+        <w:t>________________________________________________________________</w:t>
+      </w:r>
+    </w:p>
+    <w:p>
+      <w:r>
+        <w:t>________________________________________________________________</w:t>
+      </w:r>
+    </w:p>
+    <w:p>
+      <w:r>
+        <w:t>________________________________________________________________</w:t>
+      </w:r>
+    </w:p>
+    <w:p>
+      <w:r>
+        <w:t>Hint if needed: Read the steps in the pictorial case. Match the supplied detail to the stage that performs or records it.</w:t>
+      </w:r>
+    </w:p>
+    <w:p>
+      <w:r>
+        <w:t>After your attempt, compare with the supported explanation: Compare full batch At w = 0 mean gradient=(-4+0)/2=-2; one full-batch update gives w = 0.2. A single-example update changes the weight before the next example’s gradient is calculated. Reversing the example order can therefore change the path. A full-batch update computes both gradients at the same starting weight and averages them before changing that weight. The distinction is when the update occurs, not whether the examples have different labels.</w:t>
+      </w:r>
+    </w:p>
+    <w:p>
+      <w:pPr>
+        <w:pStyle w:val="Heading3"/>
+      </w:pPr>
+      <w:r>
+        <w:t>Practice 2: explain the deciding evidence</w:t>
+      </w:r>
+    </w:p>
+    <w:p>
+      <w:r>
+        <w:t>Changed-case practice: Use only one full-batch update after reversing record order. Which conclusion is supported by the supplied facts?</w:t>
+      </w:r>
+    </w:p>
+    <w:p>
+      <w:r>
+        <w:t>1. The updated weight remains 0.2.</w:t>
+      </w:r>
+    </w:p>
+    <w:p>
+      <w:r>
+        <w:t>2. We can decide the result without examining the changed input or the procedure.</w:t>
+      </w:r>
+    </w:p>
+    <w:p>
+      <w:r>
+        <w:t>3. This one example guarantees correct results for every future input.</w:t>
+      </w:r>
+    </w:p>
+    <w:p>
+      <w:pPr>
+        <w:pStyle w:val="Heading3"/>
+      </w:pPr>
+      <w:r>
+        <w:t>My selected conclusion, deciding fact and explanation</w:t>
+      </w:r>
+    </w:p>
+    <w:p>
+      <w:r>
+        <w:t>________________________________________________________________</w:t>
+      </w:r>
+    </w:p>
+    <w:p>
+      <w:r>
+        <w:t>________________________________________________________________</w:t>
+      </w:r>
+    </w:p>
+    <w:p>
+      <w:r>
+        <w:t>________________________________________________________________</w:t>
+      </w:r>
+    </w:p>
+    <w:p>
+      <w:r>
+        <w:t>________________________________________________________________</w:t>
+      </w:r>
+    </w:p>
+    <w:p>
+      <w:r>
+        <w:t>________________________________________________________________</w:t>
+      </w:r>
+    </w:p>
+    <w:p>
+      <w:r>
+        <w:t>Hint if needed: Use the changed condition and the deciding step in the pictorial trace. The answer must say what follows from those facts.</w:t>
+      </w:r>
+    </w:p>
+    <w:p>
+      <w:r>
+        <w:t>After your attempt, compare with the supported explanation: The updated weight remains 0.2. The same mean of the two starting gradients is unchanged by their order.</w:t>
+      </w:r>
+    </w:p>
+    <w:p>
+      <w:pPr>
+        <w:pStyle w:val="Heading3"/>
+      </w:pPr>
+      <w:r>
+        <w:t>Repair a missing building block</w:t>
+      </w:r>
+    </w:p>
+    <w:p>
+      <w:r>
+        <w:t>Review Training a small network (ai-5/12). Goal: Trace repeated forward loss gradient and update steps. Short practice: Which parameter changed, and which part was not trained? Point to the relevant step in the picture, then write the changed result and the rule or evidence that supports it.. Return to this week and explain what you changed.</w:t>
+      </w:r>
+    </w:p>
+    <w:p>
+      <w:r>
+        <w:t>Review Gradients with a numerical check (ai-5/10). Goal: Estimate one partial derivative while other parameters stay fixed. Short practice: Why should the numerical checks perturb one coordinate at a time? Point to the relevant step in the picture, then write the changed result and the rule or evidence that supports it.. Return to this week and explain what you changed.</w:t>
+      </w:r>
+    </w:p>
+    <w:p>
+      <w:r>
+        <w:t>Review Parameters and architecture (ai-5/7). Goal: Distinguish architectural choices from parameter values. Short practice: How many new parameters did that one hidden unit add? Point to the relevant step in the picture, then write the changed result and the rule or evidence that supports it.. Return to this week and explain what you changed.</w:t>
+      </w:r>
+    </w:p>
+    <w:p>
+      <w:pPr>
+        <w:pStyle w:val="Heading3"/>
+      </w:pPr>
+      <w:r>
+        <w:t>Predict, run and debug</w:t>
+      </w:r>
+    </w:p>
+    <w:p>
+      <w:r>
+        <w:t>The browser lab lets you edit the supported Python examples already included in this lesson. Predict first, run, inspect the actual output or error, change one input, then run again. Keep code, predictions, actual results and a reasoned revision together. On paper, label your result as a trace rather than an execution.</w:t>
+      </w:r>
+    </w:p>
+    <w:p>
+      <w:pPr>
+        <w:pStyle w:val="Heading3"/>
+      </w:pPr>
+      <w:r>
+        <w:t>Keep your completed work</w:t>
+      </w:r>
+    </w:p>
+    <w:p>
+      <w:r>
+        <w:t>Use Download completed work in the hosted lesson to export your answers, reflections, practice feedback and code-run evidence. Open the HTML copy to read or print it. Drafts stay in this browser when storage is available; clear drafts on a shared device.</w:t>
+      </w:r>
+    </w:p>
+    <w:p>
+      <w:pPr>
+        <w:pStyle w:val="Heading3"/>
+      </w:pPr>
+      <w:r>
+        <w:t>What I repaired, the evidence I kept and the next test</w:t>
+      </w:r>
+    </w:p>
+    <w:p>
+      <w:r>
+        <w:t>________________________________________________________________</w:t>
+      </w:r>
+    </w:p>
+    <w:p>
+      <w:r>
+        <w:t>________________________________________________________________</w:t>
+      </w:r>
+    </w:p>
+    <w:p>
+      <w:r>
+        <w:t>________________________________________________________________</w:t>
+      </w:r>
+    </w:p>
+    <w:p>
+      <w:r>
+        <w:t>________________________________________________________________</w:t>
+      </w:r>
+    </w:p>
+    <w:p>
+      <w:r>
+        <w:t>________________________________________________________________</w:t>
+      </w:r>
+    </w:p>
     <w:sectPr>
       <w:pgSz w:w="12240" w:h="15840"/>
       <w:pgMar w:top="936" w:right="1008" w:bottom="936" w:left="1008" w:header="720" w:footer="720" w:gutter="0"/>

--- a/downloads/workbook/ai-5-week-13.docx
+++ b/downloads/workbook/ai-5-week-13.docx
@@ -30,33 +30,57 @@
     </w:p>
     <w:p>
       <w:r>
-        <w:t>Try the recall before opening notes. Then use a different colour or a labelled second line to correct your explanation.</w:t>
+        <w:t>Record your starting explanation for Batching and epochs before opening notes. Show any later correction separately.</w:t>
       </w:r>
     </w:p>
     <w:p>
       <w:pPr>
-        <w:pStyle w:val="Heading3"/>
-      </w:pPr>
-      <w:r>
-        <w:t>Training a small network</w:t>
+        <w:spacing w:line="336" w:lineRule="auto" w:after="180"/>
+      </w:pPr>
+      <w:r>
+        <w:rPr>
+          <w:b w:val="0"/>
+        </w:rPr>
+        <w:t>Try the recall before opening notes. Then use a different colour or a labelled second line to correct your explanation.</w:t>
       </w:r>
     </w:p>
     <w:p>
-      <w:r>
-        <w:t>Without opening the old lesson, explain one key idea from Training a small network. Give an example and a mistake that the idea helps you avoid.</w:t>
+      <w:pPr>
+        <w:pStyle w:val="Heading3"/>
+      </w:pPr>
+      <w:r>
+        <w:t>Training a small network</w:t>
       </w:r>
     </w:p>
     <w:p>
       <w:pPr>
-        <w:pStyle w:val="Heading3"/>
-      </w:pPr>
-      <w:r>
-        <w:t>My remembered idea, example and correction</w:t>
+        <w:spacing w:line="336" w:lineRule="auto" w:after="180"/>
+      </w:pPr>
+      <w:r>
+        <w:rPr>
+          <w:b w:val="0"/>
+        </w:rPr>
+        <w:t xml:space="preserve">Without opening the old lesson, explain one key idea from </w:t>
+      </w:r>
+      <w:r>
+        <w:rPr>
+          <w:b/>
+        </w:rPr>
+        <w:t>Training</w:t>
+      </w:r>
+      <w:r>
+        <w:rPr>
+          <w:b w:val="0"/>
+        </w:rPr>
+        <w:t xml:space="preserve"> a small network. Give an example and a mistake that the idea helps you avoid.</w:t>
       </w:r>
     </w:p>
     <w:p>
-      <w:r>
-        <w:t>________________________________________________________________</w:t>
+      <w:pPr>
+        <w:pStyle w:val="Heading3"/>
+      </w:pPr>
+      <w:r>
+        <w:t>My remembered idea, example and correction</w:t>
       </w:r>
     </w:p>
     <w:p>
@@ -70,29 +94,35 @@
       </w:r>
     </w:p>
     <w:p>
-      <w:pPr>
-        <w:pStyle w:val="Heading3"/>
-      </w:pPr>
-      <w:r>
-        <w:t>Gradients with a numerical check</w:t>
+      <w:r>
+        <w:t>________________________________________________________________</w:t>
       </w:r>
     </w:p>
     <w:p>
-      <w:r>
-        <w:t>Without opening the old lesson, explain one key idea from Gradients with a numerical check. Give an example and a mistake that the idea helps you avoid.</w:t>
+      <w:pPr>
+        <w:pStyle w:val="Heading3"/>
+      </w:pPr>
+      <w:r>
+        <w:t>Gradients with a numerical check</w:t>
       </w:r>
     </w:p>
     <w:p>
       <w:pPr>
-        <w:pStyle w:val="Heading3"/>
-      </w:pPr>
-      <w:r>
-        <w:t>My remembered idea, example and correction</w:t>
+        <w:spacing w:line="336" w:lineRule="auto" w:after="180"/>
+      </w:pPr>
+      <w:r>
+        <w:rPr>
+          <w:b w:val="0"/>
+        </w:rPr>
+        <w:t>Without opening the old lesson, explain one key idea from Gradients with a numerical check. Give an example and a mistake that the idea helps you avoid.</w:t>
       </w:r>
     </w:p>
     <w:p>
-      <w:r>
-        <w:t>________________________________________________________________</w:t>
+      <w:pPr>
+        <w:pStyle w:val="Heading3"/>
+      </w:pPr>
+      <w:r>
+        <w:t>My remembered idea, example and correction</w:t>
       </w:r>
     </w:p>
     <w:p>
@@ -106,29 +136,35 @@
       </w:r>
     </w:p>
     <w:p>
-      <w:pPr>
-        <w:pStyle w:val="Heading3"/>
-      </w:pPr>
-      <w:r>
-        <w:t>Parameters and architecture</w:t>
+      <w:r>
+        <w:t>________________________________________________________________</w:t>
       </w:r>
     </w:p>
     <w:p>
-      <w:r>
-        <w:t>Without opening the old lesson, explain one key idea from Parameters and architecture. Give an example and a mistake that the idea helps you avoid.</w:t>
+      <w:pPr>
+        <w:pStyle w:val="Heading3"/>
+      </w:pPr>
+      <w:r>
+        <w:t>Parameters and architecture</w:t>
       </w:r>
     </w:p>
     <w:p>
       <w:pPr>
-        <w:pStyle w:val="Heading3"/>
-      </w:pPr>
-      <w:r>
-        <w:t>My remembered idea, example and correction</w:t>
+        <w:spacing w:line="336" w:lineRule="auto" w:after="180"/>
+      </w:pPr>
+      <w:r>
+        <w:rPr>
+          <w:b w:val="0"/>
+        </w:rPr>
+        <w:t>Without opening the old lesson, explain one key idea from Parameters and architecture. Give an example and a mistake that the idea helps you avoid.</w:t>
       </w:r>
     </w:p>
     <w:p>
-      <w:r>
-        <w:t>________________________________________________________________</w:t>
+      <w:pPr>
+        <w:pStyle w:val="Heading3"/>
+      </w:pPr>
+      <w:r>
+        <w:t>My remembered idea, example and correction</w:t>
       </w:r>
     </w:p>
     <w:p>
@@ -142,16 +178,56 @@
       </w:r>
     </w:p>
     <w:p>
-      <w:pPr>
-        <w:pStyle w:val="Heading1"/>
-      </w:pPr>
-      <w:r>
-        <w:t>02. Practise with fading help</w:t>
+      <w:r>
+        <w:t>________________________________________________________________</w:t>
       </w:r>
     </w:p>
     <w:p>
-      <w:r>
-        <w:t>Use W2: Repair a stale gradient for Batching and epochs. Record the answer once; the lesson and workbook refer to the same attempt.</w:t>
+      <w:pPr>
+        <w:pStyle w:val="Heading1"/>
+      </w:pPr>
+      <w:r>
+        <w:t>02. Practise with fading help</w:t>
+      </w:r>
+    </w:p>
+    <w:p>
+      <w:r>
+        <w:t>Complete the supported Batching and epochs trace and record the first step you can explain without help.</w:t>
+      </w:r>
+    </w:p>
+    <w:p>
+      <w:pPr>
+        <w:spacing w:line="336" w:lineRule="auto" w:after="180"/>
+      </w:pPr>
+      <w:r>
+        <w:rPr>
+          <w:b w:val="0"/>
+        </w:rPr>
+        <w:t xml:space="preserve">Use W2: Repair a stale gradient for </w:t>
+      </w:r>
+      <w:r>
+        <w:rPr>
+          <w:b/>
+        </w:rPr>
+        <w:t>Batch</w:t>
+      </w:r>
+      <w:r>
+        <w:rPr>
+          <w:b w:val="0"/>
+        </w:rPr>
+        <w:t xml:space="preserve">ing and </w:t>
+      </w:r>
+      <w:r>
+        <w:rPr>
+          <w:b/>
+        </w:rPr>
+        <w:t>epoch</w:t>
+      </w:r>
+      <w:r>
+        <w:rPr>
+          <w:b w:val="0"/>
+        </w:rPr>
+        <w:t>s. Record the answer once; the lesson and workbook refer to the same attempt.</w:t>
       </w:r>
     </w:p>
     <w:tbl>
@@ -279,25 +355,85 @@
     </w:p>
     <w:p>
       <w:r>
-        <w:t>Use the worked case for Batching and epochs. Proposed explanation: “One epoch always means one update”. Decide whether this explanation is supported. Point to the step or supplied fact that decides; explain your repair if needed.</w:t>
+        <w:t>Check the proposed Batching and epochs explanation against the supplied facts before discussing it.</w:t>
       </w:r>
     </w:p>
     <w:p>
       <w:pPr>
-        <w:pStyle w:val="Heading3"/>
-      </w:pPr>
-      <w:r>
-        <w:t>My explanation before partner discussion</w:t>
+        <w:spacing w:line="336" w:lineRule="auto" w:after="180"/>
+      </w:pPr>
+      <w:r>
+        <w:rPr>
+          <w:b w:val="0"/>
+        </w:rPr>
+        <w:t xml:space="preserve">Use the worked case for </w:t>
+      </w:r>
+      <w:r>
+        <w:rPr>
+          <w:b/>
+        </w:rPr>
+        <w:t>Batch</w:t>
+      </w:r>
+      <w:r>
+        <w:rPr>
+          <w:b w:val="0"/>
+        </w:rPr>
+        <w:t xml:space="preserve">ing and </w:t>
+      </w:r>
+      <w:r>
+        <w:rPr>
+          <w:b/>
+        </w:rPr>
+        <w:t>epoch</w:t>
+      </w:r>
+      <w:r>
+        <w:rPr>
+          <w:b w:val="0"/>
+        </w:rPr>
+        <w:t xml:space="preserve">s. Proposed explanation: “One </w:t>
+      </w:r>
+      <w:r>
+        <w:rPr>
+          <w:b/>
+        </w:rPr>
+        <w:t>epoch</w:t>
+      </w:r>
+      <w:r>
+        <w:rPr>
+          <w:b w:val="0"/>
+        </w:rPr>
+        <w:t xml:space="preserve"> always means one </w:t>
+      </w:r>
+      <w:r>
+        <w:rPr>
+          <w:b/>
+        </w:rPr>
+        <w:t>update</w:t>
+      </w:r>
+      <w:r>
+        <w:rPr>
+          <w:b w:val="0"/>
+        </w:rPr>
+        <w:t>”. Decide whether this explanation is supported.</w:t>
       </w:r>
     </w:p>
     <w:p>
-      <w:r>
-        <w:t>________________________________________________________________</w:t>
+      <w:pPr>
+        <w:spacing w:line="336" w:lineRule="auto" w:after="180"/>
+      </w:pPr>
+      <w:r>
+        <w:rPr>
+          <w:b w:val="0"/>
+        </w:rPr>
+        <w:t>Point to the step or supplied fact that decides; explain your repair if needed.</w:t>
       </w:r>
     </w:p>
     <w:p>
-      <w:r>
-        <w:t>________________________________________________________________</w:t>
+      <w:pPr>
+        <w:pStyle w:val="Heading3"/>
+      </w:pPr>
+      <w:r>
+        <w:t>My explanation before partner discussion</w:t>
       </w:r>
     </w:p>
     <w:p>
@@ -311,47 +447,65 @@
       </w:r>
     </w:p>
     <w:p>
-      <w:pPr>
-        <w:pStyle w:val="Heading1"/>
-      </w:pPr>
-      <w:r>
-        <w:t>04. Independent transfer case</w:t>
+      <w:r>
+        <w:t>________________________________________________________________</w:t>
       </w:r>
     </w:p>
     <w:p>
-      <w:pPr>
-        <w:pStyle w:val="Heading3"/>
-      </w:pPr>
-      <w:r>
-        <w:t>Independent case: Test order on a new case independently</w:t>
+      <w:r>
+        <w:t>________________________________________________________________</w:t>
       </w:r>
     </w:p>
     <w:p>
-      <w:r>
-        <w:t>Use A = (1, 1), B = (2, 0), h = ReLU(x), y = vh, v = 0 and rate 0.1. Train with size 1 for one epoch in A then B order, then restart at 0 and reverse the order. Show gradients and parameter values. Compare the final values.</w:t>
+      <w:pPr>
+        <w:pStyle w:val="Heading1"/>
+      </w:pPr>
+      <w:r>
+        <w:t>04. Independent transfer case</w:t>
       </w:r>
     </w:p>
     <w:p>
-      <w:pPr>
-        <w:pStyle w:val="Heading3"/>
-      </w:pPr>
-      <w:r>
-        <w:t>My independent explanation, trace and limits</w:t>
+      <w:r>
+        <w:t>Write one first attempt at the reserved independent case before feedback. Repeated copies of that case refer to the same recorded attempt.</w:t>
       </w:r>
     </w:p>
     <w:p>
-      <w:r>
-        <w:t>________________________________________________________________</w:t>
+      <w:pPr>
+        <w:pStyle w:val="Heading3"/>
+      </w:pPr>
+      <w:r>
+        <w:t>Independent case: Test order on a new case independently</w:t>
       </w:r>
     </w:p>
     <w:p>
-      <w:r>
-        <w:t>________________________________________________________________</w:t>
+      <w:pPr>
+        <w:spacing w:line="336" w:lineRule="auto" w:after="180"/>
+      </w:pPr>
+      <w:r>
+        <w:rPr>
+          <w:b w:val="0"/>
+        </w:rPr>
+        <w:t xml:space="preserve">Use A = (1, 1), B = (2, 0), h = ReLU(x), y = vh, v = 0 and rate 0.1. Train with size 1 for one </w:t>
+      </w:r>
+      <w:r>
+        <w:rPr>
+          <w:b/>
+        </w:rPr>
+        <w:t>epoch</w:t>
+      </w:r>
+      <w:r>
+        <w:rPr>
+          <w:b w:val="0"/>
+        </w:rPr>
+        <w:t xml:space="preserve"> in A then B order, then restart at 0 and reverse the order. Show gradients and parameter values. Compare the final values.</w:t>
       </w:r>
     </w:p>
     <w:p>
-      <w:r>
-        <w:t>________________________________________________________________</w:t>
+      <w:pPr>
+        <w:pStyle w:val="Heading3"/>
+      </w:pPr>
+      <w:r>
+        <w:t>My independent explanation, trace and limits</w:t>
       </w:r>
     </w:p>
     <w:p>
@@ -376,48 +530,120 @@
     </w:p>
     <w:p>
       <w:r>
-        <w:t>Attempt this case before feedback. Record any help. Earlier examples below are further practice; a case already practised with feedback cannot establish fresh transfer.</w:t>
+        <w:t>________________________________________________________________</w:t>
       </w:r>
     </w:p>
     <w:p>
-      <w:pPr>
-        <w:pStyle w:val="Heading1"/>
-      </w:pPr>
-      <w:r>
-        <w:t>05. W1 Count a partial batch</w:t>
+      <w:r>
+        <w:t>________________________________________________________________</w:t>
       </w:r>
     </w:p>
     <w:p>
       <w:r>
-        <w:t>For 10 rows, batch size 4 and three epochs, retaining the final batch, list batch lengths and count total updates and example visits.</w:t>
+        <w:t>________________________________________________________________</w:t>
       </w:r>
     </w:p>
     <w:p>
       <w:pPr>
-        <w:pStyle w:val="Heading3"/>
-      </w:pPr>
-      <w:r>
-        <w:t>My reasoning and evidence</w:t>
+        <w:spacing w:line="336" w:lineRule="auto" w:after="180"/>
+      </w:pPr>
+      <w:r>
+        <w:rPr>
+          <w:b w:val="0"/>
+        </w:rPr>
+        <w:t>Attempt this case before feedback. Record any help. Earlier examples below are further practice; a case already practised with feedback cannot establish fresh transfer.</w:t>
       </w:r>
     </w:p>
     <w:p>
-      <w:r>
-        <w:t>________________________________________________________________</w:t>
+      <w:pPr>
+        <w:pStyle w:val="Heading1"/>
+      </w:pPr>
+      <w:r>
+        <w:t>05. W1 Count a partial batch</w:t>
       </w:r>
     </w:p>
     <w:p>
       <w:r>
-        <w:t>________________________________________________________________</w:t>
+        <w:t>Count a partial batch. Apply the supplied Batching and epochs facts and keep your reasoning.</w:t>
       </w:r>
     </w:p>
     <w:p>
-      <w:r>
-        <w:t>________________________________________________________________</w:t>
+      <w:pPr>
+        <w:spacing w:line="336" w:lineRule="auto" w:after="180"/>
+      </w:pPr>
+      <w:r>
+        <w:rPr>
+          <w:b w:val="0"/>
+        </w:rPr>
+        <w:t xml:space="preserve">For 10 rows, </w:t>
+      </w:r>
+      <w:r>
+        <w:rPr>
+          <w:b/>
+        </w:rPr>
+        <w:t>batch size</w:t>
+      </w:r>
+      <w:r>
+        <w:rPr>
+          <w:b w:val="0"/>
+        </w:rPr>
+        <w:t xml:space="preserve"> 4 and three </w:t>
+      </w:r>
+      <w:r>
+        <w:rPr>
+          <w:b/>
+        </w:rPr>
+        <w:t>epoch</w:t>
+      </w:r>
+      <w:r>
+        <w:rPr>
+          <w:b w:val="0"/>
+        </w:rPr>
+        <w:t xml:space="preserve">s, retaining the final </w:t>
+      </w:r>
+      <w:r>
+        <w:rPr>
+          <w:b/>
+        </w:rPr>
+        <w:t>batch</w:t>
+      </w:r>
+      <w:r>
+        <w:rPr>
+          <w:b w:val="0"/>
+        </w:rPr>
+        <w:t xml:space="preserve">, list </w:t>
+      </w:r>
+      <w:r>
+        <w:rPr>
+          <w:b/>
+        </w:rPr>
+        <w:t>batch</w:t>
+      </w:r>
+      <w:r>
+        <w:rPr>
+          <w:b w:val="0"/>
+        </w:rPr>
+        <w:t xml:space="preserve"> lengths and count total </w:t>
+      </w:r>
+      <w:r>
+        <w:rPr>
+          <w:b/>
+        </w:rPr>
+        <w:t>update</w:t>
+      </w:r>
+      <w:r>
+        <w:rPr>
+          <w:b w:val="0"/>
+        </w:rPr>
+        <w:t>s and example visits.</w:t>
       </w:r>
     </w:p>
     <w:p>
-      <w:r>
-        <w:t>________________________________________________________________</w:t>
+      <w:pPr>
+        <w:pStyle w:val="Heading3"/>
+      </w:pPr>
+      <w:r>
+        <w:t>My reasoning and evidence</w:t>
       </w:r>
     </w:p>
     <w:p>
@@ -431,24 +657,18 @@
       </w:r>
     </w:p>
     <w:p>
-      <w:pPr>
-        <w:pStyle w:val="Heading1"/>
-      </w:pPr>
-      <w:r>
-        <w:t>06. W2 Repair a stale gradient</w:t>
+      <w:r>
+        <w:t>________________________________________________________________</w:t>
       </w:r>
     </w:p>
     <w:p>
       <w:r>
-        <w:t>For A then B separately in the lesson, a learner computes both gradients at v = 0, then applies them to get v = 2. Explain the error and give the correct final value.</w:t>
+        <w:t>________________________________________________________________</w:t>
       </w:r>
     </w:p>
     <w:p>
-      <w:pPr>
-        <w:pStyle w:val="Heading3"/>
-      </w:pPr>
-      <w:r>
-        <w:t>My reasoning and evidence</w:t>
+      <w:r>
+        <w:t>________________________________________________________________</w:t>
       </w:r>
     </w:p>
     <w:p>
@@ -457,23 +677,35 @@
       </w:r>
     </w:p>
     <w:p>
-      <w:r>
-        <w:t>________________________________________________________________</w:t>
+      <w:pPr>
+        <w:pStyle w:val="Heading1"/>
+      </w:pPr>
+      <w:r>
+        <w:t>06. W2 Repair a stale gradient</w:t>
       </w:r>
     </w:p>
     <w:p>
       <w:r>
-        <w:t>________________________________________________________________</w:t>
+        <w:t>Repair a stale gradient. Apply the supplied Batching and epochs facts and keep your reasoning.</w:t>
       </w:r>
     </w:p>
     <w:p>
-      <w:r>
-        <w:t>________________________________________________________________</w:t>
+      <w:pPr>
+        <w:spacing w:line="336" w:lineRule="auto" w:after="180"/>
+      </w:pPr>
+      <w:r>
+        <w:rPr>
+          <w:b w:val="0"/>
+        </w:rPr>
+        <w:t>For A then B separately in the lesson, a learner computes both gradients at v = 0, then applies them to get v = 2. Explain the error and give the correct final value.</w:t>
       </w:r>
     </w:p>
     <w:p>
-      <w:r>
-        <w:t>________________________________________________________________</w:t>
+      <w:pPr>
+        <w:pStyle w:val="Heading3"/>
+      </w:pPr>
+      <w:r>
+        <w:t>My reasoning and evidence</w:t>
       </w:r>
     </w:p>
     <w:p>
@@ -482,24 +714,18 @@
       </w:r>
     </w:p>
     <w:p>
-      <w:pPr>
-        <w:pStyle w:val="Heading1"/>
-      </w:pPr>
-      <w:r>
-        <w:t>07. W3 Combine unequal batches</w:t>
+      <w:r>
+        <w:t>________________________________________________________________</w:t>
       </w:r>
     </w:p>
     <w:p>
       <w:r>
-        <w:t>At one frozen model, batches of sizes 3 and 1 have mean squared errors 2 and 10. Find the full MSE and explain why the average of 2 and 10 is wrong.</w:t>
+        <w:t>________________________________________________________________</w:t>
       </w:r>
     </w:p>
     <w:p>
-      <w:pPr>
-        <w:pStyle w:val="Heading3"/>
-      </w:pPr>
-      <w:r>
-        <w:t>My reasoning and evidence</w:t>
+      <w:r>
+        <w:t>________________________________________________________________</w:t>
       </w:r>
     </w:p>
     <w:p>
@@ -513,44 +739,62 @@
       </w:r>
     </w:p>
     <w:p>
-      <w:r>
-        <w:t>________________________________________________________________</w:t>
+      <w:pPr>
+        <w:pStyle w:val="Heading1"/>
+      </w:pPr>
+      <w:r>
+        <w:t>07. W3 Combine unequal batches</w:t>
       </w:r>
     </w:p>
     <w:p>
       <w:r>
-        <w:t>________________________________________________________________</w:t>
+        <w:t>Combine unequal batches. Apply the supplied Batching and epochs facts and keep your reasoning.</w:t>
       </w:r>
     </w:p>
     <w:p>
-      <w:r>
-        <w:t>________________________________________________________________</w:t>
+      <w:pPr>
+        <w:spacing w:line="336" w:lineRule="auto" w:after="180"/>
+      </w:pPr>
+      <w:r>
+        <w:rPr>
+          <w:b w:val="0"/>
+        </w:rPr>
+        <w:t xml:space="preserve">At one frozen model, </w:t>
+      </w:r>
+      <w:r>
+        <w:rPr>
+          <w:b/>
+        </w:rPr>
+        <w:t>batch</w:t>
+      </w:r>
+      <w:r>
+        <w:rPr>
+          <w:b w:val="0"/>
+        </w:rPr>
+        <w:t>es of sizes 3 and 1 have mean squared errors 2 and 10. Find the full MSE and explain why the average of 2 and 10 is wrong.</w:t>
       </w:r>
     </w:p>
     <w:p>
-      <w:r>
-        <w:t>________________________________________________________________</w:t>
+      <w:pPr>
+        <w:pStyle w:val="Heading3"/>
+      </w:pPr>
+      <w:r>
+        <w:t>My reasoning and evidence</w:t>
       </w:r>
     </w:p>
     <w:p>
-      <w:pPr>
-        <w:pStyle w:val="Heading1"/>
-      </w:pPr>
-      <w:r>
-        <w:t>08. W4 Test order on a new case independently</w:t>
+      <w:r>
+        <w:t>________________________________________________________________</w:t>
       </w:r>
     </w:p>
     <w:p>
       <w:r>
-        <w:t>Use A = (1, 1), B = (2, 0), h = ReLU(x), y = vh, v = 0 and rate 0.1. Train with size 1 for one epoch in A then B order, then restart at 0 and reverse the order. Show gradients and parameter values. Compare the final values.</w:t>
+        <w:t>________________________________________________________________</w:t>
       </w:r>
     </w:p>
     <w:p>
-      <w:pPr>
-        <w:pStyle w:val="Heading3"/>
-      </w:pPr>
-      <w:r>
-        <w:t>My reasoning and evidence</w:t>
+      <w:r>
+        <w:t>________________________________________________________________</w:t>
       </w:r>
     </w:p>
     <w:p>
@@ -569,23 +813,47 @@
       </w:r>
     </w:p>
     <w:p>
-      <w:r>
-        <w:t>________________________________________________________________</w:t>
+      <w:pPr>
+        <w:pStyle w:val="Heading1"/>
+      </w:pPr>
+      <w:r>
+        <w:t>08. W4 Test order on a new case independently</w:t>
       </w:r>
     </w:p>
     <w:p>
       <w:r>
-        <w:t>________________________________________________________________</w:t>
+        <w:t>Attempt before feedback. If this repeats the selected independent case, reuse that first attempt; otherwise keep a separate record. Test order on a new case independently. Apply the supplied Batching and epochs facts and keep your reasoning.</w:t>
       </w:r>
     </w:p>
     <w:p>
-      <w:r>
-        <w:t>________________________________________________________________</w:t>
+      <w:pPr>
+        <w:spacing w:line="336" w:lineRule="auto" w:after="180"/>
+      </w:pPr>
+      <w:r>
+        <w:rPr>
+          <w:b w:val="0"/>
+        </w:rPr>
+        <w:t xml:space="preserve">Use A = (1, 1), B = (2, 0), h = ReLU(x), y = vh, v = 0 and rate 0.1. Train with size 1 for one </w:t>
+      </w:r>
+      <w:r>
+        <w:rPr>
+          <w:b/>
+        </w:rPr>
+        <w:t>epoch</w:t>
+      </w:r>
+      <w:r>
+        <w:rPr>
+          <w:b w:val="0"/>
+        </w:rPr>
+        <w:t xml:space="preserve"> in A then B order, then restart at 0 and reverse the order. Show gradients and parameter values. Compare the final values.</w:t>
       </w:r>
     </w:p>
     <w:p>
-      <w:r>
-        <w:t>________________________________________________________________</w:t>
+      <w:pPr>
+        <w:pStyle w:val="Heading3"/>
+      </w:pPr>
+      <w:r>
+        <w:t>My reasoning and evidence</w:t>
       </w:r>
     </w:p>
     <w:p>
@@ -594,24 +862,18 @@
       </w:r>
     </w:p>
     <w:p>
-      <w:pPr>
-        <w:pStyle w:val="Heading1"/>
-      </w:pPr>
-      <w:r>
-        <w:t>09. W5 Audit an epoch claim</w:t>
+      <w:r>
+        <w:t>________________________________________________________________</w:t>
       </w:r>
     </w:p>
     <w:p>
       <w:r>
-        <w:t>A program processes 11 rows using size 4 and drops the last incomplete batch. How many examples did it visit and how many updates occurred? What must its report disclose?</w:t>
+        <w:t>________________________________________________________________</w:t>
       </w:r>
     </w:p>
     <w:p>
-      <w:pPr>
-        <w:pStyle w:val="Heading3"/>
-      </w:pPr>
-      <w:r>
-        <w:t>My reasoning and evidence</w:t>
+      <w:r>
+        <w:t>________________________________________________________________</w:t>
       </w:r>
     </w:p>
     <w:p>
@@ -635,34 +897,77 @@
       </w:r>
     </w:p>
     <w:p>
-      <w:r>
-        <w:t>________________________________________________________________</w:t>
+      <w:pPr>
+        <w:pStyle w:val="Heading1"/>
+      </w:pPr>
+      <w:r>
+        <w:t>09. W5 Audit an epoch claim</w:t>
       </w:r>
     </w:p>
     <w:p>
       <w:r>
-        <w:t>________________________________________________________________</w:t>
+        <w:t>Audit an epoch claim. Apply the supplied Batching and epochs facts and keep your reasoning.</w:t>
       </w:r>
     </w:p>
     <w:p>
       <w:pPr>
-        <w:pStyle w:val="Heading1"/>
-      </w:pPr>
-      <w:r>
-        <w:t>10. Project checkpoint and reflection</w:t>
+        <w:spacing w:line="336" w:lineRule="auto" w:after="180"/>
+        <w:shd w:fill="F5F1FB"/>
+      </w:pPr>
+      <w:r>
+        <w:rPr>
+          <w:b w:val="0"/>
+        </w:rPr>
+        <w:t xml:space="preserve">A program </w:t>
+      </w:r>
+      <w:r>
+        <w:rPr>
+          <w:b/>
+        </w:rPr>
+        <w:t>process</w:t>
+      </w:r>
+      <w:r>
+        <w:rPr>
+          <w:b w:val="0"/>
+        </w:rPr>
+        <w:t xml:space="preserve">es 11 rows using size 4 and drops the last incomplete </w:t>
+      </w:r>
+      <w:r>
+        <w:rPr>
+          <w:b/>
+        </w:rPr>
+        <w:t>batch</w:t>
+      </w:r>
+      <w:r>
+        <w:rPr>
+          <w:b w:val="0"/>
+        </w:rPr>
+        <w:t xml:space="preserve">. How many examples did it visit and how many </w:t>
+      </w:r>
+      <w:r>
+        <w:rPr>
+          <w:b/>
+        </w:rPr>
+        <w:t>update</w:t>
+      </w:r>
+      <w:r>
+        <w:rPr>
+          <w:b w:val="0"/>
+        </w:rPr>
+        <w:t>s occurred? What must its report disclose?</w:t>
       </w:r>
     </w:p>
     <w:p>
-      <w:r>
-        <w:t>Add a labelled batching and epochs evidence sheet to Image-pattern Network Investigation. Show how you can distinguish an example a batch an update and an epoch. Use the supplied fictional case and keep its inputs, intermediate steps, calculation or prediction, and limitation. Connect this record to last week’s record; a matching answer without a trace is insufficient.</w:t>
+      <w:pPr>
+        <w:pStyle w:val="Heading3"/>
+      </w:pPr>
+      <w:r>
+        <w:t>My reasoning and evidence</w:t>
       </w:r>
     </w:p>
     <w:p>
-      <w:pPr>
-        <w:pStyle w:val="Heading3"/>
-      </w:pPr>
-      <w:r>
-        <w:t>My project change, supporting evidence and remaining limit</w:t>
+      <w:r>
+        <w:t>________________________________________________________________</w:t>
       </w:r>
     </w:p>
     <w:p>
@@ -691,16 +996,185 @@
       </w:r>
     </w:p>
     <w:p>
-      <w:r>
-        <w:t>________________________________________________________________</w:t>
+      <w:pPr>
+        <w:pStyle w:val="Heading1"/>
+      </w:pPr>
+      <w:r>
+        <w:t>10. Project checkpoint and reflection</w:t>
       </w:r>
     </w:p>
     <w:p>
+      <w:r>
+        <w:t>Connect Batching and epochs to Image-pattern Network Investigation, identify a limit and choose the next useful test.</w:t>
+      </w:r>
+    </w:p>
+    <w:p>
+      <w:pPr>
+        <w:spacing w:line="336" w:lineRule="auto" w:after="180"/>
+      </w:pPr>
+      <w:r>
+        <w:rPr>
+          <w:b w:val="0"/>
+        </w:rPr>
+        <w:t xml:space="preserve">Add a labelled </w:t>
+      </w:r>
+      <w:r>
+        <w:rPr>
+          <w:b/>
+        </w:rPr>
+        <w:t>batch</w:t>
+      </w:r>
+      <w:r>
+        <w:rPr>
+          <w:b w:val="0"/>
+        </w:rPr>
+        <w:t xml:space="preserve">ing and </w:t>
+      </w:r>
+      <w:r>
+        <w:rPr>
+          <w:b/>
+        </w:rPr>
+        <w:t>epoch</w:t>
+      </w:r>
+      <w:r>
+        <w:rPr>
+          <w:b w:val="0"/>
+        </w:rPr>
+        <w:t xml:space="preserve">s </w:t>
+      </w:r>
+      <w:r>
+        <w:rPr>
+          <w:b/>
+        </w:rPr>
+        <w:t>evidence</w:t>
+      </w:r>
+      <w:r>
+        <w:rPr>
+          <w:b w:val="0"/>
+        </w:rPr>
+        <w:t xml:space="preserve"> sheet to Image-pattern Network Investigation. Show how you can distinguish an example a </w:t>
+      </w:r>
+      <w:r>
+        <w:rPr>
+          <w:b/>
+        </w:rPr>
+        <w:t>batch</w:t>
+      </w:r>
+      <w:r>
+        <w:rPr>
+          <w:b w:val="0"/>
+        </w:rPr>
+        <w:t xml:space="preserve"> an </w:t>
+      </w:r>
+      <w:r>
+        <w:rPr>
+          <w:b/>
+        </w:rPr>
+        <w:t>update</w:t>
+      </w:r>
+      <w:r>
+        <w:rPr>
+          <w:b w:val="0"/>
+        </w:rPr>
+        <w:t xml:space="preserve"> and an </w:t>
+      </w:r>
+      <w:r>
+        <w:rPr>
+          <w:b/>
+        </w:rPr>
+        <w:t>epoch</w:t>
+      </w:r>
+      <w:r>
+        <w:rPr>
+          <w:b w:val="0"/>
+        </w:rPr>
+        <w:t>.</w:t>
+      </w:r>
+    </w:p>
+    <w:p>
+      <w:pPr>
+        <w:spacing w:line="336" w:lineRule="auto" w:after="180"/>
+      </w:pPr>
+      <w:r>
+        <w:rPr>
+          <w:b w:val="0"/>
+        </w:rPr>
+        <w:t xml:space="preserve">Use the supplied fictional case and keep its </w:t>
+      </w:r>
+      <w:r>
+        <w:rPr>
+          <w:b/>
+        </w:rPr>
+        <w:t>input</w:t>
+      </w:r>
+      <w:r>
+        <w:rPr>
+          <w:b w:val="0"/>
+        </w:rPr>
+        <w:t xml:space="preserve">s, intermediate steps, calculation or </w:t>
+      </w:r>
+      <w:r>
+        <w:rPr>
+          <w:b/>
+        </w:rPr>
+        <w:t>prediction</w:t>
+      </w:r>
+      <w:r>
+        <w:rPr>
+          <w:b w:val="0"/>
+        </w:rPr>
+        <w:t>, and limitation. Connect this record to last week’s record; a matching answer without a trace is insufficient.</w:t>
+      </w:r>
+    </w:p>
+    <w:p>
+      <w:pPr>
+        <w:pStyle w:val="Heading3"/>
+      </w:pPr>
+      <w:r>
+        <w:t>My project change, supporting evidence and remaining limit</w:t>
+      </w:r>
+    </w:p>
+    <w:p>
+      <w:r>
+        <w:t>________________________________________________________________</w:t>
+      </w:r>
+    </w:p>
+    <w:p>
+      <w:r>
+        <w:t>________________________________________________________________</w:t>
+      </w:r>
+    </w:p>
+    <w:p>
+      <w:r>
+        <w:t>________________________________________________________________</w:t>
+      </w:r>
+    </w:p>
+    <w:p>
+      <w:r>
+        <w:t>________________________________________________________________</w:t>
+      </w:r>
+    </w:p>
+    <w:p>
+      <w:r>
+        <w:t>________________________________________________________________</w:t>
+      </w:r>
+    </w:p>
+    <w:p>
+      <w:r>
+        <w:t>________________________________________________________________</w:t>
+      </w:r>
+    </w:p>
+    <w:p>
       <w:pPr>
         <w:pStyle w:val="Heading1"/>
       </w:pPr>
       <w:r>
         <w:t>11. Feedback, return check and learning record</w:t>
+      </w:r>
+    </w:p>
+    <w:p>
+      <w:r>
+        <w:t>Record the first repaired step and a different case to revisit after a delay.</w:t>
       </w:r>
     </w:p>
     <w:tbl>
@@ -840,7 +1314,13 @@
       </w:tr>
     </w:tbl>
     <w:p>
-      <w:r>
+      <w:pPr>
+        <w:spacing w:line="336" w:lineRule="auto" w:after="180"/>
+      </w:pPr>
+      <w:r>
+        <w:rPr>
+          <w:b w:val="0"/>
+        </w:rPr>
         <w:t>Revisit this idea with your teacher after a delay. Familiarity is different from explaining and using it on a changed case.</w:t>
       </w:r>
     </w:p>
@@ -854,17 +1334,88 @@
     </w:p>
     <w:p>
       <w:r>
-        <w:t>Show why an epoch’s example order can matter for single-example updates.</w:t>
+        <w:t>Show why an epoch’s example order can matter for single-example updates. Explain the labelled step before checking the changed condition.</w:t>
       </w:r>
     </w:p>
     <w:p>
-      <w:r>
-        <w:t>Toy y=wx, rate 0.1, squared loss, start w = 0. Training A=(x = 1, target 2), B=(x = 2, target 0).</w:t>
+      <w:pPr>
+        <w:spacing w:line="336" w:lineRule="auto" w:after="180"/>
+      </w:pPr>
+      <w:r>
+        <w:rPr>
+          <w:b w:val="0"/>
+        </w:rPr>
+        <w:t xml:space="preserve">Show why an </w:t>
+      </w:r>
+      <w:r>
+        <w:rPr>
+          <w:b/>
+        </w:rPr>
+        <w:t>epoch</w:t>
+      </w:r>
+      <w:r>
+        <w:rPr>
+          <w:b w:val="0"/>
+        </w:rPr>
+        <w:t xml:space="preserve">’s example order can matter for single-example </w:t>
+      </w:r>
+      <w:r>
+        <w:rPr>
+          <w:b/>
+        </w:rPr>
+        <w:t>update</w:t>
+      </w:r>
+      <w:r>
+        <w:rPr>
+          <w:b w:val="0"/>
+        </w:rPr>
+        <w:t>s.</w:t>
       </w:r>
     </w:p>
     <w:p>
-      <w:r>
-        <w:t>All inputs and outcomes in this worked example are invented classroom data; no real model run is claimed.</w:t>
+      <w:pPr>
+        <w:spacing w:line="336" w:lineRule="auto" w:after="180"/>
+      </w:pPr>
+      <w:r>
+        <w:rPr>
+          <w:b w:val="0"/>
+        </w:rPr>
+        <w:t xml:space="preserve">Toy y=wx, rate 0.1, squared loss, start w = 0. </w:t>
+      </w:r>
+      <w:r>
+        <w:rPr>
+          <w:b/>
+        </w:rPr>
+        <w:t>Training</w:t>
+      </w:r>
+      <w:r>
+        <w:rPr>
+          <w:b w:val="0"/>
+        </w:rPr>
+        <w:t xml:space="preserve"> A=(x = 1, target 2), B=(x = 2, target 0).</w:t>
+      </w:r>
+    </w:p>
+    <w:p>
+      <w:pPr>
+        <w:spacing w:line="336" w:lineRule="auto" w:after="180"/>
+      </w:pPr>
+      <w:r>
+        <w:rPr>
+          <w:b w:val="0"/>
+        </w:rPr>
+        <w:t xml:space="preserve">All </w:t>
+      </w:r>
+      <w:r>
+        <w:rPr>
+          <w:b/>
+        </w:rPr>
+        <w:t>input</w:t>
+      </w:r>
+      <w:r>
+        <w:rPr>
+          <w:b w:val="0"/>
+        </w:rPr>
+        <w:t>s and outcomes in this worked example are invented classroom data; no real model run is claimed.</w:t>
       </w:r>
     </w:p>
     <w:p>
@@ -904,8 +1455,26 @@
       </w:r>
     </w:p>
     <w:p>
-      <w:r>
-        <w:t>Why do the single-example orders finish at different weights? Point to the relevant step in the picture, then write the changed result and the rule or evidence that supports it.</w:t>
+      <w:pPr>
+        <w:spacing w:line="336" w:lineRule="auto" w:after="180"/>
+      </w:pPr>
+      <w:r>
+        <w:rPr>
+          <w:b w:val="0"/>
+        </w:rPr>
+        <w:t xml:space="preserve">Why do the single-example orders finish at different weights? Point to the relevant step in the picture, then write the changed result and the rule or </w:t>
+      </w:r>
+      <w:r>
+        <w:rPr>
+          <w:b/>
+        </w:rPr>
+        <w:t>evidence</w:t>
+      </w:r>
+      <w:r>
+        <w:rPr>
+          <w:b w:val="0"/>
+        </w:rPr>
+        <w:t xml:space="preserve"> that supports it.</w:t>
       </w:r>
     </w:p>
     <w:p>
@@ -947,36 +1516,138 @@
       </w:r>
     </w:p>
     <w:p>
-      <w:r>
-        <w:t>Support used: alone / hint / worked example. This record is practice evidence.</w:t>
+      <w:pPr>
+        <w:pStyle w:val="Heading3"/>
+      </w:pPr>
+      <w:r>
+        <w:t>Record the help used</w:t>
       </w:r>
     </w:p>
     <w:p>
-      <w:r>
-        <w:t>Project connection: For your Image-pattern Network Investigation, save the input, procedure, observed result and limitation of this check. Label this worked example as practice; use a different, previously unreviewed case when checking independent understanding.</w:t>
+      <w:pPr>
+        <w:spacing w:line="336" w:lineRule="auto" w:after="180"/>
+        <w:shd w:fill="F1F6F8"/>
+      </w:pPr>
+      <w:r>
+        <w:rPr>
+          <w:b w:val="0"/>
+        </w:rPr>
+        <w:t xml:space="preserve">Support used: alone / hint / worked example. This record is practice </w:t>
+      </w:r>
+      <w:r>
+        <w:rPr>
+          <w:b/>
+        </w:rPr>
+        <w:t>evidence</w:t>
+      </w:r>
+      <w:r>
+        <w:rPr>
+          <w:b w:val="0"/>
+        </w:rPr>
+        <w:t>.</w:t>
       </w:r>
     </w:p>
     <w:p>
       <w:pPr>
-        <w:pStyle w:val="Heading1"/>
-      </w:pPr>
-      <w:r>
-        <w:t>13. Project portfolio milestone</w:t>
+        <w:spacing w:line="336" w:lineRule="auto" w:after="180"/>
+      </w:pPr>
+      <w:r>
+        <w:rPr>
+          <w:b w:val="0"/>
+        </w:rPr>
+        <w:t xml:space="preserve">Project connection: For your Image-pattern Network Investigation, save the </w:t>
+      </w:r>
+      <w:r>
+        <w:rPr>
+          <w:b/>
+        </w:rPr>
+        <w:t>input</w:t>
+      </w:r>
+      <w:r>
+        <w:rPr>
+          <w:b w:val="0"/>
+        </w:rPr>
+        <w:t>, procedure, observed result and limitation of this check.</w:t>
       </w:r>
     </w:p>
     <w:p>
-      <w:r>
-        <w:t>Project: Image-pattern Network Investigation</w:t>
+      <w:pPr>
+        <w:spacing w:line="336" w:lineRule="auto" w:after="180"/>
+      </w:pPr>
+      <w:r>
+        <w:rPr>
+          <w:b w:val="0"/>
+        </w:rPr>
+        <w:t>Label this worked example as practice; use a different, previously unreviewed case when checking independent understanding.</w:t>
       </w:r>
     </w:p>
     <w:p>
-      <w:r>
-        <w:t>Current milestone: Test changed cases. Keep normal, boundary and failure cases; compare expected and observed results.</w:t>
+      <w:pPr>
+        <w:pStyle w:val="Heading1"/>
+      </w:pPr>
+      <w:r>
+        <w:t>13. Project portfolio milestone</w:t>
       </w:r>
     </w:p>
     <w:p>
       <w:r>
-        <w:t>For your Image-pattern Network Investigation, save the input, procedure, observed result and limitation of this check. Label this worked example as practice; use a different, previously unreviewed case when checking independent understanding.</w:t>
+        <w:t>Keep this week’s input, deciding step, result and limit together in the Image-pattern Network Investigation record.</w:t>
+      </w:r>
+    </w:p>
+    <w:p>
+      <w:pPr>
+        <w:spacing w:line="336" w:lineRule="auto" w:after="180"/>
+      </w:pPr>
+      <w:r>
+        <w:rPr>
+          <w:b w:val="0"/>
+        </w:rPr>
+        <w:t>Project: Image-pattern Network Investigation</w:t>
+      </w:r>
+    </w:p>
+    <w:p>
+      <w:pPr>
+        <w:spacing w:line="336" w:lineRule="auto" w:after="180"/>
+      </w:pPr>
+      <w:r>
+        <w:rPr>
+          <w:b w:val="0"/>
+        </w:rPr>
+        <w:t>Current milestone: Test changed cases. Keep normal, boundary and failure cases; compare expected and observed results.</w:t>
+      </w:r>
+    </w:p>
+    <w:p>
+      <w:pPr>
+        <w:spacing w:line="336" w:lineRule="auto" w:after="180"/>
+      </w:pPr>
+      <w:r>
+        <w:rPr>
+          <w:b w:val="0"/>
+        </w:rPr>
+        <w:t xml:space="preserve">For your Image-pattern Network Investigation, save the </w:t>
+      </w:r>
+      <w:r>
+        <w:rPr>
+          <w:b/>
+        </w:rPr>
+        <w:t>input</w:t>
+      </w:r>
+      <w:r>
+        <w:rPr>
+          <w:b w:val="0"/>
+        </w:rPr>
+        <w:t>, procedure, observed result and limitation of this check.</w:t>
+      </w:r>
+    </w:p>
+    <w:p>
+      <w:pPr>
+        <w:spacing w:line="336" w:lineRule="auto" w:after="180"/>
+      </w:pPr>
+      <w:r>
+        <w:rPr>
+          <w:b w:val="0"/>
+        </w:rPr>
+        <w:t>Label this worked example as practice; use a different, previously unreviewed case when checking independent understanding.</w:t>
       </w:r>
     </w:p>
     <w:tbl>
@@ -1138,53 +1809,146 @@
     </w:p>
     <w:p>
       <w:r>
-        <w:t>Use this supported practice once, in the browser or on paper. Keep the reserved independent assessment for a separate first attempt before teacher feedback.</w:t>
+        <w:t>Try the supported questions before comparing with hints and feedback. Record what you repaired and the evidence you retained.</w:t>
       </w:r>
     </w:p>
     <w:p>
-      <w:r>
-        <w:t>Show why an epoch’s example order can matter for single-example updates.</w:t>
+      <w:pPr>
+        <w:spacing w:line="336" w:lineRule="auto" w:after="180"/>
+      </w:pPr>
+      <w:r>
+        <w:rPr>
+          <w:b w:val="0"/>
+        </w:rPr>
+        <w:t>Use this supported practice once, in the browser or on paper. Keep the reserved independent assessment for a separate first attempt before teacher feedback.</w:t>
       </w:r>
     </w:p>
     <w:p>
       <w:pPr>
-        <w:pStyle w:val="Heading3"/>
-      </w:pPr>
-      <w:r>
-        <w:t>Practice 1: explain the deciding evidence</w:t>
+        <w:spacing w:line="336" w:lineRule="auto" w:after="180"/>
+      </w:pPr>
+      <w:r>
+        <w:rPr>
+          <w:b w:val="0"/>
+        </w:rPr>
+        <w:t xml:space="preserve">Show why an </w:t>
+      </w:r>
+      <w:r>
+        <w:rPr>
+          <w:b/>
+        </w:rPr>
+        <w:t>epoch</w:t>
+      </w:r>
+      <w:r>
+        <w:rPr>
+          <w:b w:val="0"/>
+        </w:rPr>
+        <w:t xml:space="preserve">’s example order can matter for single-example </w:t>
+      </w:r>
+      <w:r>
+        <w:rPr>
+          <w:b/>
+        </w:rPr>
+        <w:t>update</w:t>
+      </w:r>
+      <w:r>
+        <w:rPr>
+          <w:b w:val="0"/>
+        </w:rPr>
+        <w:t>s.</w:t>
       </w:r>
     </w:p>
     <w:p>
-      <w:r>
-        <w:t>Which labelled step matches this detail? At w = 0 mean gradient=(-4+0)/2=-2; one full-batch update gives w = 0.2.</w:t>
+      <w:pPr>
+        <w:pStyle w:val="Heading3"/>
+      </w:pPr>
+      <w:r>
+        <w:t>Practice 1: explain the deciding evidence</w:t>
       </w:r>
     </w:p>
     <w:p>
-      <w:r>
-        <w:t>1. Restart and reverse</w:t>
+      <w:pPr>
+        <w:spacing w:line="336" w:lineRule="auto" w:after="180"/>
+      </w:pPr>
+      <w:r>
+        <w:rPr>
+          <w:b w:val="0"/>
+        </w:rPr>
+        <w:t>Which labelled step matches this detail? At w = 0 mean gradient=(-4+0)/2=-2; one full-</w:t>
+      </w:r>
+      <w:r>
+        <w:rPr>
+          <w:b/>
+        </w:rPr>
+        <w:t>batch</w:t>
+      </w:r>
+      <w:r>
+        <w:rPr>
+          <w:b w:val="0"/>
+        </w:rPr>
+        <w:t xml:space="preserve"> </w:t>
+      </w:r>
+      <w:r>
+        <w:rPr>
+          <w:b/>
+        </w:rPr>
+        <w:t>update</w:t>
+      </w:r>
+      <w:r>
+        <w:rPr>
+          <w:b w:val="0"/>
+        </w:rPr>
+        <w:t xml:space="preserve"> gives w = 0.2.</w:t>
       </w:r>
     </w:p>
     <w:p>
-      <w:r>
-        <w:t>2. A then B</w:t>
+      <w:pPr>
+        <w:spacing w:line="336" w:lineRule="auto" w:after="180"/>
+        <w:shd w:fill="F4F9FC"/>
+      </w:pPr>
+      <w:r>
+        <w:rPr>
+          <w:b w:val="0"/>
+        </w:rPr>
+        <w:t>1. Restart and reverse</w:t>
       </w:r>
     </w:p>
     <w:p>
-      <w:r>
-        <w:t>3. Compare full batch</w:t>
+      <w:pPr>
+        <w:spacing w:line="336" w:lineRule="auto" w:after="180"/>
+        <w:shd w:fill="F4F9FC"/>
+      </w:pPr>
+      <w:r>
+        <w:rPr>
+          <w:b w:val="0"/>
+        </w:rPr>
+        <w:t>2. A then B</w:t>
       </w:r>
     </w:p>
     <w:p>
       <w:pPr>
-        <w:pStyle w:val="Heading3"/>
-      </w:pPr>
-      <w:r>
-        <w:t>My selected conclusion, deciding fact and explanation</w:t>
+        <w:spacing w:line="336" w:lineRule="auto" w:after="180"/>
+        <w:shd w:fill="F4F9FC"/>
+      </w:pPr>
+      <w:r>
+        <w:rPr>
+          <w:b w:val="0"/>
+        </w:rPr>
+        <w:t xml:space="preserve">3. Compare full </w:t>
+      </w:r>
+      <w:r>
+        <w:rPr>
+          <w:b/>
+        </w:rPr>
+        <w:t>batch</w:t>
       </w:r>
     </w:p>
     <w:p>
-      <w:r>
-        <w:t>________________________________________________________________</w:t>
+      <w:pPr>
+        <w:pStyle w:val="Heading3"/>
+      </w:pPr>
+      <w:r>
+        <w:t>My selected conclusion, deciding fact and explanation</w:t>
       </w:r>
     </w:p>
     <w:p>
@@ -1209,40 +1973,155 @@
     </w:p>
     <w:p>
       <w:r>
-        <w:t>Hint if needed: Read the steps in the pictorial case. Match the supplied detail to the stage that performs or records it.</w:t>
+        <w:t>________________________________________________________________</w:t>
       </w:r>
     </w:p>
     <w:p>
-      <w:r>
-        <w:t>After your attempt, compare with the supported explanation: Compare full batch At w = 0 mean gradient=(-4+0)/2=-2; one full-batch update gives w = 0.2. A single-example update changes the weight before the next example’s gradient is calculated. Reversing the example order can therefore change the path. A full-batch update computes both gradients at the same starting weight and averages them before changing that weight. The distinction is when the update occurs, not whether the examples have different labels.</w:t>
+      <w:pPr>
+        <w:pStyle w:val="Heading3"/>
+      </w:pPr>
+      <w:r>
+        <w:t>Hint · try first</w:t>
       </w:r>
     </w:p>
     <w:p>
       <w:pPr>
-        <w:pStyle w:val="Heading3"/>
-      </w:pPr>
-      <w:r>
-        <w:t>Practice 2: explain the deciding evidence</w:t>
+        <w:spacing w:line="336" w:lineRule="auto" w:after="180"/>
+        <w:shd w:fill="F1F6F8"/>
+      </w:pPr>
+      <w:r>
+        <w:rPr>
+          <w:b w:val="0"/>
+        </w:rPr>
+        <w:t>Hint if needed: Read the steps in the pictorial case. Match the supplied detail to the stage that performs or records it.</w:t>
       </w:r>
     </w:p>
     <w:p>
-      <w:r>
-        <w:t>Changed-case practice: Use only one full-batch update after reversing record order. Which conclusion is supported by the supplied facts?</w:t>
+      <w:pPr>
+        <w:pStyle w:val="Heading3"/>
+      </w:pPr>
+      <w:r>
+        <w:t>Feedback · compare after trying</w:t>
       </w:r>
     </w:p>
     <w:p>
-      <w:r>
-        <w:t>1. The updated weight remains 0.2.</w:t>
+      <w:pPr>
+        <w:spacing w:line="336" w:lineRule="auto" w:after="180"/>
+        <w:shd w:fill="F1F6FC"/>
+      </w:pPr>
+      <w:r>
+        <w:rPr>
+          <w:b w:val="0"/>
+        </w:rPr>
+        <w:t xml:space="preserve">After your attempt, compare with the supported explanation: Compare full </w:t>
+      </w:r>
+      <w:r>
+        <w:rPr>
+          <w:b/>
+        </w:rPr>
+        <w:t>batch</w:t>
+      </w:r>
+      <w:r>
+        <w:rPr>
+          <w:b w:val="0"/>
+        </w:rPr>
+        <w:t xml:space="preserve"> At w = 0 mean gradient=(-4+0)/2=-2; one full-</w:t>
+      </w:r>
+      <w:r>
+        <w:rPr>
+          <w:b/>
+        </w:rPr>
+        <w:t>batch</w:t>
+      </w:r>
+      <w:r>
+        <w:rPr>
+          <w:b w:val="0"/>
+        </w:rPr>
+        <w:t xml:space="preserve"> </w:t>
+      </w:r>
+      <w:r>
+        <w:rPr>
+          <w:b/>
+        </w:rPr>
+        <w:t>update</w:t>
+      </w:r>
+      <w:r>
+        <w:rPr>
+          <w:b w:val="0"/>
+        </w:rPr>
+        <w:t xml:space="preserve"> gives w = 0.2.</w:t>
       </w:r>
     </w:p>
     <w:p>
-      <w:r>
-        <w:t>2. We can decide the result without examining the changed input or the procedure.</w:t>
+      <w:pPr>
+        <w:spacing w:line="336" w:lineRule="auto" w:after="180"/>
+        <w:shd w:fill="F1F6FC"/>
+      </w:pPr>
+      <w:r>
+        <w:rPr>
+          <w:b w:val="0"/>
+        </w:rPr>
+        <w:t xml:space="preserve">A single-example </w:t>
+      </w:r>
+      <w:r>
+        <w:rPr>
+          <w:b/>
+        </w:rPr>
+        <w:t>update</w:t>
+      </w:r>
+      <w:r>
+        <w:rPr>
+          <w:b w:val="0"/>
+        </w:rPr>
+        <w:t xml:space="preserve"> changes the weight before the next example’s gradient is calculated. Reversing the example order can therefore change the path.</w:t>
       </w:r>
     </w:p>
     <w:p>
-      <w:r>
-        <w:t>3. This one example guarantees correct results for every future input.</w:t>
+      <w:pPr>
+        <w:spacing w:line="336" w:lineRule="auto" w:after="180"/>
+        <w:shd w:fill="F1F6FC"/>
+      </w:pPr>
+      <w:r>
+        <w:rPr>
+          <w:b w:val="0"/>
+        </w:rPr>
+        <w:t>A full-</w:t>
+      </w:r>
+      <w:r>
+        <w:rPr>
+          <w:b/>
+        </w:rPr>
+        <w:t>batch</w:t>
+      </w:r>
+      <w:r>
+        <w:rPr>
+          <w:b w:val="0"/>
+        </w:rPr>
+        <w:t xml:space="preserve"> </w:t>
+      </w:r>
+      <w:r>
+        <w:rPr>
+          <w:b/>
+        </w:rPr>
+        <w:t>update</w:t>
+      </w:r>
+      <w:r>
+        <w:rPr>
+          <w:b w:val="0"/>
+        </w:rPr>
+        <w:t xml:space="preserve"> computes both gradients at the same starting weight and averages them before changing that weight. The distinction is when the </w:t>
+      </w:r>
+      <w:r>
+        <w:rPr>
+          <w:b/>
+        </w:rPr>
+        <w:t>update</w:t>
+      </w:r>
+      <w:r>
+        <w:rPr>
+          <w:b w:val="0"/>
+        </w:rPr>
+        <w:t xml:space="preserve"> occurs, not whether the examples have different labels.</w:t>
       </w:r>
     </w:p>
     <w:p>
@@ -1250,65 +2129,156 @@
         <w:pStyle w:val="Heading3"/>
       </w:pPr>
       <w:r>
-        <w:t>My selected conclusion, deciding fact and explanation</w:t>
+        <w:t>Practice 2: explain the deciding evidence</w:t>
       </w:r>
     </w:p>
     <w:p>
-      <w:r>
-        <w:t>________________________________________________________________</w:t>
+      <w:pPr>
+        <w:pStyle w:val="Heading3"/>
+      </w:pPr>
+      <w:r>
+        <w:t>Changed case · predict first</w:t>
       </w:r>
     </w:p>
     <w:p>
-      <w:r>
-        <w:t>________________________________________________________________</w:t>
+      <w:pPr>
+        <w:spacing w:line="336" w:lineRule="auto" w:after="180"/>
+        <w:shd w:fill="F5F1FB"/>
+      </w:pPr>
+      <w:r>
+        <w:rPr>
+          <w:b w:val="0"/>
+        </w:rPr>
+        <w:t>Changed-case practice: Use only one full-</w:t>
+      </w:r>
+      <w:r>
+        <w:rPr>
+          <w:b/>
+        </w:rPr>
+        <w:t>batch</w:t>
+      </w:r>
+      <w:r>
+        <w:rPr>
+          <w:b w:val="0"/>
+        </w:rPr>
+        <w:t xml:space="preserve"> </w:t>
+      </w:r>
+      <w:r>
+        <w:rPr>
+          <w:b/>
+        </w:rPr>
+        <w:t>update</w:t>
+      </w:r>
+      <w:r>
+        <w:rPr>
+          <w:b w:val="0"/>
+        </w:rPr>
+        <w:t xml:space="preserve"> after reversing record order. Which conclusion is supported by the supplied facts?</w:t>
       </w:r>
     </w:p>
     <w:p>
-      <w:r>
-        <w:t>________________________________________________________________</w:t>
+      <w:pPr>
+        <w:spacing w:line="336" w:lineRule="auto" w:after="180"/>
+        <w:shd w:fill="F4F9FC"/>
+      </w:pPr>
+      <w:r>
+        <w:rPr>
+          <w:b w:val="0"/>
+        </w:rPr>
+        <w:t xml:space="preserve">1. The </w:t>
+      </w:r>
+      <w:r>
+        <w:rPr>
+          <w:b/>
+        </w:rPr>
+        <w:t>update</w:t>
+      </w:r>
+      <w:r>
+        <w:rPr>
+          <w:b w:val="0"/>
+        </w:rPr>
+        <w:t>d weight remains 0.2.</w:t>
       </w:r>
     </w:p>
     <w:p>
-      <w:r>
-        <w:t>________________________________________________________________</w:t>
+      <w:pPr>
+        <w:spacing w:line="336" w:lineRule="auto" w:after="180"/>
+        <w:shd w:fill="F4F9FC"/>
+      </w:pPr>
+      <w:r>
+        <w:rPr>
+          <w:b w:val="0"/>
+        </w:rPr>
+        <w:t xml:space="preserve">2. We can decide the result without examining the changed </w:t>
+      </w:r>
+      <w:r>
+        <w:rPr>
+          <w:b/>
+        </w:rPr>
+        <w:t>input</w:t>
+      </w:r>
+      <w:r>
+        <w:rPr>
+          <w:b w:val="0"/>
+        </w:rPr>
+        <w:t xml:space="preserve"> or the procedure.</w:t>
       </w:r>
     </w:p>
     <w:p>
-      <w:r>
-        <w:t>________________________________________________________________</w:t>
+      <w:pPr>
+        <w:spacing w:line="336" w:lineRule="auto" w:after="180"/>
+        <w:shd w:fill="F4F9FC"/>
+      </w:pPr>
+      <w:r>
+        <w:rPr>
+          <w:b w:val="0"/>
+        </w:rPr>
+        <w:t xml:space="preserve">3. This one example guarantees correct results for every future </w:t>
+      </w:r>
+      <w:r>
+        <w:rPr>
+          <w:b/>
+        </w:rPr>
+        <w:t>input</w:t>
+      </w:r>
+      <w:r>
+        <w:rPr>
+          <w:b w:val="0"/>
+        </w:rPr>
+        <w:t>.</w:t>
       </w:r>
     </w:p>
     <w:p>
-      <w:r>
-        <w:t>Hint if needed: Use the changed condition and the deciding step in the pictorial trace. The answer must say what follows from those facts.</w:t>
+      <w:pPr>
+        <w:pStyle w:val="Heading3"/>
+      </w:pPr>
+      <w:r>
+        <w:t>My selected conclusion, deciding fact and explanation</w:t>
       </w:r>
     </w:p>
     <w:p>
       <w:r>
-        <w:t>After your attempt, compare with the supported explanation: The updated weight remains 0.2. The same mean of the two starting gradients is unchanged by their order.</w:t>
+        <w:t>________________________________________________________________</w:t>
       </w:r>
     </w:p>
     <w:p>
-      <w:pPr>
-        <w:pStyle w:val="Heading3"/>
-      </w:pPr>
-      <w:r>
-        <w:t>Repair a missing building block</w:t>
+      <w:r>
+        <w:t>________________________________________________________________</w:t>
       </w:r>
     </w:p>
     <w:p>
       <w:r>
-        <w:t>Review Training a small network (ai-5/12). Goal: Trace repeated forward loss gradient and update steps. Short practice: Which parameter changed, and which part was not trained? Point to the relevant step in the picture, then write the changed result and the rule or evidence that supports it.. Return to this week and explain what you changed.</w:t>
+        <w:t>________________________________________________________________</w:t>
       </w:r>
     </w:p>
     <w:p>
       <w:r>
-        <w:t>Review Gradients with a numerical check (ai-5/10). Goal: Estimate one partial derivative while other parameters stay fixed. Short practice: Why should the numerical checks perturb one coordinate at a time? Point to the relevant step in the picture, then write the changed result and the rule or evidence that supports it.. Return to this week and explain what you changed.</w:t>
+        <w:t>________________________________________________________________</w:t>
       </w:r>
     </w:p>
     <w:p>
       <w:r>
-        <w:t>Review Parameters and architecture (ai-5/7). Goal: Distinguish architectural choices from parameter values. Short practice: How many new parameters did that one hidden unit add? Point to the relevant step in the picture, then write the changed result and the rule or evidence that supports it.. Return to this week and explain what you changed.</w:t>
+        <w:t>________________________________________________________________</w:t>
       </w:r>
     </w:p>
     <w:p>
@@ -1316,12 +2286,19 @@
         <w:pStyle w:val="Heading3"/>
       </w:pPr>
       <w:r>
-        <w:t>Predict, run and debug</w:t>
+        <w:t>Hint · try first</w:t>
       </w:r>
     </w:p>
     <w:p>
-      <w:r>
-        <w:t>The browser lab lets you edit the supported Python examples already included in this lesson. Predict first, run, inspect the actual output or error, change one input, then run again. Keep code, predictions, actual results and a reasoned revision together. On paper, label your result as a trace rather than an execution.</w:t>
+      <w:pPr>
+        <w:spacing w:line="336" w:lineRule="auto" w:after="180"/>
+        <w:shd w:fill="F1F6F8"/>
+      </w:pPr>
+      <w:r>
+        <w:rPr>
+          <w:b w:val="0"/>
+        </w:rPr>
+        <w:t>Hint if needed: Use the changed condition and the deciding step in the pictorial trace. The answer must say what follows from those facts.</w:t>
       </w:r>
     </w:p>
     <w:p>
@@ -1329,12 +2306,31 @@
         <w:pStyle w:val="Heading3"/>
       </w:pPr>
       <w:r>
-        <w:t>Keep your completed work</w:t>
+        <w:t>Feedback · compare after trying</w:t>
       </w:r>
     </w:p>
     <w:p>
-      <w:r>
-        <w:t>Use Download completed work in the hosted lesson to export your answers, reflections, practice feedback and code-run evidence. Open the HTML copy to read or print it. Drafts stay in this browser when storage is available; clear drafts on a shared device.</w:t>
+      <w:pPr>
+        <w:spacing w:line="336" w:lineRule="auto" w:after="180"/>
+        <w:shd w:fill="F1F6FC"/>
+      </w:pPr>
+      <w:r>
+        <w:rPr>
+          <w:b w:val="0"/>
+        </w:rPr>
+        <w:t xml:space="preserve">After your attempt, compare with the supported explanation: The </w:t>
+      </w:r>
+      <w:r>
+        <w:rPr>
+          <w:b/>
+        </w:rPr>
+        <w:t>update</w:t>
+      </w:r>
+      <w:r>
+        <w:rPr>
+          <w:b w:val="0"/>
+        </w:rPr>
+        <w:t>d weight remains 0.2. The same mean of the two starting gradients is unchanged by their order.</w:t>
       </w:r>
     </w:p>
     <w:p>
@@ -1342,12 +2338,1179 @@
         <w:pStyle w:val="Heading3"/>
       </w:pPr>
       <w:r>
-        <w:t>What I repaired, the evidence I kept and the next test</w:t>
+        <w:t>Repair a missing building block</w:t>
       </w:r>
     </w:p>
     <w:p>
+      <w:pPr>
+        <w:spacing w:line="336" w:lineRule="auto" w:after="180"/>
+      </w:pPr>
+      <w:r>
+        <w:rPr>
+          <w:b w:val="0"/>
+        </w:rPr>
+        <w:t xml:space="preserve">Review </w:t>
+      </w:r>
+      <w:r>
+        <w:rPr>
+          <w:b/>
+        </w:rPr>
+        <w:t>Training</w:t>
+      </w:r>
+      <w:r>
+        <w:rPr>
+          <w:b w:val="0"/>
+        </w:rPr>
+        <w:t xml:space="preserve"> a small network (ai-5/12). Goal: Trace repeated forward loss gradient and </w:t>
+      </w:r>
+      <w:r>
+        <w:rPr>
+          <w:b/>
+        </w:rPr>
+        <w:t>update</w:t>
+      </w:r>
+      <w:r>
+        <w:rPr>
+          <w:b w:val="0"/>
+        </w:rPr>
+        <w:t xml:space="preserve"> steps. Short practice: Which parameter changed, and which part was not trained?</w:t>
+      </w:r>
+    </w:p>
+    <w:p>
+      <w:pPr>
+        <w:spacing w:line="336" w:lineRule="auto" w:after="180"/>
+      </w:pPr>
+      <w:r>
+        <w:rPr>
+          <w:b w:val="0"/>
+        </w:rPr>
+        <w:t xml:space="preserve">Point to the relevant step in the picture, then write the changed result and the rule or </w:t>
+      </w:r>
+      <w:r>
+        <w:rPr>
+          <w:b/>
+        </w:rPr>
+        <w:t>evidence</w:t>
+      </w:r>
+      <w:r>
+        <w:rPr>
+          <w:b w:val="0"/>
+        </w:rPr>
+        <w:t xml:space="preserve"> that supports it.. Return to this week and explain what you changed.</w:t>
+      </w:r>
+    </w:p>
+    <w:p>
+      <w:pPr>
+        <w:spacing w:line="336" w:lineRule="auto" w:after="180"/>
+      </w:pPr>
+      <w:r>
+        <w:rPr>
+          <w:b w:val="0"/>
+        </w:rPr>
+        <w:t>Review Gradients with a numerical check (ai-5/10). Goal: Estimate one partial derivative while other parameters stay fixed. Short practice: Why should the numerical checks perturb one coordinate at a time?</w:t>
+      </w:r>
+    </w:p>
+    <w:p>
+      <w:pPr>
+        <w:spacing w:line="336" w:lineRule="auto" w:after="180"/>
+      </w:pPr>
+      <w:r>
+        <w:rPr>
+          <w:b w:val="0"/>
+        </w:rPr>
+        <w:t xml:space="preserve">Point to the relevant step in the picture, then write the changed result and the rule or </w:t>
+      </w:r>
+      <w:r>
+        <w:rPr>
+          <w:b/>
+        </w:rPr>
+        <w:t>evidence</w:t>
+      </w:r>
+      <w:r>
+        <w:rPr>
+          <w:b w:val="0"/>
+        </w:rPr>
+        <w:t xml:space="preserve"> that supports it.. Return to this week and explain what you changed.</w:t>
+      </w:r>
+    </w:p>
+    <w:p>
+      <w:pPr>
+        <w:spacing w:line="336" w:lineRule="auto" w:after="180"/>
+      </w:pPr>
+      <w:r>
+        <w:rPr>
+          <w:b w:val="0"/>
+        </w:rPr>
+        <w:t>Review Parameters and architecture (ai-5/7). Goal: Distinguish architectural choices from parameter values. Short practice: How many new parameters did that one hidden unit add?</w:t>
+      </w:r>
+    </w:p>
+    <w:p>
+      <w:pPr>
+        <w:spacing w:line="336" w:lineRule="auto" w:after="180"/>
+      </w:pPr>
+      <w:r>
+        <w:rPr>
+          <w:b w:val="0"/>
+        </w:rPr>
+        <w:t xml:space="preserve">Point to the relevant step in the picture, then write the changed result and the rule or </w:t>
+      </w:r>
+      <w:r>
+        <w:rPr>
+          <w:b/>
+        </w:rPr>
+        <w:t>evidence</w:t>
+      </w:r>
+      <w:r>
+        <w:rPr>
+          <w:b w:val="0"/>
+        </w:rPr>
+        <w:t xml:space="preserve"> that supports it.. Return to this week and explain what you changed.</w:t>
+      </w:r>
+    </w:p>
+    <w:p>
+      <w:pPr>
+        <w:pStyle w:val="Heading3"/>
+      </w:pPr>
+      <w:r>
+        <w:t>Predict, run and debug</w:t>
+      </w:r>
+    </w:p>
+    <w:p>
+      <w:pPr>
+        <w:spacing w:line="336" w:lineRule="auto" w:after="180"/>
+      </w:pPr>
+      <w:r>
+        <w:rPr>
+          <w:b w:val="0"/>
+        </w:rPr>
+        <w:t xml:space="preserve">The browser lab lets you edit the supported Python examples already included in this lesson. Predict first, run, inspect the actual </w:t>
+      </w:r>
+      <w:r>
+        <w:rPr>
+          <w:b/>
+        </w:rPr>
+        <w:t>output</w:t>
+      </w:r>
+      <w:r>
+        <w:rPr>
+          <w:b w:val="0"/>
+        </w:rPr>
+        <w:t xml:space="preserve"> or error, change one </w:t>
+      </w:r>
+      <w:r>
+        <w:rPr>
+          <w:b/>
+        </w:rPr>
+        <w:t>input</w:t>
+      </w:r>
+      <w:r>
+        <w:rPr>
+          <w:b w:val="0"/>
+        </w:rPr>
+        <w:t>, then run again.</w:t>
+      </w:r>
+    </w:p>
+    <w:p>
+      <w:pPr>
+        <w:spacing w:line="336" w:lineRule="auto" w:after="180"/>
+      </w:pPr>
+      <w:r>
+        <w:rPr>
+          <w:b w:val="0"/>
+        </w:rPr>
+        <w:t xml:space="preserve">Keep code, </w:t>
+      </w:r>
+      <w:r>
+        <w:rPr>
+          <w:b/>
+        </w:rPr>
+        <w:t>prediction</w:t>
+      </w:r>
+      <w:r>
+        <w:rPr>
+          <w:b w:val="0"/>
+        </w:rPr>
+        <w:t>s, actual results and a reasoned revision together. On paper, label your result as a trace rather than an execution.</w:t>
+      </w:r>
+    </w:p>
+    <w:p>
+      <w:pPr>
+        <w:pStyle w:val="Heading3"/>
+      </w:pPr>
+      <w:r>
+        <w:t>Keep your completed work</w:t>
+      </w:r>
+    </w:p>
+    <w:p>
+      <w:pPr>
+        <w:spacing w:line="336" w:lineRule="auto" w:after="180"/>
+      </w:pPr>
+      <w:r>
+        <w:rPr>
+          <w:b w:val="0"/>
+        </w:rPr>
+        <w:t xml:space="preserve">Use Download completed work in the hosted lesson to export your answers, reflections, practice feedback and code-run </w:t>
+      </w:r>
+      <w:r>
+        <w:rPr>
+          <w:b/>
+        </w:rPr>
+        <w:t>evidence</w:t>
+      </w:r>
+      <w:r>
+        <w:rPr>
+          <w:b w:val="0"/>
+        </w:rPr>
+        <w:t>. Open the HTML copy to read or print it.</w:t>
+      </w:r>
+    </w:p>
+    <w:p>
+      <w:pPr>
+        <w:spacing w:line="336" w:lineRule="auto" w:after="180"/>
+      </w:pPr>
+      <w:r>
+        <w:rPr>
+          <w:b w:val="0"/>
+        </w:rPr>
+        <w:t>Drafts stay in this browser when storage is available; clear drafts on a shared device.</w:t>
+      </w:r>
+    </w:p>
+    <w:p>
+      <w:pPr>
+        <w:pStyle w:val="Heading3"/>
+      </w:pPr>
+      <w:r>
+        <w:t>What I repaired, the evidence I kept and the next test</w:t>
+      </w:r>
+    </w:p>
+    <w:p>
       <w:r>
         <w:t>________________________________________________________________</w:t>
+      </w:r>
+    </w:p>
+    <w:p>
+      <w:r>
+        <w:t>________________________________________________________________</w:t>
+      </w:r>
+    </w:p>
+    <w:p>
+      <w:r>
+        <w:t>________________________________________________________________</w:t>
+      </w:r>
+    </w:p>
+    <w:p>
+      <w:r>
+        <w:t>________________________________________________________________</w:t>
+      </w:r>
+    </w:p>
+    <w:p>
+      <w:r>
+        <w:t>________________________________________________________________</w:t>
+      </w:r>
+    </w:p>
+    <w:p>
+      <w:pPr>
+        <w:pStyle w:val="Heading1"/>
+      </w:pPr>
+      <w:r>
+        <w:t>15. Visual concept journey</w:t>
+      </w:r>
+    </w:p>
+    <w:p>
+      <w:r>
+        <w:t>Explain each Batching and epochs picture from its labels, then record a relevant limit.</w:t>
+      </w:r>
+    </w:p>
+    <w:p>
+      <w:pPr>
+        <w:pStyle w:val="Heading3"/>
+      </w:pPr>
+      <w:r>
+        <w:t>01. Batching and epochs: the case</w:t>
+      </w:r>
+    </w:p>
+    <w:p>
+      <w:r>
+        <w:drawing>
+          <wp:inline xmlns:a="http://schemas.openxmlformats.org/drawingml/2006/main" xmlns:pic="http://schemas.openxmlformats.org/drawingml/2006/picture">
+            <wp:extent cx="5486400" cy="2990088"/>
+            <wp:docPr id="2" name="Picture 2" descr="Show why an epoch’s example order can matter for single-example updates. Supplied facts: Toy y=wx, rate 0.1, squared loss, start w = 0. Training A=(x = 1, target 2), B=(x = 2, target 0). All inputs and outcomes in this worked example are invented classroom data; no real model run is claimed."/>
+            <wp:cNvGraphicFramePr>
+              <a:graphicFrameLocks noChangeAspect="1"/>
+            </wp:cNvGraphicFramePr>
+            <a:graphic>
+              <a:graphicData uri="http://schemas.openxmlformats.org/drawingml/2006/picture">
+                <pic:pic>
+                  <pic:nvPicPr>
+                    <pic:cNvPr id="0" name="academy-story-ai-5-13-01.png"/>
+                    <pic:cNvPicPr/>
+                  </pic:nvPicPr>
+                  <pic:blipFill>
+                    <a:blip r:embed="rId10"/>
+                    <a:stretch>
+                      <a:fillRect/>
+                    </a:stretch>
+                  </pic:blipFill>
+                  <pic:spPr>
+                    <a:xfrm>
+                      <a:off x="0" y="0"/>
+                      <a:ext cx="5486400" cy="2990088"/>
+                    </a:xfrm>
+                    <a:prstGeom prst="rect"/>
+                  </pic:spPr>
+                </pic:pic>
+              </a:graphicData>
+            </a:graphic>
+          </wp:inline>
+        </w:drawing>
+      </w:r>
+    </w:p>
+    <w:p>
+      <w:pPr>
+        <w:spacing w:line="336" w:lineRule="auto" w:after="180"/>
+      </w:pPr>
+      <w:r>
+        <w:rPr>
+          <w:b w:val="0"/>
+        </w:rPr>
+        <w:t xml:space="preserve">Show why an </w:t>
+      </w:r>
+      <w:r>
+        <w:rPr>
+          <w:b/>
+        </w:rPr>
+        <w:t>epoch</w:t>
+      </w:r>
+      <w:r>
+        <w:rPr>
+          <w:b w:val="0"/>
+        </w:rPr>
+        <w:t xml:space="preserve">’s example order can matter for single-example </w:t>
+      </w:r>
+      <w:r>
+        <w:rPr>
+          <w:b/>
+        </w:rPr>
+        <w:t>update</w:t>
+      </w:r>
+      <w:r>
+        <w:rPr>
+          <w:b w:val="0"/>
+        </w:rPr>
+        <w:t xml:space="preserve">s. Supplied facts: Toy y=wx, rate 0.1, squared loss, start w = 0. </w:t>
+      </w:r>
+      <w:r>
+        <w:rPr>
+          <w:b/>
+        </w:rPr>
+        <w:t>Training</w:t>
+      </w:r>
+      <w:r>
+        <w:rPr>
+          <w:b w:val="0"/>
+        </w:rPr>
+        <w:t xml:space="preserve"> A=(x = 1, target 2), B=(x = 2, target 0).</w:t>
+      </w:r>
+    </w:p>
+    <w:p>
+      <w:pPr>
+        <w:spacing w:line="336" w:lineRule="auto" w:after="180"/>
+      </w:pPr>
+      <w:r>
+        <w:rPr>
+          <w:b w:val="0"/>
+        </w:rPr>
+        <w:t xml:space="preserve">All </w:t>
+      </w:r>
+      <w:r>
+        <w:rPr>
+          <w:b/>
+        </w:rPr>
+        <w:t>input</w:t>
+      </w:r>
+      <w:r>
+        <w:rPr>
+          <w:b w:val="0"/>
+        </w:rPr>
+        <w:t>s and outcomes in this worked example are invented classroom data; no real model run is claimed.</w:t>
+      </w:r>
+    </w:p>
+    <w:p>
+      <w:pPr>
+        <w:spacing w:line="336" w:lineRule="auto" w:after="180"/>
+        <w:shd w:fill="F5F1FB"/>
+      </w:pPr>
+      <w:r>
+        <w:rPr>
+          <w:b w:val="0"/>
+        </w:rPr>
+        <w:t>Point to the given fact that matters most. Explain why it matters.</w:t>
+      </w:r>
+    </w:p>
+    <w:p>
+      <w:pPr>
+        <w:pStyle w:val="Heading3"/>
+      </w:pPr>
+      <w:r>
+        <w:t>My picture explanation, deciding evidence and one limit</w:t>
+      </w:r>
+    </w:p>
+    <w:p>
+      <w:r>
+        <w:t>________________________________________________________________</w:t>
+      </w:r>
+    </w:p>
+    <w:p>
+      <w:r>
+        <w:t>________________________________________________________________</w:t>
+      </w:r>
+    </w:p>
+    <w:p>
+      <w:r>
+        <w:t>________________________________________________________________</w:t>
+      </w:r>
+    </w:p>
+    <w:p>
+      <w:r>
+        <w:t>________________________________________________________________</w:t>
+      </w:r>
+    </w:p>
+    <w:p>
+      <w:pPr>
+        <w:pStyle w:val="Heading3"/>
+      </w:pPr>
+      <w:r>
+        <w:t>02. Follow the deciding steps</w:t>
+      </w:r>
+    </w:p>
+    <w:p>
+      <w:r>
+        <w:drawing>
+          <wp:inline xmlns:a="http://schemas.openxmlformats.org/drawingml/2006/main" xmlns:pic="http://schemas.openxmlformats.org/drawingml/2006/picture">
+            <wp:extent cx="5486400" cy="3182112"/>
+            <wp:docPr id="3" name="Picture 3" descr="A then B: A gradient -4 gives w = 0.4; B gradient 3.2 then gives w = 0.08. → Restart and reverse: B at w=0 has gradient 0; A then gives w = 0.4. → Compare full batch: At w = 0 mean gradient=(-4+0)/2=-2; one full-batch update gives w = 0.2."/>
+            <wp:cNvGraphicFramePr>
+              <a:graphicFrameLocks noChangeAspect="1"/>
+            </wp:cNvGraphicFramePr>
+            <a:graphic>
+              <a:graphicData uri="http://schemas.openxmlformats.org/drawingml/2006/picture">
+                <pic:pic>
+                  <pic:nvPicPr>
+                    <pic:cNvPr id="0" name="academy-story-ai-5-13-02.png"/>
+                    <pic:cNvPicPr/>
+                  </pic:nvPicPr>
+                  <pic:blipFill>
+                    <a:blip r:embed="rId11"/>
+                    <a:stretch>
+                      <a:fillRect/>
+                    </a:stretch>
+                  </pic:blipFill>
+                  <pic:spPr>
+                    <a:xfrm>
+                      <a:off x="0" y="0"/>
+                      <a:ext cx="5486400" cy="3182112"/>
+                    </a:xfrm>
+                    <a:prstGeom prst="rect"/>
+                  </pic:spPr>
+                </pic:pic>
+              </a:graphicData>
+            </a:graphic>
+          </wp:inline>
+        </w:drawing>
+      </w:r>
+    </w:p>
+    <w:p>
+      <w:pPr>
+        <w:spacing w:line="336" w:lineRule="auto" w:after="180"/>
+      </w:pPr>
+      <w:r>
+        <w:rPr>
+          <w:b w:val="0"/>
+        </w:rPr>
+        <w:t xml:space="preserve">A then B: A gradient -4 gives w = 0.4; B gradient 3.2 then gives w = 0.08. → Restart and reverse: B at w=0 has gradient 0; A then gives w = 0.4. → Compare full </w:t>
+      </w:r>
+      <w:r>
+        <w:rPr>
+          <w:b/>
+        </w:rPr>
+        <w:t>batch</w:t>
+      </w:r>
+      <w:r>
+        <w:rPr>
+          <w:b w:val="0"/>
+        </w:rPr>
+        <w:t>: At w = 0 mean gradient=(-4+0)/2=-2; one full-</w:t>
+      </w:r>
+      <w:r>
+        <w:rPr>
+          <w:b/>
+        </w:rPr>
+        <w:t>batch</w:t>
+      </w:r>
+      <w:r>
+        <w:rPr>
+          <w:b w:val="0"/>
+        </w:rPr>
+        <w:t xml:space="preserve"> </w:t>
+      </w:r>
+      <w:r>
+        <w:rPr>
+          <w:b/>
+        </w:rPr>
+        <w:t>update</w:t>
+      </w:r>
+      <w:r>
+        <w:rPr>
+          <w:b w:val="0"/>
+        </w:rPr>
+        <w:t xml:space="preserve"> gives w = 0.2.</w:t>
+      </w:r>
+    </w:p>
+    <w:p>
+      <w:pPr>
+        <w:spacing w:line="336" w:lineRule="auto" w:after="180"/>
+        <w:shd w:fill="F5F1FB"/>
+      </w:pPr>
+      <w:r>
+        <w:rPr>
+          <w:b w:val="0"/>
+        </w:rPr>
+        <w:t xml:space="preserve">Point to each numbered stage and explain which recorded </w:t>
+      </w:r>
+      <w:r>
+        <w:rPr>
+          <w:b/>
+        </w:rPr>
+        <w:t>input</w:t>
+      </w:r>
+      <w:r>
+        <w:rPr>
+          <w:b w:val="0"/>
+        </w:rPr>
+        <w:t xml:space="preserve"> it uses.</w:t>
+      </w:r>
+    </w:p>
+    <w:p>
+      <w:pPr>
+        <w:pStyle w:val="Heading3"/>
+      </w:pPr>
+      <w:r>
+        <w:t>My picture explanation, deciding evidence and one limit</w:t>
+      </w:r>
+    </w:p>
+    <w:p>
+      <w:r>
+        <w:t>________________________________________________________________</w:t>
+      </w:r>
+    </w:p>
+    <w:p>
+      <w:r>
+        <w:t>________________________________________________________________</w:t>
+      </w:r>
+    </w:p>
+    <w:p>
+      <w:r>
+        <w:t>________________________________________________________________</w:t>
+      </w:r>
+    </w:p>
+    <w:p>
+      <w:r>
+        <w:t>________________________________________________________________</w:t>
+      </w:r>
+    </w:p>
+    <w:p>
+      <w:pPr>
+        <w:pStyle w:val="Heading3"/>
+      </w:pPr>
+      <w:r>
+        <w:t>03. One pass can contain different numbers of updates</w:t>
+      </w:r>
+    </w:p>
+    <w:p>
+      <w:r>
+        <w:drawing>
+          <wp:inline xmlns:a="http://schemas.openxmlformats.org/drawingml/2006/main" xmlns:pic="http://schemas.openxmlformats.org/drawingml/2006/picture">
+            <wp:extent cx="5486400" cy="2834640"/>
+            <wp:docPr id="4" name="Picture 4" descr="One pass can contain different numbers of updates. A then B separately | 0 to 0.4 to 1.68 | 2. A and B together | 0 to 1 | 1. B then A separately | 0 to 1.6 to 1.68 | 2"/>
+            <wp:cNvGraphicFramePr>
+              <a:graphicFrameLocks noChangeAspect="1"/>
+            </wp:cNvGraphicFramePr>
+            <a:graphic>
+              <a:graphicData uri="http://schemas.openxmlformats.org/drawingml/2006/picture">
+                <pic:pic>
+                  <pic:nvPicPr>
+                    <pic:cNvPr id="0" name="academy-story-ai-5-13-03.png"/>
+                    <pic:cNvPicPr/>
+                  </pic:nvPicPr>
+                  <pic:blipFill>
+                    <a:blip r:embed="rId12"/>
+                    <a:stretch>
+                      <a:fillRect/>
+                    </a:stretch>
+                  </pic:blipFill>
+                  <pic:spPr>
+                    <a:xfrm>
+                      <a:off x="0" y="0"/>
+                      <a:ext cx="5486400" cy="2834640"/>
+                    </a:xfrm>
+                    <a:prstGeom prst="rect"/>
+                  </pic:spPr>
+                </pic:pic>
+              </a:graphicData>
+            </a:graphic>
+          </wp:inline>
+        </w:drawing>
+      </w:r>
+    </w:p>
+    <w:p>
+      <w:pPr>
+        <w:spacing w:line="336" w:lineRule="auto" w:after="180"/>
+      </w:pPr>
+      <w:r>
+        <w:rPr>
+          <w:b w:val="0"/>
+        </w:rPr>
+        <w:t xml:space="preserve">One pass can contain different numbers of </w:t>
+      </w:r>
+      <w:r>
+        <w:rPr>
+          <w:b/>
+        </w:rPr>
+        <w:t>update</w:t>
+      </w:r>
+      <w:r>
+        <w:rPr>
+          <w:b w:val="0"/>
+        </w:rPr>
+        <w:t>s. A then B separately | 0 to 0.4 to 1.68 | 2. A and B together | 0 to 1 | 1. B then A separately | 0 to 1.6 to 1.68 | 2</w:t>
+      </w:r>
+    </w:p>
+    <w:p>
+      <w:pPr>
+        <w:spacing w:line="336" w:lineRule="auto" w:after="180"/>
+        <w:shd w:fill="F5F1FB"/>
+      </w:pPr>
+      <w:r>
+        <w:rPr>
+          <w:b w:val="0"/>
+        </w:rPr>
+        <w:t>Read the labels and values. Explain the relationship the model shows.</w:t>
+      </w:r>
+    </w:p>
+    <w:p>
+      <w:pPr>
+        <w:pStyle w:val="Heading3"/>
+      </w:pPr>
+      <w:r>
+        <w:t>My picture explanation, deciding evidence and one limit</w:t>
+      </w:r>
+    </w:p>
+    <w:p>
+      <w:r>
+        <w:t>________________________________________________________________</w:t>
+      </w:r>
+    </w:p>
+    <w:p>
+      <w:r>
+        <w:t>________________________________________________________________</w:t>
+      </w:r>
+    </w:p>
+    <w:p>
+      <w:r>
+        <w:t>________________________________________________________________</w:t>
+      </w:r>
+    </w:p>
+    <w:p>
+      <w:r>
+        <w:t>________________________________________________________________</w:t>
+      </w:r>
+    </w:p>
+    <w:p>
+      <w:pPr>
+        <w:pStyle w:val="Heading3"/>
+      </w:pPr>
+      <w:r>
+        <w:t>04. Change one thing. Trace what follows.</w:t>
+      </w:r>
+    </w:p>
+    <w:p>
+      <w:r>
+        <w:drawing>
+          <wp:inline xmlns:a="http://schemas.openxmlformats.org/drawingml/2006/main" xmlns:pic="http://schemas.openxmlformats.org/drawingml/2006/picture">
+            <wp:extent cx="5486400" cy="3026664"/>
+            <wp:docPr id="5" name="Picture 5" descr="Original case: At w = 0 mean gradient=(-4+0)/2=-2; one full-batch update gives w = 0.2. Changed condition: Use only one full-batch update after reversing record order. Expected result: The updated weight remains 0.2. Reason: The same mean of the two starting gradients is unchanged by their order."/>
+            <wp:cNvGraphicFramePr>
+              <a:graphicFrameLocks noChangeAspect="1"/>
+            </wp:cNvGraphicFramePr>
+            <a:graphic>
+              <a:graphicData uri="http://schemas.openxmlformats.org/drawingml/2006/picture">
+                <pic:pic>
+                  <pic:nvPicPr>
+                    <pic:cNvPr id="0" name="academy-story-ai-5-13-04.png"/>
+                    <pic:cNvPicPr/>
+                  </pic:nvPicPr>
+                  <pic:blipFill>
+                    <a:blip r:embed="rId13"/>
+                    <a:stretch>
+                      <a:fillRect/>
+                    </a:stretch>
+                  </pic:blipFill>
+                  <pic:spPr>
+                    <a:xfrm>
+                      <a:off x="0" y="0"/>
+                      <a:ext cx="5486400" cy="3026664"/>
+                    </a:xfrm>
+                    <a:prstGeom prst="rect"/>
+                  </pic:spPr>
+                </pic:pic>
+              </a:graphicData>
+            </a:graphic>
+          </wp:inline>
+        </w:drawing>
+      </w:r>
+    </w:p>
+    <w:p>
+      <w:pPr>
+        <w:spacing w:line="336" w:lineRule="auto" w:after="180"/>
+      </w:pPr>
+      <w:r>
+        <w:rPr>
+          <w:b w:val="0"/>
+        </w:rPr>
+        <w:t>Original case: At w = 0 mean gradient=(-4+0)/2=-2; one full-</w:t>
+      </w:r>
+      <w:r>
+        <w:rPr>
+          <w:b/>
+        </w:rPr>
+        <w:t>batch</w:t>
+      </w:r>
+      <w:r>
+        <w:rPr>
+          <w:b w:val="0"/>
+        </w:rPr>
+        <w:t xml:space="preserve"> </w:t>
+      </w:r>
+      <w:r>
+        <w:rPr>
+          <w:b/>
+        </w:rPr>
+        <w:t>update</w:t>
+      </w:r>
+      <w:r>
+        <w:rPr>
+          <w:b w:val="0"/>
+        </w:rPr>
+        <w:t xml:space="preserve"> gives w = 0.2. Changed condition: Use only one full-</w:t>
+      </w:r>
+      <w:r>
+        <w:rPr>
+          <w:b/>
+        </w:rPr>
+        <w:t>batch</w:t>
+      </w:r>
+      <w:r>
+        <w:rPr>
+          <w:b w:val="0"/>
+        </w:rPr>
+        <w:t xml:space="preserve"> </w:t>
+      </w:r>
+      <w:r>
+        <w:rPr>
+          <w:b/>
+        </w:rPr>
+        <w:t>update</w:t>
+      </w:r>
+      <w:r>
+        <w:rPr>
+          <w:b w:val="0"/>
+        </w:rPr>
+        <w:t xml:space="preserve"> after reversing record order. Expected result: The </w:t>
+      </w:r>
+      <w:r>
+        <w:rPr>
+          <w:b/>
+        </w:rPr>
+        <w:t>update</w:t>
+      </w:r>
+      <w:r>
+        <w:rPr>
+          <w:b w:val="0"/>
+        </w:rPr>
+        <w:t>d weight remains 0.2.</w:t>
+      </w:r>
+    </w:p>
+    <w:p>
+      <w:pPr>
+        <w:spacing w:line="336" w:lineRule="auto" w:after="180"/>
+      </w:pPr>
+      <w:r>
+        <w:rPr>
+          <w:b w:val="0"/>
+        </w:rPr>
+        <w:t>Reason: The same mean of the two starting gradients is unchanged by their order.</w:t>
+      </w:r>
+    </w:p>
+    <w:p>
+      <w:pPr>
+        <w:spacing w:line="336" w:lineRule="auto" w:after="180"/>
+        <w:shd w:fill="F5F1FB"/>
+      </w:pPr>
+      <w:r>
+        <w:rPr>
+          <w:b w:val="0"/>
+        </w:rPr>
+        <w:t>Predict before checking the worked changed-case result. Name what changed and what the supplied facts allow you to conclude.</w:t>
+      </w:r>
+    </w:p>
+    <w:p>
+      <w:pPr>
+        <w:pStyle w:val="Heading3"/>
+      </w:pPr>
+      <w:r>
+        <w:t>My picture explanation, deciding evidence and one limit</w:t>
+      </w:r>
+    </w:p>
+    <w:p>
+      <w:r>
+        <w:t>________________________________________________________________</w:t>
+      </w:r>
+    </w:p>
+    <w:p>
+      <w:r>
+        <w:t>________________________________________________________________</w:t>
+      </w:r>
+    </w:p>
+    <w:p>
+      <w:r>
+        <w:t>________________________________________________________________</w:t>
+      </w:r>
+    </w:p>
+    <w:p>
+      <w:r>
+        <w:t>________________________________________________________________</w:t>
+      </w:r>
+    </w:p>
+    <w:p>
+      <w:pPr>
+        <w:pStyle w:val="Heading3"/>
+      </w:pPr>
+      <w:r>
+        <w:t>05. Connect the explanation to its limit</w:t>
+      </w:r>
+    </w:p>
+    <w:p>
+      <w:r>
+        <w:drawing>
+          <wp:inline xmlns:a="http://schemas.openxmlformats.org/drawingml/2006/main" xmlns:pic="http://schemas.openxmlformats.org/drawingml/2006/picture">
+            <wp:extent cx="5486400" cy="2834640"/>
+            <wp:docPr id="6" name="Picture 6" descr="A single-example update changes the weight before the next example’s gradient is calculated. Reversing the example order can therefore change the path. A full-batch update computes both gradients at the same starting weight and averages them before changing that weight. The distinction is when the update occurs, not whether the examples have different labels. Limit: Different order effects do not mean a universally better batching strategy; compare declared schedules and budgets fairly."/>
+            <wp:cNvGraphicFramePr>
+              <a:graphicFrameLocks noChangeAspect="1"/>
+            </wp:cNvGraphicFramePr>
+            <a:graphic>
+              <a:graphicData uri="http://schemas.openxmlformats.org/drawingml/2006/picture">
+                <pic:pic>
+                  <pic:nvPicPr>
+                    <pic:cNvPr id="0" name="academy-story-ai-5-13-05.png"/>
+                    <pic:cNvPicPr/>
+                  </pic:nvPicPr>
+                  <pic:blipFill>
+                    <a:blip r:embed="rId14"/>
+                    <a:stretch>
+                      <a:fillRect/>
+                    </a:stretch>
+                  </pic:blipFill>
+                  <pic:spPr>
+                    <a:xfrm>
+                      <a:off x="0" y="0"/>
+                      <a:ext cx="5486400" cy="2834640"/>
+                    </a:xfrm>
+                    <a:prstGeom prst="rect"/>
+                  </pic:spPr>
+                </pic:pic>
+              </a:graphicData>
+            </a:graphic>
+          </wp:inline>
+        </w:drawing>
+      </w:r>
+    </w:p>
+    <w:p>
+      <w:pPr>
+        <w:spacing w:line="336" w:lineRule="auto" w:after="180"/>
+      </w:pPr>
+      <w:r>
+        <w:rPr>
+          <w:b w:val="0"/>
+        </w:rPr>
+        <w:t xml:space="preserve">A single-example </w:t>
+      </w:r>
+      <w:r>
+        <w:rPr>
+          <w:b/>
+        </w:rPr>
+        <w:t>update</w:t>
+      </w:r>
+      <w:r>
+        <w:rPr>
+          <w:b w:val="0"/>
+        </w:rPr>
+        <w:t xml:space="preserve"> changes the weight before the next example’s gradient is calculated. Reversing the example order can therefore change the path.</w:t>
+      </w:r>
+    </w:p>
+    <w:p>
+      <w:pPr>
+        <w:spacing w:line="336" w:lineRule="auto" w:after="180"/>
+      </w:pPr>
+      <w:r>
+        <w:rPr>
+          <w:b w:val="0"/>
+        </w:rPr>
+        <w:t>A full-</w:t>
+      </w:r>
+      <w:r>
+        <w:rPr>
+          <w:b/>
+        </w:rPr>
+        <w:t>batch</w:t>
+      </w:r>
+      <w:r>
+        <w:rPr>
+          <w:b w:val="0"/>
+        </w:rPr>
+        <w:t xml:space="preserve"> </w:t>
+      </w:r>
+      <w:r>
+        <w:rPr>
+          <w:b/>
+        </w:rPr>
+        <w:t>update</w:t>
+      </w:r>
+      <w:r>
+        <w:rPr>
+          <w:b w:val="0"/>
+        </w:rPr>
+        <w:t xml:space="preserve"> computes both gradients at the same starting weight and averages them before changing that weight. The distinction is when the </w:t>
+      </w:r>
+      <w:r>
+        <w:rPr>
+          <w:b/>
+        </w:rPr>
+        <w:t>update</w:t>
+      </w:r>
+      <w:r>
+        <w:rPr>
+          <w:b w:val="0"/>
+        </w:rPr>
+        <w:t xml:space="preserve"> occurs, not whether the examples have different labels.</w:t>
+      </w:r>
+    </w:p>
+    <w:p>
+      <w:pPr>
+        <w:spacing w:line="336" w:lineRule="auto" w:after="180"/>
+      </w:pPr>
+      <w:r>
+        <w:rPr>
+          <w:b w:val="0"/>
+        </w:rPr>
+        <w:t xml:space="preserve">Limit: Different order effects do not mean a universally better </w:t>
+      </w:r>
+      <w:r>
+        <w:rPr>
+          <w:b/>
+        </w:rPr>
+        <w:t>batch</w:t>
+      </w:r>
+      <w:r>
+        <w:rPr>
+          <w:b w:val="0"/>
+        </w:rPr>
+        <w:t>ing strategy; compare declared schedules and budgets fairly.</w:t>
+      </w:r>
+    </w:p>
+    <w:p>
+      <w:pPr>
+        <w:spacing w:line="336" w:lineRule="auto" w:after="180"/>
+        <w:shd w:fill="F5F1FB"/>
+      </w:pPr>
+      <w:r>
+        <w:rPr>
+          <w:b w:val="0"/>
+        </w:rPr>
+        <w:t>Explain the case, then point to a limit on the claim.</w:t>
+      </w:r>
+    </w:p>
+    <w:p>
+      <w:pPr>
+        <w:pStyle w:val="Heading3"/>
+      </w:pPr>
+      <w:r>
+        <w:t>My picture explanation, deciding evidence and one limit</w:t>
+      </w:r>
+    </w:p>
+    <w:p>
+      <w:r>
+        <w:t>________________________________________________________________</w:t>
+      </w:r>
+    </w:p>
+    <w:p>
+      <w:r>
+        <w:t>________________________________________________________________</w:t>
+      </w:r>
+    </w:p>
+    <w:p>
+      <w:r>
+        <w:t>________________________________________________________________</w:t>
+      </w:r>
+    </w:p>
+    <w:p>
+      <w:r>
+        <w:t>________________________________________________________________</w:t>
+      </w:r>
+    </w:p>
+    <w:p>
+      <w:pPr>
+        <w:pStyle w:val="Heading3"/>
+      </w:pPr>
+      <w:r>
+        <w:t>06. Make the idea visible in your project</w:t>
+      </w:r>
+    </w:p>
+    <w:p>
+      <w:r>
+        <w:drawing>
+          <wp:inline xmlns:a="http://schemas.openxmlformats.org/drawingml/2006/main" xmlns:pic="http://schemas.openxmlformats.org/drawingml/2006/picture">
+            <wp:extent cx="5486400" cy="3681984"/>
+            <wp:docPr id="7" name="Picture 7" descr="For your Image-pattern Network Investigation, save the input, procedure, observed result and limitation of this check. Label this worked example as practice; use a different, previously unreviewed case when checking independent understanding. Draw your input, deciding step, result and limit. Supported question: Why do the single-example orders finish at different weights? Point to the relevant step in the picture, then write the changed result and the rule or evidence that supports it."/>
+            <wp:cNvGraphicFramePr>
+              <a:graphicFrameLocks noChangeAspect="1"/>
+            </wp:cNvGraphicFramePr>
+            <a:graphic>
+              <a:graphicData uri="http://schemas.openxmlformats.org/drawingml/2006/picture">
+                <pic:pic>
+                  <pic:nvPicPr>
+                    <pic:cNvPr id="0" name="academy-story-ai-5-13-06.png"/>
+                    <pic:cNvPicPr/>
+                  </pic:nvPicPr>
+                  <pic:blipFill>
+                    <a:blip r:embed="rId15"/>
+                    <a:stretch>
+                      <a:fillRect/>
+                    </a:stretch>
+                  </pic:blipFill>
+                  <pic:spPr>
+                    <a:xfrm>
+                      <a:off x="0" y="0"/>
+                      <a:ext cx="5486400" cy="3681984"/>
+                    </a:xfrm>
+                    <a:prstGeom prst="rect"/>
+                  </pic:spPr>
+                </pic:pic>
+              </a:graphicData>
+            </a:graphic>
+          </wp:inline>
+        </w:drawing>
+      </w:r>
+    </w:p>
+    <w:p>
+      <w:pPr>
+        <w:spacing w:line="336" w:lineRule="auto" w:after="180"/>
+      </w:pPr>
+      <w:r>
+        <w:rPr>
+          <w:b w:val="0"/>
+        </w:rPr>
+        <w:t xml:space="preserve">For your Image-pattern Network Investigation, save the </w:t>
+      </w:r>
+      <w:r>
+        <w:rPr>
+          <w:b/>
+        </w:rPr>
+        <w:t>input</w:t>
+      </w:r>
+      <w:r>
+        <w:rPr>
+          <w:b w:val="0"/>
+        </w:rPr>
+        <w:t>, procedure, observed result and limitation of this check.</w:t>
+      </w:r>
+    </w:p>
+    <w:p>
+      <w:pPr>
+        <w:spacing w:line="336" w:lineRule="auto" w:after="180"/>
+      </w:pPr>
+      <w:r>
+        <w:rPr>
+          <w:b w:val="0"/>
+        </w:rPr>
+        <w:t xml:space="preserve">Label this worked example as practice; use a different, previously unreviewed case when checking independent understanding. Draw your </w:t>
+      </w:r>
+      <w:r>
+        <w:rPr>
+          <w:b/>
+        </w:rPr>
+        <w:t>input</w:t>
+      </w:r>
+      <w:r>
+        <w:rPr>
+          <w:b w:val="0"/>
+        </w:rPr>
+        <w:t>, deciding step, result and limit.</w:t>
+      </w:r>
+    </w:p>
+    <w:p>
+      <w:pPr>
+        <w:spacing w:line="336" w:lineRule="auto" w:after="180"/>
+      </w:pPr>
+      <w:r>
+        <w:rPr>
+          <w:b w:val="0"/>
+        </w:rPr>
+        <w:t xml:space="preserve">Supported question: Why do the single-example orders finish at different weights? Point to the relevant step in the picture, then write the changed result and the rule or </w:t>
+      </w:r>
+      <w:r>
+        <w:rPr>
+          <w:b/>
+        </w:rPr>
+        <w:t>evidence</w:t>
+      </w:r>
+      <w:r>
+        <w:rPr>
+          <w:b w:val="0"/>
+        </w:rPr>
+        <w:t xml:space="preserve"> that supports it.</w:t>
+      </w:r>
+    </w:p>
+    <w:p>
+      <w:pPr>
+        <w:spacing w:line="336" w:lineRule="auto" w:after="180"/>
+        <w:shd w:fill="F5F1FB"/>
+      </w:pPr>
+      <w:r>
+        <w:rPr>
+          <w:b w:val="0"/>
+        </w:rPr>
+        <w:t xml:space="preserve">Draw your project trace and justify the deciding step using </w:t>
+      </w:r>
+      <w:r>
+        <w:rPr>
+          <w:b/>
+        </w:rPr>
+        <w:t>evidence</w:t>
+      </w:r>
+      <w:r>
+        <w:rPr>
+          <w:b w:val="0"/>
+        </w:rPr>
+        <w:t>.</w:t>
+      </w:r>
+    </w:p>
+    <w:p>
+      <w:pPr>
+        <w:pStyle w:val="Heading3"/>
+      </w:pPr>
+      <w:r>
+        <w:t>My picture explanation, deciding evidence and one limit</w:t>
       </w:r>
     </w:p>
     <w:p>

--- a/downloads/workbook/ai-5-week-13.docx
+++ b/downloads/workbook/ai-5-week-13.docx
@@ -180,6 +180,504 @@
     <w:p>
       <w:r>
         <w:t>________________________________________________________________</w:t>
+      </w:r>
+    </w:p>
+    <w:p>
+      <w:pPr>
+        <w:pStyle w:val="Heading3"/>
+      </w:pPr>
+      <w:r>
+        <w:t>Lesson reference for workbook practice</w:t>
+      </w:r>
+    </w:p>
+    <w:p>
+      <w:pPr>
+        <w:spacing w:line="336" w:lineRule="auto" w:after="180"/>
+        <w:shd w:fill="F1F6F8"/>
+      </w:pPr>
+      <w:r>
+        <w:rPr>
+          <w:b w:val="0"/>
+        </w:rPr>
+        <w:t>Use this reference for the original W1–W3 and W5 exercises. The separately named independent case supplies its own changed facts; use those facts for that attempt before feedback.</w:t>
+      </w:r>
+    </w:p>
+    <w:p>
+      <w:pPr>
+        <w:spacing w:line="336" w:lineRule="auto" w:after="180"/>
+      </w:pPr>
+      <w:r>
+        <w:rPr>
+          <w:b w:val="0"/>
+        </w:rPr>
+        <w:t xml:space="preserve">In Week 12 every </w:t>
+      </w:r>
+      <w:r>
+        <w:rPr>
+          <w:b/>
+        </w:rPr>
+        <w:t>update</w:t>
+      </w:r>
+      <w:r>
+        <w:rPr>
+          <w:b w:val="0"/>
+        </w:rPr>
+        <w:t xml:space="preserve"> used both </w:t>
+      </w:r>
+      <w:r>
+        <w:rPr>
+          <w:b/>
+        </w:rPr>
+        <w:t>training</w:t>
+      </w:r>
+      <w:r>
+        <w:rPr>
+          <w:b w:val="0"/>
+        </w:rPr>
+        <w:t xml:space="preserve"> examples. We now keep the same network h = ReLU(x), y = vh, with only v trained, and divide the data into </w:t>
+      </w:r>
+      <w:r>
+        <w:rPr>
+          <w:b/>
+        </w:rPr>
+        <w:t>batch</w:t>
+      </w:r>
+      <w:r>
+        <w:rPr>
+          <w:b w:val="0"/>
+        </w:rPr>
+        <w:t xml:space="preserve">es. In this lesson each nonempty </w:t>
+      </w:r>
+      <w:r>
+        <w:rPr>
+          <w:b/>
+        </w:rPr>
+        <w:t>batch</w:t>
+      </w:r>
+      <w:r>
+        <w:rPr>
+          <w:b w:val="0"/>
+        </w:rPr>
+        <w:t xml:space="preserve"> produces exactly one </w:t>
+      </w:r>
+      <w:r>
+        <w:rPr>
+          <w:b/>
+        </w:rPr>
+        <w:t>update</w:t>
+      </w:r>
+      <w:r>
+        <w:rPr>
+          <w:b w:val="0"/>
+        </w:rPr>
+        <w:t>.</w:t>
+      </w:r>
+    </w:p>
+    <w:p>
+      <w:pPr>
+        <w:spacing w:line="336" w:lineRule="auto" w:after="180"/>
+      </w:pPr>
+      <w:r>
+        <w:rPr>
+          <w:b w:val="0"/>
+        </w:rPr>
+        <w:t xml:space="preserve">An </w:t>
+      </w:r>
+      <w:r>
+        <w:rPr>
+          <w:b/>
+        </w:rPr>
+        <w:t>epoch</w:t>
+      </w:r>
+      <w:r>
+        <w:rPr>
+          <w:b w:val="0"/>
+        </w:rPr>
+        <w:t xml:space="preserve"> visits every </w:t>
+      </w:r>
+      <w:r>
+        <w:rPr>
+          <w:b/>
+        </w:rPr>
+        <w:t>training</w:t>
+      </w:r>
+      <w:r>
+        <w:rPr>
+          <w:b w:val="0"/>
+        </w:rPr>
+        <w:t xml:space="preserve"> example exactly once, without replacement. These rules make the counts unambiguous.</w:t>
+      </w:r>
+    </w:p>
+    <w:p>
+      <w:pPr>
+        <w:spacing w:line="336" w:lineRule="auto" w:after="180"/>
+      </w:pPr>
+      <w:r>
+        <w:rPr>
+          <w:b w:val="0"/>
+        </w:rPr>
+        <w:t xml:space="preserve">Imagine five fictional records A through E in fixed order. With </w:t>
+      </w:r>
+      <w:r>
+        <w:rPr>
+          <w:b/>
+        </w:rPr>
+        <w:t>batch size</w:t>
+      </w:r>
+      <w:r>
+        <w:rPr>
+          <w:b w:val="0"/>
+        </w:rPr>
+        <w:t xml:space="preserve"> 2, the groups are [A, B], [C, D] and [E]. Keep the smaller last </w:t>
+      </w:r>
+      <w:r>
+        <w:rPr>
+          <w:b/>
+        </w:rPr>
+        <w:t>batch</w:t>
+      </w:r>
+      <w:r>
+        <w:rPr>
+          <w:b w:val="0"/>
+        </w:rPr>
+        <w:t>.</w:t>
+      </w:r>
+    </w:p>
+    <w:p>
+      <w:pPr>
+        <w:spacing w:line="336" w:lineRule="auto" w:after="180"/>
+      </w:pPr>
+      <w:r>
+        <w:rPr>
+          <w:b w:val="0"/>
+        </w:rPr>
+        <w:t xml:space="preserve">One </w:t>
+      </w:r>
+      <w:r>
+        <w:rPr>
+          <w:b/>
+        </w:rPr>
+        <w:t>epoch</w:t>
+      </w:r>
+      <w:r>
+        <w:rPr>
+          <w:b w:val="0"/>
+        </w:rPr>
+        <w:t xml:space="preserve"> has three </w:t>
+      </w:r>
+      <w:r>
+        <w:rPr>
+          <w:b/>
+        </w:rPr>
+        <w:t>batch</w:t>
+      </w:r>
+      <w:r>
+        <w:rPr>
+          <w:b w:val="0"/>
+        </w:rPr>
+        <w:t xml:space="preserve">es and three </w:t>
+      </w:r>
+      <w:r>
+        <w:rPr>
+          <w:b/>
+        </w:rPr>
+        <w:t>update</w:t>
+      </w:r>
+      <w:r>
+        <w:rPr>
+          <w:b w:val="0"/>
+        </w:rPr>
+        <w:t xml:space="preserve">s; two </w:t>
+      </w:r>
+      <w:r>
+        <w:rPr>
+          <w:b/>
+        </w:rPr>
+        <w:t>epoch</w:t>
+      </w:r>
+      <w:r>
+        <w:rPr>
+          <w:b w:val="0"/>
+        </w:rPr>
+        <w:t xml:space="preserve">s have six </w:t>
+      </w:r>
+      <w:r>
+        <w:rPr>
+          <w:b/>
+        </w:rPr>
+        <w:t>update</w:t>
+      </w:r>
+      <w:r>
+        <w:rPr>
+          <w:b w:val="0"/>
+        </w:rPr>
+        <w:t>s and ten example visits.</w:t>
+      </w:r>
+    </w:p>
+    <w:tbl>
+      <w:tblPr>
+        <w:tblStyle w:val="LightShading-Accent1"/>
+        <w:tblW w:type="auto" w:w="0"/>
+        <w:tblLook w:firstColumn="1" w:firstRow="1" w:lastColumn="0" w:lastRow="0" w:noHBand="0" w:noVBand="1" w:val="04A0"/>
+      </w:tblPr>
+      <w:tblGrid>
+        <w:gridCol w:w="2556"/>
+        <w:gridCol w:w="2556"/>
+        <w:gridCol w:w="2556"/>
+        <w:gridCol w:w="2556"/>
+      </w:tblGrid>
+      <w:tr>
+        <w:trPr>
+          <w:tblHeader/>
+        </w:trPr>
+        <w:tc>
+          <w:tcPr>
+            <w:tcW w:type="dxa" w:w="2556"/>
+          </w:tcPr>
+          <w:p>
+            <w:r>
+              <w:t>Training rows</w:t>
+            </w:r>
+          </w:p>
+        </w:tc>
+        <w:tc>
+          <w:tcPr>
+            <w:tcW w:type="dxa" w:w="2556"/>
+          </w:tcPr>
+          <w:p>
+            <w:r>
+              <w:t>Batch size</w:t>
+            </w:r>
+          </w:p>
+        </w:tc>
+        <w:tc>
+          <w:tcPr>
+            <w:tcW w:type="dxa" w:w="2556"/>
+          </w:tcPr>
+          <w:p>
+            <w:r>
+              <w:t>Batch lengths</w:t>
+            </w:r>
+          </w:p>
+        </w:tc>
+        <w:tc>
+          <w:tcPr>
+            <w:tcW w:type="dxa" w:w="2556"/>
+          </w:tcPr>
+          <w:p>
+            <w:r>
+              <w:t>Updates per epoch</w:t>
+            </w:r>
+          </w:p>
+        </w:tc>
+      </w:tr>
+      <w:tr>
+        <w:tc>
+          <w:tcPr>
+            <w:tcW w:type="dxa" w:w="2556"/>
+          </w:tcPr>
+          <w:p>
+            <w:r>
+              <w:t>5</w:t>
+            </w:r>
+          </w:p>
+        </w:tc>
+        <w:tc>
+          <w:tcPr>
+            <w:tcW w:type="dxa" w:w="2556"/>
+          </w:tcPr>
+          <w:p>
+            <w:r>
+              <w:t>2</w:t>
+            </w:r>
+          </w:p>
+        </w:tc>
+        <w:tc>
+          <w:tcPr>
+            <w:tcW w:type="dxa" w:w="2556"/>
+          </w:tcPr>
+          <w:p>
+            <w:r>
+              <w:t>2, 2, 1</w:t>
+            </w:r>
+          </w:p>
+        </w:tc>
+        <w:tc>
+          <w:tcPr>
+            <w:tcW w:type="dxa" w:w="2556"/>
+          </w:tcPr>
+          <w:p>
+            <w:r>
+              <w:t>3</w:t>
+            </w:r>
+          </w:p>
+        </w:tc>
+      </w:tr>
+      <w:tr>
+        <w:tc>
+          <w:tcPr>
+            <w:tcW w:type="dxa" w:w="2556"/>
+          </w:tcPr>
+          <w:p>
+            <w:r>
+              <w:t>5</w:t>
+            </w:r>
+          </w:p>
+        </w:tc>
+        <w:tc>
+          <w:tcPr>
+            <w:tcW w:type="dxa" w:w="2556"/>
+          </w:tcPr>
+          <w:p>
+            <w:r>
+              <w:t>5</w:t>
+            </w:r>
+          </w:p>
+        </w:tc>
+        <w:tc>
+          <w:tcPr>
+            <w:tcW w:type="dxa" w:w="2556"/>
+          </w:tcPr>
+          <w:p>
+            <w:r>
+              <w:t>5</w:t>
+            </w:r>
+          </w:p>
+        </w:tc>
+        <w:tc>
+          <w:tcPr>
+            <w:tcW w:type="dxa" w:w="2556"/>
+          </w:tcPr>
+          <w:p>
+            <w:r>
+              <w:t>1</w:t>
+            </w:r>
+          </w:p>
+        </w:tc>
+      </w:tr>
+      <w:tr>
+        <w:tc>
+          <w:tcPr>
+            <w:tcW w:type="dxa" w:w="2556"/>
+          </w:tcPr>
+          <w:p>
+            <w:r>
+              <w:t>5</w:t>
+            </w:r>
+          </w:p>
+        </w:tc>
+        <w:tc>
+          <w:tcPr>
+            <w:tcW w:type="dxa" w:w="2556"/>
+          </w:tcPr>
+          <w:p>
+            <w:r>
+              <w:t>1</w:t>
+            </w:r>
+          </w:p>
+        </w:tc>
+        <w:tc>
+          <w:tcPr>
+            <w:tcW w:type="dxa" w:w="2556"/>
+          </w:tcPr>
+          <w:p>
+            <w:r>
+              <w:t>1, 1, 1, 1, 1</w:t>
+            </w:r>
+          </w:p>
+        </w:tc>
+        <w:tc>
+          <w:tcPr>
+            <w:tcW w:type="dxa" w:w="2556"/>
+          </w:tcPr>
+          <w:p>
+            <w:r>
+              <w:t>5</w:t>
+            </w:r>
+          </w:p>
+        </w:tc>
+      </w:tr>
+    </w:tbl>
+    <w:p>
+      <w:pPr>
+        <w:spacing w:line="336" w:lineRule="auto" w:after="180"/>
+      </w:pPr>
+      <w:r>
+        <w:rPr>
+          <w:b w:val="0"/>
+        </w:rPr>
+        <w:t xml:space="preserve">When the last </w:t>
+      </w:r>
+      <w:r>
+        <w:rPr>
+          <w:b/>
+        </w:rPr>
+        <w:t>batch</w:t>
+      </w:r>
+      <w:r>
+        <w:rPr>
+          <w:b w:val="0"/>
+        </w:rPr>
+        <w:t xml:space="preserve"> is retained, </w:t>
+      </w:r>
+      <w:r>
+        <w:rPr>
+          <w:b/>
+        </w:rPr>
+        <w:t>update</w:t>
+      </w:r>
+      <w:r>
+        <w:rPr>
+          <w:b w:val="0"/>
+        </w:rPr>
+        <w:t xml:space="preserve">s per </w:t>
+      </w:r>
+      <w:r>
+        <w:rPr>
+          <w:b/>
+        </w:rPr>
+        <w:t>epoch</w:t>
+      </w:r>
+      <w:r>
+        <w:rPr>
+          <w:b w:val="0"/>
+        </w:rPr>
+        <w:t xml:space="preserve"> equal the row count divided by </w:t>
+      </w:r>
+      <w:r>
+        <w:rPr>
+          <w:b/>
+        </w:rPr>
+        <w:t>batch size</w:t>
+      </w:r>
+      <w:r>
+        <w:rPr>
+          <w:b w:val="0"/>
+        </w:rPr>
+        <w:t xml:space="preserve"> rounded up. A program that drops the final incomplete </w:t>
+      </w:r>
+      <w:r>
+        <w:rPr>
+          <w:b/>
+        </w:rPr>
+        <w:t>batch</w:t>
+      </w:r>
+      <w:r>
+        <w:rPr>
+          <w:b w:val="0"/>
+        </w:rPr>
+        <w:t xml:space="preserve"> follows a different rule and omits examples in that pass.</w:t>
+      </w:r>
+    </w:p>
+    <w:p>
+      <w:pPr>
+        <w:spacing w:line="336" w:lineRule="auto" w:after="180"/>
+      </w:pPr>
+      <w:r>
+        <w:rPr>
+          <w:b w:val="0"/>
+        </w:rPr>
+        <w:t>Record the rule instead of silently changing the denominator.</w:t>
       </w:r>
     </w:p>
     <w:p>

--- a/downloads/workbook/ai-5-week-13.docx
+++ b/downloads/workbook/ai-5-week-13.docx
@@ -25,22 +25,45 @@
         <w:pStyle w:val="Heading1"/>
       </w:pPr>
       <w:r>
-        <w:t>01. Recall and choose your starting point</w:t>
-      </w:r>
-    </w:p>
-    <w:p>
-      <w:r>
-        <w:t>Record your starting explanation for Batching and epochs before opening notes. Show any later correction separately.</w:t>
-      </w:r>
-    </w:p>
-    <w:p>
-      <w:pPr>
-        <w:spacing w:line="336" w:lineRule="auto" w:after="180"/>
-      </w:pPr>
-      <w:r>
-        <w:rPr>
-          <w:b w:val="0"/>
-        </w:rPr>
+        <w:t>One readable batching and aggregation record.</w:t>
+      </w:r>
+    </w:p>
+    <w:p>
+      <w:r>
+        <w:t>Count schedules,repair stale gradients and weight unequal batch means correctly.</w:t>
+      </w:r>
+    </w:p>
+    <w:p>
+      <w:r>
+        <w:t>W1–W3/W5 → selected new order case → project schedule ledger → changed-case return.</w:t>
+      </w:r>
+    </w:p>
+    <w:p>
+      <w:pPr>
+        <w:pStyle w:val="Heading1"/>
+      </w:pPr>
+      <w:r>
+        <w:t>01. Recall · Retrieve before notes</w:t>
+      </w:r>
+    </w:p>
+    <w:p>
+      <w:r>
+        <w:t>Keep this task’s inputs,rule and response together.</w:t>
+      </w:r>
+    </w:p>
+    <w:p>
+      <w:pPr>
+        <w:pStyle w:val="Heading2"/>
+      </w:pPr>
+      <w:r>
+        <w:t>Complete task and evidence</w:t>
+      </w:r>
+    </w:p>
+    <w:p>
+      <w:pPr>
+        <w:pStyle w:val="ListBullet"/>
+      </w:pPr>
+      <w:r>
         <w:t>Try the recall before opening notes. Then use a different colour or a labelled second line to correct your explanation.</w:t>
       </w:r>
     </w:p>
@@ -54,25 +77,10 @@
     </w:p>
     <w:p>
       <w:pPr>
-        <w:spacing w:line="336" w:lineRule="auto" w:after="180"/>
-      </w:pPr>
-      <w:r>
-        <w:rPr>
-          <w:b w:val="0"/>
-        </w:rPr>
-        <w:t xml:space="preserve">Without opening the old lesson, explain one key idea from </w:t>
-      </w:r>
-      <w:r>
-        <w:rPr>
-          <w:b/>
-        </w:rPr>
-        <w:t>Training</w:t>
-      </w:r>
-      <w:r>
-        <w:rPr>
-          <w:b w:val="0"/>
-        </w:rPr>
-        <w:t xml:space="preserve"> a small network. Give an example and a mistake that the idea helps you avoid.</w:t>
+        <w:pStyle w:val="ListBullet"/>
+      </w:pPr>
+      <w:r>
+        <w:t>Without opening the old lesson, explain one key idea from Training a small network. Give an example and a mistake that the idea helps you avoid.</w:t>
       </w:r>
     </w:p>
     <w:p>
@@ -108,12 +116,9 @@
     </w:p>
     <w:p>
       <w:pPr>
-        <w:spacing w:line="336" w:lineRule="auto" w:after="180"/>
-      </w:pPr>
-      <w:r>
-        <w:rPr>
-          <w:b w:val="0"/>
-        </w:rPr>
+        <w:pStyle w:val="ListBullet"/>
+      </w:pPr>
+      <w:r>
         <w:t>Without opening the old lesson, explain one key idea from Gradients with a numerical check. Give an example and a mistake that the idea helps you avoid.</w:t>
       </w:r>
     </w:p>
@@ -150,12 +155,9 @@
     </w:p>
     <w:p>
       <w:pPr>
-        <w:spacing w:line="336" w:lineRule="auto" w:after="180"/>
-      </w:pPr>
-      <w:r>
-        <w:rPr>
-          <w:b w:val="0"/>
-        </w:rPr>
+        <w:pStyle w:val="ListBullet"/>
+      </w:pPr>
+      <w:r>
         <w:t>Without opening the old lesson, explain one key idea from Parameters and architecture. Give an example and a mistake that the idea helps you avoid.</w:t>
       </w:r>
     </w:p>
@@ -192,226 +194,26 @@
     </w:p>
     <w:p>
       <w:pPr>
-        <w:spacing w:line="336" w:lineRule="auto" w:after="180"/>
-        <w:shd w:fill="F1F6F8"/>
-      </w:pPr>
-      <w:r>
-        <w:rPr>
-          <w:b w:val="0"/>
-        </w:rPr>
+        <w:pStyle w:val="ListBullet"/>
+      </w:pPr>
+      <w:r>
         <w:t>Use this reference for the original W1–W3 and W5 exercises. The separately named independent case supplies its own changed facts; use those facts for that attempt before feedback.</w:t>
       </w:r>
     </w:p>
     <w:p>
       <w:pPr>
-        <w:spacing w:line="336" w:lineRule="auto" w:after="180"/>
-      </w:pPr>
-      <w:r>
-        <w:rPr>
-          <w:b w:val="0"/>
-        </w:rPr>
-        <w:t xml:space="preserve">In Week 12 every </w:t>
-      </w:r>
-      <w:r>
-        <w:rPr>
-          <w:b/>
-        </w:rPr>
-        <w:t>update</w:t>
-      </w:r>
-      <w:r>
-        <w:rPr>
-          <w:b w:val="0"/>
-        </w:rPr>
-        <w:t xml:space="preserve"> used both </w:t>
-      </w:r>
-      <w:r>
-        <w:rPr>
-          <w:b/>
-        </w:rPr>
-        <w:t>training</w:t>
-      </w:r>
-      <w:r>
-        <w:rPr>
-          <w:b w:val="0"/>
-        </w:rPr>
-        <w:t xml:space="preserve"> examples. We now keep the same network h = ReLU(x), y = vh, with only v trained, and divide the data into </w:t>
-      </w:r>
-      <w:r>
-        <w:rPr>
-          <w:b/>
-        </w:rPr>
-        <w:t>batch</w:t>
-      </w:r>
-      <w:r>
-        <w:rPr>
-          <w:b w:val="0"/>
-        </w:rPr>
-        <w:t xml:space="preserve">es. In this lesson each nonempty </w:t>
-      </w:r>
-      <w:r>
-        <w:rPr>
-          <w:b/>
-        </w:rPr>
-        <w:t>batch</w:t>
-      </w:r>
-      <w:r>
-        <w:rPr>
-          <w:b w:val="0"/>
-        </w:rPr>
-        <w:t xml:space="preserve"> produces exactly one </w:t>
-      </w:r>
-      <w:r>
-        <w:rPr>
-          <w:b/>
-        </w:rPr>
-        <w:t>update</w:t>
-      </w:r>
-      <w:r>
-        <w:rPr>
-          <w:b w:val="0"/>
-        </w:rPr>
-        <w:t>.</w:t>
-      </w:r>
-    </w:p>
-    <w:p>
-      <w:pPr>
-        <w:spacing w:line="336" w:lineRule="auto" w:after="180"/>
-      </w:pPr>
-      <w:r>
-        <w:rPr>
-          <w:b w:val="0"/>
-        </w:rPr>
-        <w:t xml:space="preserve">An </w:t>
-      </w:r>
-      <w:r>
-        <w:rPr>
-          <w:b/>
-        </w:rPr>
-        <w:t>epoch</w:t>
-      </w:r>
-      <w:r>
-        <w:rPr>
-          <w:b w:val="0"/>
-        </w:rPr>
-        <w:t xml:space="preserve"> visits every </w:t>
-      </w:r>
-      <w:r>
-        <w:rPr>
-          <w:b/>
-        </w:rPr>
-        <w:t>training</w:t>
-      </w:r>
-      <w:r>
-        <w:rPr>
-          <w:b w:val="0"/>
-        </w:rPr>
-        <w:t xml:space="preserve"> example exactly once, without replacement. These rules make the counts unambiguous.</w:t>
-      </w:r>
-    </w:p>
-    <w:p>
-      <w:pPr>
-        <w:spacing w:line="336" w:lineRule="auto" w:after="180"/>
-      </w:pPr>
-      <w:r>
-        <w:rPr>
-          <w:b w:val="0"/>
-        </w:rPr>
-        <w:t xml:space="preserve">Imagine five fictional records A through E in fixed order. With </w:t>
-      </w:r>
-      <w:r>
-        <w:rPr>
-          <w:b/>
-        </w:rPr>
-        <w:t>batch size</w:t>
-      </w:r>
-      <w:r>
-        <w:rPr>
-          <w:b w:val="0"/>
-        </w:rPr>
-        <w:t xml:space="preserve"> 2, the groups are [A, B], [C, D] and [E]. Keep the smaller last </w:t>
-      </w:r>
-      <w:r>
-        <w:rPr>
-          <w:b/>
-        </w:rPr>
-        <w:t>batch</w:t>
-      </w:r>
-      <w:r>
-        <w:rPr>
-          <w:b w:val="0"/>
-        </w:rPr>
-        <w:t>.</w:t>
-      </w:r>
-    </w:p>
-    <w:p>
-      <w:pPr>
-        <w:spacing w:line="336" w:lineRule="auto" w:after="180"/>
-      </w:pPr>
-      <w:r>
-        <w:rPr>
-          <w:b w:val="0"/>
-        </w:rPr>
-        <w:t xml:space="preserve">One </w:t>
-      </w:r>
-      <w:r>
-        <w:rPr>
-          <w:b/>
-        </w:rPr>
-        <w:t>epoch</w:t>
-      </w:r>
-      <w:r>
-        <w:rPr>
-          <w:b w:val="0"/>
-        </w:rPr>
-        <w:t xml:space="preserve"> has three </w:t>
-      </w:r>
-      <w:r>
-        <w:rPr>
-          <w:b/>
-        </w:rPr>
-        <w:t>batch</w:t>
-      </w:r>
-      <w:r>
-        <w:rPr>
-          <w:b w:val="0"/>
-        </w:rPr>
-        <w:t xml:space="preserve">es and three </w:t>
-      </w:r>
-      <w:r>
-        <w:rPr>
-          <w:b/>
-        </w:rPr>
-        <w:t>update</w:t>
-      </w:r>
-      <w:r>
-        <w:rPr>
-          <w:b w:val="0"/>
-        </w:rPr>
-        <w:t xml:space="preserve">s; two </w:t>
-      </w:r>
-      <w:r>
-        <w:rPr>
-          <w:b/>
-        </w:rPr>
-        <w:t>epoch</w:t>
-      </w:r>
-      <w:r>
-        <w:rPr>
-          <w:b w:val="0"/>
-        </w:rPr>
-        <w:t xml:space="preserve">s have six </w:t>
-      </w:r>
-      <w:r>
-        <w:rPr>
-          <w:b/>
-        </w:rPr>
-        <w:t>update</w:t>
-      </w:r>
-      <w:r>
-        <w:rPr>
-          <w:b w:val="0"/>
-        </w:rPr>
-        <w:t>s and ten example visits.</w:t>
+        <w:pStyle w:val="ListBullet"/>
+      </w:pPr>
+      <w:r>
+        <w:t>In Week 12 every update used both training examples. We now keep the same network h = ReLU(x), y = vh, with only v trained, and divide the data into batches. In this lesson each nonempty batch produces exactly one update. An epoch visits every training example exactly once, without replacement. These rules make the counts unambiguous.</w:t>
+      </w:r>
+    </w:p>
+    <w:p>
+      <w:pPr>
+        <w:pStyle w:val="ListBullet"/>
+      </w:pPr>
+      <w:r>
+        <w:t>Imagine five fictional records A through E in fixed order. With batch size 2, the groups are [A, B], [C, D] and [E]. Keep the smaller last batch. One epoch has three batches and three updates; two epochs have six updates and ten example visits.</w:t>
       </w:r>
     </w:p>
     <w:tbl>
@@ -600,84 +402,10 @@
     </w:tbl>
     <w:p>
       <w:pPr>
-        <w:spacing w:line="336" w:lineRule="auto" w:after="180"/>
-      </w:pPr>
-      <w:r>
-        <w:rPr>
-          <w:b w:val="0"/>
-        </w:rPr>
-        <w:t xml:space="preserve">When the last </w:t>
-      </w:r>
-      <w:r>
-        <w:rPr>
-          <w:b/>
-        </w:rPr>
-        <w:t>batch</w:t>
-      </w:r>
-      <w:r>
-        <w:rPr>
-          <w:b w:val="0"/>
-        </w:rPr>
-        <w:t xml:space="preserve"> is retained, </w:t>
-      </w:r>
-      <w:r>
-        <w:rPr>
-          <w:b/>
-        </w:rPr>
-        <w:t>update</w:t>
-      </w:r>
-      <w:r>
-        <w:rPr>
-          <w:b w:val="0"/>
-        </w:rPr>
-        <w:t xml:space="preserve">s per </w:t>
-      </w:r>
-      <w:r>
-        <w:rPr>
-          <w:b/>
-        </w:rPr>
-        <w:t>epoch</w:t>
-      </w:r>
-      <w:r>
-        <w:rPr>
-          <w:b w:val="0"/>
-        </w:rPr>
-        <w:t xml:space="preserve"> equal the row count divided by </w:t>
-      </w:r>
-      <w:r>
-        <w:rPr>
-          <w:b/>
-        </w:rPr>
-        <w:t>batch size</w:t>
-      </w:r>
-      <w:r>
-        <w:rPr>
-          <w:b w:val="0"/>
-        </w:rPr>
-        <w:t xml:space="preserve"> rounded up. A program that drops the final incomplete </w:t>
-      </w:r>
-      <w:r>
-        <w:rPr>
-          <w:b/>
-        </w:rPr>
-        <w:t>batch</w:t>
-      </w:r>
-      <w:r>
-        <w:rPr>
-          <w:b w:val="0"/>
-        </w:rPr>
-        <w:t xml:space="preserve"> follows a different rule and omits examples in that pass.</w:t>
-      </w:r>
-    </w:p>
-    <w:p>
-      <w:pPr>
-        <w:spacing w:line="336" w:lineRule="auto" w:after="180"/>
-      </w:pPr>
-      <w:r>
-        <w:rPr>
-          <w:b w:val="0"/>
-        </w:rPr>
-        <w:t>Record the rule instead of silently changing the denominator.</w:t>
+        <w:pStyle w:val="ListBullet"/>
+      </w:pPr>
+      <w:r>
+        <w:t>When the last batch is retained, updates per epoch equal the row count divided by batch size rounded up. A program that drops the final incomplete batch follows a different rule and omits examples in that pass. Record the rule instead of silently changing the denominator.</w:t>
       </w:r>
     </w:p>
     <w:p>
@@ -685,147 +413,44 @@
         <w:pStyle w:val="Heading1"/>
       </w:pPr>
       <w:r>
-        <w:t>02. Practise with fading help</w:t>
-      </w:r>
-    </w:p>
-    <w:p>
-      <w:r>
-        <w:t>Complete the supported Batching and epochs trace and record the first step you can explain without help.</w:t>
-      </w:r>
-    </w:p>
-    <w:p>
-      <w:pPr>
-        <w:spacing w:line="336" w:lineRule="auto" w:after="180"/>
-      </w:pPr>
-      <w:r>
-        <w:rPr>
-          <w:b w:val="0"/>
-        </w:rPr>
-        <w:t xml:space="preserve">Use W2: Repair a stale gradient for </w:t>
-      </w:r>
-      <w:r>
-        <w:rPr>
-          <w:b/>
-        </w:rPr>
-        <w:t>Batch</w:t>
-      </w:r>
-      <w:r>
-        <w:rPr>
-          <w:b w:val="0"/>
-        </w:rPr>
-        <w:t xml:space="preserve">ing and </w:t>
-      </w:r>
-      <w:r>
-        <w:rPr>
-          <w:b/>
-        </w:rPr>
-        <w:t>epoch</w:t>
-      </w:r>
-      <w:r>
-        <w:rPr>
-          <w:b w:val="0"/>
-        </w:rPr>
-        <w:t>s. Record the answer once; the lesson and workbook refer to the same attempt.</w:t>
-      </w:r>
-    </w:p>
-    <w:tbl>
-      <w:tblPr>
-        <w:tblStyle w:val="LightShading-Accent1"/>
-        <w:tblW w:type="auto" w:w="0"/>
-        <w:tblLook w:firstColumn="1" w:firstRow="1" w:lastColumn="0" w:lastRow="0" w:noHBand="0" w:noVBand="1" w:val="04A0"/>
-      </w:tblPr>
-      <w:tblGrid>
-        <w:gridCol w:w="2556"/>
-        <w:gridCol w:w="2556"/>
-        <w:gridCol w:w="2556"/>
-        <w:gridCol w:w="2556"/>
-      </w:tblGrid>
-      <w:tr>
-        <w:trPr>
-          <w:tblHeader/>
-        </w:trPr>
-        <w:tc>
-          <w:tcPr>
-            <w:tcW w:type="dxa" w:w="2556"/>
-          </w:tcPr>
-          <w:p>
-            <w:r>
-              <w:t>Given inputs</w:t>
-            </w:r>
-          </w:p>
-        </w:tc>
-        <w:tc>
-          <w:tcPr>
-            <w:tcW w:type="dxa" w:w="2556"/>
-          </w:tcPr>
-          <w:p>
-            <w:r>
-              <w:t>Procedure I chose</w:t>
-            </w:r>
-          </w:p>
-        </w:tc>
-        <w:tc>
-          <w:tcPr>
-            <w:tcW w:type="dxa" w:w="2556"/>
-          </w:tcPr>
-          <w:p>
-            <w:r>
-              <w:t>Middle steps</w:t>
-            </w:r>
-          </w:p>
-        </w:tc>
-        <w:tc>
-          <w:tcPr>
-            <w:tcW w:type="dxa" w:w="2556"/>
-          </w:tcPr>
-          <w:p>
-            <w:r>
-              <w:t>Result and check</w:t>
-            </w:r>
-          </w:p>
-        </w:tc>
-      </w:tr>
-      <w:tr>
-        <w:tc>
-          <w:tcPr>
-            <w:tcW w:type="dxa" w:w="2556"/>
-          </w:tcPr>
-          <w:p>
-            <w:r/>
-          </w:p>
-        </w:tc>
-        <w:tc>
-          <w:tcPr>
-            <w:tcW w:type="dxa" w:w="2556"/>
-          </w:tcPr>
-          <w:p>
-            <w:r/>
-          </w:p>
-        </w:tc>
-        <w:tc>
-          <w:tcPr>
-            <w:tcW w:type="dxa" w:w="2556"/>
-          </w:tcPr>
-          <w:p>
-            <w:r/>
-          </w:p>
-        </w:tc>
-        <w:tc>
-          <w:tcPr>
-            <w:tcW w:type="dxa" w:w="2556"/>
-          </w:tcPr>
-          <w:p>
-            <w:r/>
-          </w:p>
-        </w:tc>
-      </w:tr>
-    </w:tbl>
+        <w:t>05. W1 · Explain the current example</w:t>
+      </w:r>
+    </w:p>
+    <w:p>
+      <w:r>
+        <w:t>Keep this task’s inputs,rule and response together.</w:t>
+      </w:r>
+    </w:p>
+    <w:p>
+      <w:pPr>
+        <w:pStyle w:val="Heading2"/>
+      </w:pPr>
+      <w:r>
+        <w:t>Complete task and evidence</w:t>
+      </w:r>
+    </w:p>
+    <w:p>
+      <w:pPr>
+        <w:pStyle w:val="ListBullet"/>
+      </w:pPr>
+      <w:r>
+        <w:t>One nonempty batch→one update; epoch visits every row once without replacement; retain last short batch. Five IDs, size 2→lengths 2/2/1, 3 updates; 2 epochs6 updates/10 visits. Size5 twoepochs2 updates/10 visits. Main numerical pairsA(1, 2), B(2, 4), hReLU(x), onlyvtrained, start 0, rate.1:ABgradients−4/−12.8, v.4/1.68; BAgradients−16/−.8, v1.6/1.68; fullbatchmean−10→v1. Main matching final values are a coincidence, not general order invariance. PictureA(1, 2), B(2, 0)instead gives AB.08, BA.4, fullbatch.2. Separate fixed squared errors[1, 1, 4, 4, 9]giveMSE19/5=3.8. Frozen sizes 3/1 means2/10 give4. Independent pairs have new targets.</w:t>
+      </w:r>
+    </w:p>
+    <w:p>
+      <w:pPr>
+        <w:pStyle w:val="ListBullet"/>
+      </w:pPr>
+      <w:r>
+        <w:t>For 10 rows, batch size 4 and three epochs, retaining the final batch, list batch lengths and count total updates and example visits.</w:t>
+      </w:r>
+    </w:p>
     <w:p>
       <w:pPr>
         <w:pStyle w:val="Heading3"/>
       </w:pPr>
       <w:r>
-        <w:t>The step I completed without help, and the hint I needed</w:t>
+        <w:t>My reasoning and evidence</w:t>
       </w:r>
     </w:p>
     <w:p>
@@ -844,86 +469,55 @@
       </w:r>
     </w:p>
     <w:p>
+      <w:r>
+        <w:t>________________________________________________________________</w:t>
+      </w:r>
+    </w:p>
+    <w:p>
+      <w:r>
+        <w:t>________________________________________________________________</w:t>
+      </w:r>
+    </w:p>
+    <w:p>
+      <w:r>
+        <w:t>________________________________________________________________</w:t>
+      </w:r>
+    </w:p>
+    <w:p>
       <w:pPr>
         <w:pStyle w:val="Heading1"/>
       </w:pPr>
       <w:r>
-        <w:t>03. Individual reasoning check</w:t>
-      </w:r>
-    </w:p>
-    <w:p>
-      <w:r>
-        <w:t>Check the proposed Batching and epochs explanation against the supplied facts before discussing it.</w:t>
-      </w:r>
-    </w:p>
-    <w:p>
-      <w:pPr>
-        <w:spacing w:line="336" w:lineRule="auto" w:after="180"/>
-      </w:pPr>
-      <w:r>
-        <w:rPr>
-          <w:b w:val="0"/>
-        </w:rPr>
-        <w:t xml:space="preserve">Use the worked case for </w:t>
-      </w:r>
-      <w:r>
-        <w:rPr>
-          <w:b/>
-        </w:rPr>
-        <w:t>Batch</w:t>
-      </w:r>
-      <w:r>
-        <w:rPr>
-          <w:b w:val="0"/>
-        </w:rPr>
-        <w:t xml:space="preserve">ing and </w:t>
-      </w:r>
-      <w:r>
-        <w:rPr>
-          <w:b/>
-        </w:rPr>
-        <w:t>epoch</w:t>
-      </w:r>
-      <w:r>
-        <w:rPr>
-          <w:b w:val="0"/>
-        </w:rPr>
-        <w:t xml:space="preserve">s. Proposed explanation: “One </w:t>
-      </w:r>
-      <w:r>
-        <w:rPr>
-          <w:b/>
-        </w:rPr>
-        <w:t>epoch</w:t>
-      </w:r>
-      <w:r>
-        <w:rPr>
-          <w:b w:val="0"/>
-        </w:rPr>
-        <w:t xml:space="preserve"> always means one </w:t>
-      </w:r>
-      <w:r>
-        <w:rPr>
-          <w:b/>
-        </w:rPr>
-        <w:t>update</w:t>
-      </w:r>
-      <w:r>
-        <w:rPr>
-          <w:b w:val="0"/>
-        </w:rPr>
-        <w:t>”. Decide whether this explanation is supported.</w:t>
-      </w:r>
-    </w:p>
-    <w:p>
-      <w:pPr>
-        <w:spacing w:line="336" w:lineRule="auto" w:after="180"/>
-      </w:pPr>
-      <w:r>
-        <w:rPr>
-          <w:b w:val="0"/>
-        </w:rPr>
-        <w:t>Point to the step or supplied fact that decides; explain your repair if needed.</w:t>
+        <w:t>06. W2 · Trace the calculation</w:t>
+      </w:r>
+    </w:p>
+    <w:p>
+      <w:r>
+        <w:t>Keep this task’s inputs,rule and response together.</w:t>
+      </w:r>
+    </w:p>
+    <w:p>
+      <w:pPr>
+        <w:pStyle w:val="Heading2"/>
+      </w:pPr>
+      <w:r>
+        <w:t>Complete task and evidence</w:t>
+      </w:r>
+    </w:p>
+    <w:p>
+      <w:pPr>
+        <w:pStyle w:val="ListBullet"/>
+      </w:pPr>
+      <w:r>
+        <w:t>One nonempty batch→one update; epoch visits every row once without replacement; retain last short batch. Five IDs, size 2→lengths 2/2/1, 3 updates; 2 epochs6 updates/10 visits. Size5 twoepochs2 updates/10 visits. Main numerical pairsA(1, 2), B(2, 4), hReLU(x), onlyvtrained, start 0, rate.1:ABgradients−4/−12.8, v.4/1.68; BAgradients−16/−.8, v1.6/1.68; fullbatchmean−10→v1. Main matching final values are a coincidence, not general order invariance. PictureA(1, 2), B(2, 0)instead gives AB.08, BA.4, fullbatch.2. Separate fixed squared errors[1, 1, 4, 4, 9]giveMSE19/5=3.8. Frozen sizes 3/1 means2/10 give4. Independent pairs have new targets.</w:t>
+      </w:r>
+    </w:p>
+    <w:p>
+      <w:pPr>
+        <w:pStyle w:val="ListBullet"/>
+      </w:pPr>
+      <w:r>
+        <w:t>For A then B separately in the lesson, a learner computes both gradients at v = 0, then applies them to get v = 2. Explain the error and give the correct final value.</w:t>
       </w:r>
     </w:p>
     <w:p>
@@ -931,7 +525,7 @@
         <w:pStyle w:val="Heading3"/>
       </w:pPr>
       <w:r>
-        <w:t>My explanation before partner discussion</w:t>
+        <w:t>My reasoning and evidence</w:t>
       </w:r>
     </w:p>
     <w:p>
@@ -955,16 +549,50 @@
       </w:r>
     </w:p>
     <w:p>
+      <w:r>
+        <w:t>________________________________________________________________</w:t>
+      </w:r>
+    </w:p>
+    <w:p>
+      <w:r>
+        <w:t>________________________________________________________________</w:t>
+      </w:r>
+    </w:p>
+    <w:p>
       <w:pPr>
         <w:pStyle w:val="Heading1"/>
       </w:pPr>
       <w:r>
-        <w:t>04. Independent transfer case</w:t>
-      </w:r>
-    </w:p>
-    <w:p>
-      <w:r>
-        <w:t>Write one first attempt at the reserved independent case before feedback. Repeated copies of that case refer to the same recorded attempt.</w:t>
+        <w:t>07. W3 · Repair a misconception</w:t>
+      </w:r>
+    </w:p>
+    <w:p>
+      <w:r>
+        <w:t>Keep this task’s inputs,rule and response together.</w:t>
+      </w:r>
+    </w:p>
+    <w:p>
+      <w:pPr>
+        <w:pStyle w:val="Heading2"/>
+      </w:pPr>
+      <w:r>
+        <w:t>Complete task and evidence</w:t>
+      </w:r>
+    </w:p>
+    <w:p>
+      <w:pPr>
+        <w:pStyle w:val="ListBullet"/>
+      </w:pPr>
+      <w:r>
+        <w:t>One nonempty batch→one update; epoch visits every row once without replacement; retain last short batch. Five IDs, size 2→lengths 2/2/1, 3 updates; 2 epochs6 updates/10 visits. Size5 twoepochs2 updates/10 visits. Main numerical pairsA(1, 2), B(2, 4), hReLU(x), onlyvtrained, start 0, rate.1:ABgradients−4/−12.8, v.4/1.68; BAgradients−16/−.8, v1.6/1.68; fullbatchmean−10→v1. Main matching final values are a coincidence, not general order invariance. PictureA(1, 2), B(2, 0)instead gives AB.08, BA.4, fullbatch.2. Separate fixed squared errors[1, 1, 4, 4, 9]giveMSE19/5=3.8. Frozen sizes 3/1 means2/10 give4. Independent pairs have new targets.</w:t>
+      </w:r>
+    </w:p>
+    <w:p>
+      <w:pPr>
+        <w:pStyle w:val="ListBullet"/>
+      </w:pPr>
+      <w:r>
+        <w:t>At one frozen model, batches of sizes 3 and 1 have mean squared errors 2 and 10. Find the full MSE and explain why the average of 2 and 10 is wrong.</w:t>
       </w:r>
     </w:p>
     <w:p>
@@ -972,30 +600,149 @@
         <w:pStyle w:val="Heading3"/>
       </w:pPr>
       <w:r>
+        <w:t>My reasoning and evidence</w:t>
+      </w:r>
+    </w:p>
+    <w:p>
+      <w:r>
+        <w:t>________________________________________________________________</w:t>
+      </w:r>
+    </w:p>
+    <w:p>
+      <w:r>
+        <w:t>________________________________________________________________</w:t>
+      </w:r>
+    </w:p>
+    <w:p>
+      <w:r>
+        <w:t>________________________________________________________________</w:t>
+      </w:r>
+    </w:p>
+    <w:p>
+      <w:r>
+        <w:t>________________________________________________________________</w:t>
+      </w:r>
+    </w:p>
+    <w:p>
+      <w:r>
+        <w:t>________________________________________________________________</w:t>
+      </w:r>
+    </w:p>
+    <w:p>
+      <w:r>
+        <w:t>________________________________________________________________</w:t>
+      </w:r>
+    </w:p>
+    <w:p>
+      <w:pPr>
+        <w:pStyle w:val="Heading1"/>
+      </w:pPr>
+      <w:r>
+        <w:t>09. W5 · Explain the limitation</w:t>
+      </w:r>
+    </w:p>
+    <w:p>
+      <w:r>
+        <w:t>Keep this task’s inputs,rule and response together.</w:t>
+      </w:r>
+    </w:p>
+    <w:p>
+      <w:pPr>
+        <w:pStyle w:val="Heading2"/>
+      </w:pPr>
+      <w:r>
+        <w:t>Complete task and evidence</w:t>
+      </w:r>
+    </w:p>
+    <w:p>
+      <w:pPr>
+        <w:pStyle w:val="ListBullet"/>
+      </w:pPr>
+      <w:r>
+        <w:t>One nonempty batch→one update; epoch visits every row once without replacement; retain last short batch. Five IDs, size 2→lengths 2/2/1, 3 updates; 2 epochs6 updates/10 visits. Size5 twoepochs2 updates/10 visits. Main numerical pairsA(1, 2), B(2, 4), hReLU(x), onlyvtrained, start 0, rate.1:ABgradients−4/−12.8, v.4/1.68; BAgradients−16/−.8, v1.6/1.68; fullbatchmean−10→v1. Main matching final values are a coincidence, not general order invariance. PictureA(1, 2), B(2, 0)instead gives AB.08, BA.4, fullbatch.2. Separate fixed squared errors[1, 1, 4, 4, 9]giveMSE19/5=3.8. Frozen sizes 3/1 means2/10 give4. Independent pairs have new targets.</w:t>
+      </w:r>
+    </w:p>
+    <w:p>
+      <w:pPr>
+        <w:pStyle w:val="ListBullet"/>
+      </w:pPr>
+      <w:r>
+        <w:t>A program processes 11 rows using size 4 and drops the last incomplete batch. How many examples did it visit and how many updates occurred? What must its report disclose?</w:t>
+      </w:r>
+    </w:p>
+    <w:p>
+      <w:pPr>
+        <w:pStyle w:val="Heading3"/>
+      </w:pPr>
+      <w:r>
+        <w:t>My reasoning and evidence</w:t>
+      </w:r>
+    </w:p>
+    <w:p>
+      <w:r>
+        <w:t>________________________________________________________________</w:t>
+      </w:r>
+    </w:p>
+    <w:p>
+      <w:r>
+        <w:t>________________________________________________________________</w:t>
+      </w:r>
+    </w:p>
+    <w:p>
+      <w:r>
+        <w:t>________________________________________________________________</w:t>
+      </w:r>
+    </w:p>
+    <w:p>
+      <w:r>
+        <w:t>________________________________________________________________</w:t>
+      </w:r>
+    </w:p>
+    <w:p>
+      <w:r>
+        <w:t>________________________________________________________________</w:t>
+      </w:r>
+    </w:p>
+    <w:p>
+      <w:r>
+        <w:t>________________________________________________________________</w:t>
+      </w:r>
+    </w:p>
+    <w:p>
+      <w:pPr>
+        <w:pStyle w:val="Heading1"/>
+      </w:pPr>
+      <w:r>
+        <w:t>04. Try alone · Selected transfer</w:t>
+      </w:r>
+    </w:p>
+    <w:p>
+      <w:r>
+        <w:t>Keep this task’s inputs,rule and response together.</w:t>
+      </w:r>
+    </w:p>
+    <w:p>
+      <w:pPr>
+        <w:pStyle w:val="Heading2"/>
+      </w:pPr>
+      <w:r>
+        <w:t>Complete task and evidence</w:t>
+      </w:r>
+    </w:p>
+    <w:p>
+      <w:pPr>
+        <w:pStyle w:val="Heading3"/>
+      </w:pPr>
+      <w:r>
         <w:t>Independent case: Test order on a new case independently</w:t>
       </w:r>
     </w:p>
     <w:p>
       <w:pPr>
-        <w:spacing w:line="336" w:lineRule="auto" w:after="180"/>
-      </w:pPr>
-      <w:r>
-        <w:rPr>
-          <w:b w:val="0"/>
-        </w:rPr>
-        <w:t xml:space="preserve">Use A = (1, 1), B = (2, 0), h = ReLU(x), y = vh, v = 0 and rate 0.1. Train with size 1 for one </w:t>
-      </w:r>
-      <w:r>
-        <w:rPr>
-          <w:b/>
-        </w:rPr>
-        <w:t>epoch</w:t>
-      </w:r>
-      <w:r>
-        <w:rPr>
-          <w:b w:val="0"/>
-        </w:rPr>
-        <w:t xml:space="preserve"> in A then B order, then restart at 0 and reverse the order. Show gradients and parameter values. Compare the final values.</w:t>
+        <w:pStyle w:val="ListBullet"/>
+      </w:pPr>
+      <w:r>
+        <w:t>Use A = (1, 1), B = (2, 0), h = ReLU(x), y = vh, v = 0 and rate 0.1. Train with size 1 for one epoch in A then B order, then restart at 0 and reverse the order. Show gradients and parameter values. Compare the final values.</w:t>
       </w:r>
     </w:p>
     <w:p>
@@ -1043,12 +790,9 @@
     </w:p>
     <w:p>
       <w:pPr>
-        <w:spacing w:line="336" w:lineRule="auto" w:after="180"/>
-      </w:pPr>
-      <w:r>
-        <w:rPr>
-          <w:b w:val="0"/>
-        </w:rPr>
+        <w:pStyle w:val="ListBullet"/>
+      </w:pPr>
+      <w:r>
         <w:t>Attempt this case before feedback. Record any help. Earlier examples below are further practice; a case already practised with feedback cannot establish fresh transfer.</w:t>
       </w:r>
     </w:p>
@@ -1057,83 +801,28 @@
         <w:pStyle w:val="Heading1"/>
       </w:pPr>
       <w:r>
-        <w:t>05. W1 Count a partial batch</w:t>
-      </w:r>
-    </w:p>
-    <w:p>
-      <w:r>
-        <w:t>Count a partial batch. Apply the supplied Batching and epochs facts and keep your reasoning.</w:t>
-      </w:r>
-    </w:p>
-    <w:p>
-      <w:pPr>
-        <w:spacing w:line="336" w:lineRule="auto" w:after="180"/>
-      </w:pPr>
-      <w:r>
-        <w:rPr>
-          <w:b w:val="0"/>
-        </w:rPr>
-        <w:t xml:space="preserve">For 10 rows, </w:t>
-      </w:r>
-      <w:r>
-        <w:rPr>
-          <w:b/>
-        </w:rPr>
-        <w:t>batch size</w:t>
-      </w:r>
-      <w:r>
-        <w:rPr>
-          <w:b w:val="0"/>
-        </w:rPr>
-        <w:t xml:space="preserve"> 4 and three </w:t>
-      </w:r>
-      <w:r>
-        <w:rPr>
-          <w:b/>
-        </w:rPr>
-        <w:t>epoch</w:t>
-      </w:r>
-      <w:r>
-        <w:rPr>
-          <w:b w:val="0"/>
-        </w:rPr>
-        <w:t xml:space="preserve">s, retaining the final </w:t>
-      </w:r>
-      <w:r>
-        <w:rPr>
-          <w:b/>
-        </w:rPr>
-        <w:t>batch</w:t>
-      </w:r>
-      <w:r>
-        <w:rPr>
-          <w:b w:val="0"/>
-        </w:rPr>
-        <w:t xml:space="preserve">, list </w:t>
-      </w:r>
-      <w:r>
-        <w:rPr>
-          <w:b/>
-        </w:rPr>
-        <w:t>batch</w:t>
-      </w:r>
-      <w:r>
-        <w:rPr>
-          <w:b w:val="0"/>
-        </w:rPr>
-        <w:t xml:space="preserve"> lengths and count total </w:t>
-      </w:r>
-      <w:r>
-        <w:rPr>
-          <w:b/>
-        </w:rPr>
-        <w:t>update</w:t>
-      </w:r>
-      <w:r>
-        <w:rPr>
-          <w:b w:val="0"/>
-        </w:rPr>
-        <w:t>s and example visits.</w:t>
+        <w:t>10. Project · Keep the mathematical evidence</w:t>
+      </w:r>
+    </w:p>
+    <w:p>
+      <w:r>
+        <w:t>Keep this task’s inputs,rule and response together.</w:t>
+      </w:r>
+    </w:p>
+    <w:p>
+      <w:pPr>
+        <w:pStyle w:val="Heading2"/>
+      </w:pPr>
+      <w:r>
+        <w:t>Complete task and evidence</w:t>
+      </w:r>
+    </w:p>
+    <w:p>
+      <w:pPr>
+        <w:pStyle w:val="ListBullet"/>
+      </w:pPr>
+      <w:r>
+        <w:t>Add a labelled batching and epochs evidence sheet to Image-pattern Network Investigation. Show how you can distinguish an example a batch an update and an epoch. Use the supplied fictional case and keep its inputs, intermediate steps, calculation or prediction, and limitation. Connect this record to last week’s record; a matching answer without a trace is insufficient.</w:t>
       </w:r>
     </w:p>
     <w:p>
@@ -1141,7 +830,7 @@
         <w:pStyle w:val="Heading3"/>
       </w:pPr>
       <w:r>
-        <w:t>My reasoning and evidence</w:t>
+        <w:t>My project change, supporting evidence and remaining limit</w:t>
       </w:r>
     </w:p>
     <w:p>
@@ -1179,500 +868,20 @@
         <w:pStyle w:val="Heading1"/>
       </w:pPr>
       <w:r>
-        <w:t>06. W2 Repair a stale gradient</w:t>
-      </w:r>
-    </w:p>
-    <w:p>
-      <w:r>
-        <w:t>Repair a stale gradient. Apply the supplied Batching and epochs facts and keep your reasoning.</w:t>
-      </w:r>
-    </w:p>
-    <w:p>
-      <w:pPr>
-        <w:spacing w:line="336" w:lineRule="auto" w:after="180"/>
-      </w:pPr>
-      <w:r>
-        <w:rPr>
-          <w:b w:val="0"/>
-        </w:rPr>
-        <w:t>For A then B separately in the lesson, a learner computes both gradients at v = 0, then applies them to get v = 2. Explain the error and give the correct final value.</w:t>
-      </w:r>
-    </w:p>
-    <w:p>
-      <w:pPr>
-        <w:pStyle w:val="Heading3"/>
-      </w:pPr>
-      <w:r>
-        <w:t>My reasoning and evidence</w:t>
-      </w:r>
-    </w:p>
-    <w:p>
-      <w:r>
-        <w:t>________________________________________________________________</w:t>
-      </w:r>
-    </w:p>
-    <w:p>
-      <w:r>
-        <w:t>________________________________________________________________</w:t>
-      </w:r>
-    </w:p>
-    <w:p>
-      <w:r>
-        <w:t>________________________________________________________________</w:t>
-      </w:r>
-    </w:p>
-    <w:p>
-      <w:r>
-        <w:t>________________________________________________________________</w:t>
-      </w:r>
-    </w:p>
-    <w:p>
-      <w:r>
-        <w:t>________________________________________________________________</w:t>
-      </w:r>
-    </w:p>
-    <w:p>
-      <w:r>
-        <w:t>________________________________________________________________</w:t>
-      </w:r>
-    </w:p>
-    <w:p>
-      <w:pPr>
-        <w:pStyle w:val="Heading1"/>
-      </w:pPr>
-      <w:r>
-        <w:t>07. W3 Combine unequal batches</w:t>
-      </w:r>
-    </w:p>
-    <w:p>
-      <w:r>
-        <w:t>Combine unequal batches. Apply the supplied Batching and epochs facts and keep your reasoning.</w:t>
-      </w:r>
-    </w:p>
-    <w:p>
-      <w:pPr>
-        <w:spacing w:line="336" w:lineRule="auto" w:after="180"/>
-      </w:pPr>
-      <w:r>
-        <w:rPr>
-          <w:b w:val="0"/>
-        </w:rPr>
-        <w:t xml:space="preserve">At one frozen model, </w:t>
-      </w:r>
-      <w:r>
-        <w:rPr>
-          <w:b/>
-        </w:rPr>
-        <w:t>batch</w:t>
-      </w:r>
-      <w:r>
-        <w:rPr>
-          <w:b w:val="0"/>
-        </w:rPr>
-        <w:t>es of sizes 3 and 1 have mean squared errors 2 and 10. Find the full MSE and explain why the average of 2 and 10 is wrong.</w:t>
-      </w:r>
-    </w:p>
-    <w:p>
-      <w:pPr>
-        <w:pStyle w:val="Heading3"/>
-      </w:pPr>
-      <w:r>
-        <w:t>My reasoning and evidence</w:t>
-      </w:r>
-    </w:p>
-    <w:p>
-      <w:r>
-        <w:t>________________________________________________________________</w:t>
-      </w:r>
-    </w:p>
-    <w:p>
-      <w:r>
-        <w:t>________________________________________________________________</w:t>
-      </w:r>
-    </w:p>
-    <w:p>
-      <w:r>
-        <w:t>________________________________________________________________</w:t>
-      </w:r>
-    </w:p>
-    <w:p>
-      <w:r>
-        <w:t>________________________________________________________________</w:t>
-      </w:r>
-    </w:p>
-    <w:p>
-      <w:r>
-        <w:t>________________________________________________________________</w:t>
-      </w:r>
-    </w:p>
-    <w:p>
-      <w:r>
-        <w:t>________________________________________________________________</w:t>
-      </w:r>
-    </w:p>
-    <w:p>
-      <w:pPr>
-        <w:pStyle w:val="Heading1"/>
-      </w:pPr>
-      <w:r>
-        <w:t>08. W4 Test order on a new case independently</w:t>
-      </w:r>
-    </w:p>
-    <w:p>
-      <w:r>
-        <w:t>Attempt before feedback. If this repeats the selected independent case, reuse that first attempt; otherwise keep a separate record. Test order on a new case independently. Apply the supplied Batching and epochs facts and keep your reasoning.</w:t>
-      </w:r>
-    </w:p>
-    <w:p>
-      <w:pPr>
-        <w:spacing w:line="336" w:lineRule="auto" w:after="180"/>
-      </w:pPr>
-      <w:r>
-        <w:rPr>
-          <w:b w:val="0"/>
-        </w:rPr>
-        <w:t xml:space="preserve">Use A = (1, 1), B = (2, 0), h = ReLU(x), y = vh, v = 0 and rate 0.1. Train with size 1 for one </w:t>
-      </w:r>
-      <w:r>
-        <w:rPr>
-          <w:b/>
-        </w:rPr>
-        <w:t>epoch</w:t>
-      </w:r>
-      <w:r>
-        <w:rPr>
-          <w:b w:val="0"/>
-        </w:rPr>
-        <w:t xml:space="preserve"> in A then B order, then restart at 0 and reverse the order. Show gradients and parameter values. Compare the final values.</w:t>
-      </w:r>
-    </w:p>
-    <w:p>
-      <w:pPr>
-        <w:pStyle w:val="Heading3"/>
-      </w:pPr>
-      <w:r>
-        <w:t>My reasoning and evidence</w:t>
-      </w:r>
-    </w:p>
-    <w:p>
-      <w:r>
-        <w:t>________________________________________________________________</w:t>
-      </w:r>
-    </w:p>
-    <w:p>
-      <w:r>
-        <w:t>________________________________________________________________</w:t>
-      </w:r>
-    </w:p>
-    <w:p>
-      <w:r>
-        <w:t>________________________________________________________________</w:t>
-      </w:r>
-    </w:p>
-    <w:p>
-      <w:r>
-        <w:t>________________________________________________________________</w:t>
-      </w:r>
-    </w:p>
-    <w:p>
-      <w:r>
-        <w:t>________________________________________________________________</w:t>
-      </w:r>
-    </w:p>
-    <w:p>
-      <w:r>
-        <w:t>________________________________________________________________</w:t>
-      </w:r>
-    </w:p>
-    <w:p>
-      <w:r>
-        <w:t>________________________________________________________________</w:t>
-      </w:r>
-    </w:p>
-    <w:p>
-      <w:r>
-        <w:t>________________________________________________________________</w:t>
-      </w:r>
-    </w:p>
-    <w:p>
-      <w:pPr>
-        <w:pStyle w:val="Heading1"/>
-      </w:pPr>
-      <w:r>
-        <w:t>09. W5 Audit an epoch claim</w:t>
-      </w:r>
-    </w:p>
-    <w:p>
-      <w:r>
-        <w:t>Audit an epoch claim. Apply the supplied Batching and epochs facts and keep your reasoning.</w:t>
-      </w:r>
-    </w:p>
-    <w:p>
-      <w:pPr>
-        <w:spacing w:line="336" w:lineRule="auto" w:after="180"/>
-        <w:shd w:fill="F5F1FB"/>
-      </w:pPr>
-      <w:r>
-        <w:rPr>
-          <w:b w:val="0"/>
-        </w:rPr>
-        <w:t xml:space="preserve">A program </w:t>
-      </w:r>
-      <w:r>
-        <w:rPr>
-          <w:b/>
-        </w:rPr>
-        <w:t>process</w:t>
-      </w:r>
-      <w:r>
-        <w:rPr>
-          <w:b w:val="0"/>
-        </w:rPr>
-        <w:t xml:space="preserve">es 11 rows using size 4 and drops the last incomplete </w:t>
-      </w:r>
-      <w:r>
-        <w:rPr>
-          <w:b/>
-        </w:rPr>
-        <w:t>batch</w:t>
-      </w:r>
-      <w:r>
-        <w:rPr>
-          <w:b w:val="0"/>
-        </w:rPr>
-        <w:t xml:space="preserve">. How many examples did it visit and how many </w:t>
-      </w:r>
-      <w:r>
-        <w:rPr>
-          <w:b/>
-        </w:rPr>
-        <w:t>update</w:t>
-      </w:r>
-      <w:r>
-        <w:rPr>
-          <w:b w:val="0"/>
-        </w:rPr>
-        <w:t>s occurred? What must its report disclose?</w:t>
-      </w:r>
-    </w:p>
-    <w:p>
-      <w:pPr>
-        <w:pStyle w:val="Heading3"/>
-      </w:pPr>
-      <w:r>
-        <w:t>My reasoning and evidence</w:t>
-      </w:r>
-    </w:p>
-    <w:p>
-      <w:r>
-        <w:t>________________________________________________________________</w:t>
-      </w:r>
-    </w:p>
-    <w:p>
-      <w:r>
-        <w:t>________________________________________________________________</w:t>
-      </w:r>
-    </w:p>
-    <w:p>
-      <w:r>
-        <w:t>________________________________________________________________</w:t>
-      </w:r>
-    </w:p>
-    <w:p>
-      <w:r>
-        <w:t>________________________________________________________________</w:t>
-      </w:r>
-    </w:p>
-    <w:p>
-      <w:r>
-        <w:t>________________________________________________________________</w:t>
-      </w:r>
-    </w:p>
-    <w:p>
-      <w:r>
-        <w:t>________________________________________________________________</w:t>
-      </w:r>
-    </w:p>
-    <w:p>
-      <w:pPr>
-        <w:pStyle w:val="Heading1"/>
-      </w:pPr>
-      <w:r>
-        <w:t>10. Project checkpoint and reflection</w:t>
-      </w:r>
-    </w:p>
-    <w:p>
-      <w:r>
-        <w:t>Connect Batching and epochs to Image-pattern Network Investigation, identify a limit and choose the next useful test.</w:t>
-      </w:r>
-    </w:p>
-    <w:p>
-      <w:pPr>
-        <w:spacing w:line="336" w:lineRule="auto" w:after="180"/>
-      </w:pPr>
-      <w:r>
-        <w:rPr>
-          <w:b w:val="0"/>
-        </w:rPr>
-        <w:t xml:space="preserve">Add a labelled </w:t>
-      </w:r>
-      <w:r>
-        <w:rPr>
-          <w:b/>
-        </w:rPr>
-        <w:t>batch</w:t>
-      </w:r>
-      <w:r>
-        <w:rPr>
-          <w:b w:val="0"/>
-        </w:rPr>
-        <w:t xml:space="preserve">ing and </w:t>
-      </w:r>
-      <w:r>
-        <w:rPr>
-          <w:b/>
-        </w:rPr>
-        <w:t>epoch</w:t>
-      </w:r>
-      <w:r>
-        <w:rPr>
-          <w:b w:val="0"/>
-        </w:rPr>
-        <w:t xml:space="preserve">s </w:t>
-      </w:r>
-      <w:r>
-        <w:rPr>
-          <w:b/>
-        </w:rPr>
-        <w:t>evidence</w:t>
-      </w:r>
-      <w:r>
-        <w:rPr>
-          <w:b w:val="0"/>
-        </w:rPr>
-        <w:t xml:space="preserve"> sheet to Image-pattern Network Investigation. Show how you can distinguish an example a </w:t>
-      </w:r>
-      <w:r>
-        <w:rPr>
-          <w:b/>
-        </w:rPr>
-        <w:t>batch</w:t>
-      </w:r>
-      <w:r>
-        <w:rPr>
-          <w:b w:val="0"/>
-        </w:rPr>
-        <w:t xml:space="preserve"> an </w:t>
-      </w:r>
-      <w:r>
-        <w:rPr>
-          <w:b/>
-        </w:rPr>
-        <w:t>update</w:t>
-      </w:r>
-      <w:r>
-        <w:rPr>
-          <w:b w:val="0"/>
-        </w:rPr>
-        <w:t xml:space="preserve"> and an </w:t>
-      </w:r>
-      <w:r>
-        <w:rPr>
-          <w:b/>
-        </w:rPr>
-        <w:t>epoch</w:t>
-      </w:r>
-      <w:r>
-        <w:rPr>
-          <w:b w:val="0"/>
-        </w:rPr>
-        <w:t>.</w:t>
-      </w:r>
-    </w:p>
-    <w:p>
-      <w:pPr>
-        <w:spacing w:line="336" w:lineRule="auto" w:after="180"/>
-      </w:pPr>
-      <w:r>
-        <w:rPr>
-          <w:b w:val="0"/>
-        </w:rPr>
-        <w:t xml:space="preserve">Use the supplied fictional case and keep its </w:t>
-      </w:r>
-      <w:r>
-        <w:rPr>
-          <w:b/>
-        </w:rPr>
-        <w:t>input</w:t>
-      </w:r>
-      <w:r>
-        <w:rPr>
-          <w:b w:val="0"/>
-        </w:rPr>
-        <w:t xml:space="preserve">s, intermediate steps, calculation or </w:t>
-      </w:r>
-      <w:r>
-        <w:rPr>
-          <w:b/>
-        </w:rPr>
-        <w:t>prediction</w:t>
-      </w:r>
-      <w:r>
-        <w:rPr>
-          <w:b w:val="0"/>
-        </w:rPr>
-        <w:t>, and limitation. Connect this record to last week’s record; a matching answer without a trace is insufficient.</w:t>
-      </w:r>
-    </w:p>
-    <w:p>
-      <w:pPr>
-        <w:pStyle w:val="Heading3"/>
-      </w:pPr>
-      <w:r>
-        <w:t>My project change, supporting evidence and remaining limit</w:t>
-      </w:r>
-    </w:p>
-    <w:p>
-      <w:r>
-        <w:t>________________________________________________________________</w:t>
-      </w:r>
-    </w:p>
-    <w:p>
-      <w:r>
-        <w:t>________________________________________________________________</w:t>
-      </w:r>
-    </w:p>
-    <w:p>
-      <w:r>
-        <w:t>________________________________________________________________</w:t>
-      </w:r>
-    </w:p>
-    <w:p>
-      <w:r>
-        <w:t>________________________________________________________________</w:t>
-      </w:r>
-    </w:p>
-    <w:p>
-      <w:r>
-        <w:t>________________________________________________________________</w:t>
-      </w:r>
-    </w:p>
-    <w:p>
-      <w:r>
-        <w:t>________________________________________________________________</w:t>
-      </w:r>
-    </w:p>
-    <w:p>
-      <w:pPr>
-        <w:pStyle w:val="Heading1"/>
-      </w:pPr>
-      <w:r>
-        <w:t>11. Feedback, return check and learning record</w:t>
-      </w:r>
-    </w:p>
-    <w:p>
-      <w:r>
-        <w:t>Record the first repaired step and a different case to revisit after a delay.</w:t>
+        <w:t>11. Feedback · Repair and return</w:t>
+      </w:r>
+    </w:p>
+    <w:p>
+      <w:r>
+        <w:t>Keep this task’s inputs,rule and response together.</w:t>
+      </w:r>
+    </w:p>
+    <w:p>
+      <w:pPr>
+        <w:pStyle w:val="Heading2"/>
+      </w:pPr>
+      <w:r>
+        <w:t>Complete task and evidence</w:t>
       </w:r>
     </w:p>
     <w:tbl>
@@ -1813,12 +1022,9 @@
     </w:tbl>
     <w:p>
       <w:pPr>
-        <w:spacing w:line="336" w:lineRule="auto" w:after="180"/>
-      </w:pPr>
-      <w:r>
-        <w:rPr>
-          <w:b w:val="0"/>
-        </w:rPr>
+        <w:pStyle w:val="ListBullet"/>
+      </w:pPr>
+      <w:r>
         <w:t>Revisit this idea with your teacher after a delay. Familiarity is different from explaining and using it on a changed case.</w:t>
       </w:r>
     </w:p>
@@ -1827,93 +1033,330 @@
         <w:pStyle w:val="Heading1"/>
       </w:pPr>
       <w:r>
-        <w:t>12. Pictorial case practice: Batching and epochs</w:t>
-      </w:r>
-    </w:p>
-    <w:p>
-      <w:r>
-        <w:t>Show why an epoch’s example order can matter for single-example updates. Explain the labelled step before checking the changed condition.</w:t>
-      </w:r>
-    </w:p>
-    <w:p>
-      <w:pPr>
-        <w:spacing w:line="336" w:lineRule="auto" w:after="180"/>
-      </w:pPr>
-      <w:r>
-        <w:rPr>
-          <w:b w:val="0"/>
-        </w:rPr>
-        <w:t xml:space="preserve">Show why an </w:t>
-      </w:r>
-      <w:r>
-        <w:rPr>
-          <w:b/>
-        </w:rPr>
-        <w:t>epoch</w:t>
-      </w:r>
-      <w:r>
-        <w:rPr>
-          <w:b w:val="0"/>
-        </w:rPr>
-        <w:t xml:space="preserve">’s example order can matter for single-example </w:t>
-      </w:r>
-      <w:r>
-        <w:rPr>
-          <w:b/>
-        </w:rPr>
-        <w:t>update</w:t>
-      </w:r>
-      <w:r>
-        <w:rPr>
-          <w:b w:val="0"/>
-        </w:rPr>
-        <w:t>s.</w:t>
-      </w:r>
-    </w:p>
-    <w:p>
-      <w:pPr>
-        <w:spacing w:line="336" w:lineRule="auto" w:after="180"/>
-      </w:pPr>
-      <w:r>
-        <w:rPr>
-          <w:b w:val="0"/>
-        </w:rPr>
-        <w:t xml:space="preserve">Toy y=wx, rate 0.1, squared loss, start w = 0. </w:t>
-      </w:r>
-      <w:r>
-        <w:rPr>
-          <w:b/>
-        </w:rPr>
-        <w:t>Training</w:t>
-      </w:r>
-      <w:r>
-        <w:rPr>
-          <w:b w:val="0"/>
-        </w:rPr>
-        <w:t xml:space="preserve"> A=(x = 1, target 2), B=(x = 2, target 0).</w:t>
-      </w:r>
-    </w:p>
-    <w:p>
-      <w:pPr>
-        <w:spacing w:line="336" w:lineRule="auto" w:after="180"/>
-      </w:pPr>
-      <w:r>
-        <w:rPr>
-          <w:b w:val="0"/>
-        </w:rPr>
-        <w:t xml:space="preserve">All </w:t>
-      </w:r>
-      <w:r>
-        <w:rPr>
-          <w:b/>
-        </w:rPr>
-        <w:t>input</w:t>
-      </w:r>
-      <w:r>
-        <w:rPr>
-          <w:b w:val="0"/>
-        </w:rPr>
-        <w:t>s and outcomes in this worked example are invented classroom data; no real model run is claimed.</w:t>
+        <w:t>Reference bank and extra practice</w:t>
+      </w:r>
+    </w:p>
+    <w:p>
+      <w:pPr>
+        <w:pStyle w:val="Heading1"/>
+      </w:pPr>
+      <w:r>
+        <w:t>02. Reference · Supported W2 record</w:t>
+      </w:r>
+    </w:p>
+    <w:p>
+      <w:r>
+        <w:t>Keep this task’s inputs,rule and response together.</w:t>
+      </w:r>
+    </w:p>
+    <w:p>
+      <w:pPr>
+        <w:pStyle w:val="Heading2"/>
+      </w:pPr>
+      <w:r>
+        <w:t>Complete task and evidence</w:t>
+      </w:r>
+    </w:p>
+    <w:p>
+      <w:pPr>
+        <w:pStyle w:val="ListBullet"/>
+      </w:pPr>
+      <w:r>
+        <w:t>Use W2: Repair a stale gradient for Batching and epochs. Record the answer once; the lesson and workbook refer to the same attempt.</w:t>
+      </w:r>
+    </w:p>
+    <w:tbl>
+      <w:tblPr>
+        <w:tblStyle w:val="LightShading-Accent1"/>
+        <w:tblW w:type="auto" w:w="0"/>
+        <w:tblLook w:firstColumn="1" w:firstRow="1" w:lastColumn="0" w:lastRow="0" w:noHBand="0" w:noVBand="1" w:val="04A0"/>
+      </w:tblPr>
+      <w:tblGrid>
+        <w:gridCol w:w="2556"/>
+        <w:gridCol w:w="2556"/>
+        <w:gridCol w:w="2556"/>
+        <w:gridCol w:w="2556"/>
+      </w:tblGrid>
+      <w:tr>
+        <w:trPr>
+          <w:tblHeader/>
+        </w:trPr>
+        <w:tc>
+          <w:tcPr>
+            <w:tcW w:type="dxa" w:w="2556"/>
+          </w:tcPr>
+          <w:p>
+            <w:r>
+              <w:t>Given inputs</w:t>
+            </w:r>
+          </w:p>
+        </w:tc>
+        <w:tc>
+          <w:tcPr>
+            <w:tcW w:type="dxa" w:w="2556"/>
+          </w:tcPr>
+          <w:p>
+            <w:r>
+              <w:t>Procedure I chose</w:t>
+            </w:r>
+          </w:p>
+        </w:tc>
+        <w:tc>
+          <w:tcPr>
+            <w:tcW w:type="dxa" w:w="2556"/>
+          </w:tcPr>
+          <w:p>
+            <w:r>
+              <w:t>Middle steps</w:t>
+            </w:r>
+          </w:p>
+        </w:tc>
+        <w:tc>
+          <w:tcPr>
+            <w:tcW w:type="dxa" w:w="2556"/>
+          </w:tcPr>
+          <w:p>
+            <w:r>
+              <w:t>Result and check</w:t>
+            </w:r>
+          </w:p>
+        </w:tc>
+      </w:tr>
+      <w:tr>
+        <w:tc>
+          <w:tcPr>
+            <w:tcW w:type="dxa" w:w="2556"/>
+          </w:tcPr>
+          <w:p>
+            <w:r/>
+          </w:p>
+        </w:tc>
+        <w:tc>
+          <w:tcPr>
+            <w:tcW w:type="dxa" w:w="2556"/>
+          </w:tcPr>
+          <w:p>
+            <w:r/>
+          </w:p>
+        </w:tc>
+        <w:tc>
+          <w:tcPr>
+            <w:tcW w:type="dxa" w:w="2556"/>
+          </w:tcPr>
+          <w:p>
+            <w:r/>
+          </w:p>
+        </w:tc>
+        <w:tc>
+          <w:tcPr>
+            <w:tcW w:type="dxa" w:w="2556"/>
+          </w:tcPr>
+          <w:p>
+            <w:r/>
+          </w:p>
+        </w:tc>
+      </w:tr>
+    </w:tbl>
+    <w:p>
+      <w:pPr>
+        <w:pStyle w:val="Heading3"/>
+      </w:pPr>
+      <w:r>
+        <w:t>The step I completed without help, and the hint I needed</w:t>
+      </w:r>
+    </w:p>
+    <w:p>
+      <w:r>
+        <w:t>________________________________________________________________</w:t>
+      </w:r>
+    </w:p>
+    <w:p>
+      <w:r>
+        <w:t>________________________________________________________________</w:t>
+      </w:r>
+    </w:p>
+    <w:p>
+      <w:r>
+        <w:t>________________________________________________________________</w:t>
+      </w:r>
+    </w:p>
+    <w:p>
+      <w:pPr>
+        <w:pStyle w:val="Heading1"/>
+      </w:pPr>
+      <w:r>
+        <w:t>03. Extra practice · Individual reasoning check</w:t>
+      </w:r>
+    </w:p>
+    <w:p>
+      <w:r>
+        <w:t>Keep this task’s inputs,rule and response together.</w:t>
+      </w:r>
+    </w:p>
+    <w:p>
+      <w:pPr>
+        <w:pStyle w:val="Heading2"/>
+      </w:pPr>
+      <w:r>
+        <w:t>Complete task and evidence</w:t>
+      </w:r>
+    </w:p>
+    <w:p>
+      <w:pPr>
+        <w:pStyle w:val="ListBullet"/>
+      </w:pPr>
+      <w:r>
+        <w:t>Use the worked case for Batching and epochs. Proposed explanation: “One epoch always means one update”. Decide whether this explanation is supported. Point to the step or supplied fact that decides; explain your repair if needed.</w:t>
+      </w:r>
+    </w:p>
+    <w:p>
+      <w:pPr>
+        <w:pStyle w:val="Heading3"/>
+      </w:pPr>
+      <w:r>
+        <w:t>My explanation before partner discussion</w:t>
+      </w:r>
+    </w:p>
+    <w:p>
+      <w:r>
+        <w:t>________________________________________________________________</w:t>
+      </w:r>
+    </w:p>
+    <w:p>
+      <w:r>
+        <w:t>________________________________________________________________</w:t>
+      </w:r>
+    </w:p>
+    <w:p>
+      <w:r>
+        <w:t>________________________________________________________________</w:t>
+      </w:r>
+    </w:p>
+    <w:p>
+      <w:r>
+        <w:t>________________________________________________________________</w:t>
+      </w:r>
+    </w:p>
+    <w:p>
+      <w:pPr>
+        <w:pStyle w:val="Heading1"/>
+      </w:pPr>
+      <w:r>
+        <w:t>08. Reference · Earlier W4 response copy</w:t>
+      </w:r>
+    </w:p>
+    <w:p>
+      <w:r>
+        <w:t>Keep this task’s inputs,rule and response together.</w:t>
+      </w:r>
+    </w:p>
+    <w:p>
+      <w:pPr>
+        <w:pStyle w:val="Heading2"/>
+      </w:pPr>
+      <w:r>
+        <w:t>Complete task and evidence</w:t>
+      </w:r>
+    </w:p>
+    <w:p>
+      <w:pPr>
+        <w:pStyle w:val="ListBullet"/>
+      </w:pPr>
+      <w:r>
+        <w:t>Use A = (1, 1), B = (2, 0), h = ReLU(x), y = vh, v = 0 and rate 0.1. Train with size 1 for one epoch in A then B order, then restart at 0 and reverse the order. Show gradients and parameter values. Compare the final values.</w:t>
+      </w:r>
+    </w:p>
+    <w:p>
+      <w:pPr>
+        <w:pStyle w:val="Heading3"/>
+      </w:pPr>
+      <w:r>
+        <w:t>My reasoning and evidence</w:t>
+      </w:r>
+    </w:p>
+    <w:p>
+      <w:r>
+        <w:t>________________________________________________________________</w:t>
+      </w:r>
+    </w:p>
+    <w:p>
+      <w:r>
+        <w:t>________________________________________________________________</w:t>
+      </w:r>
+    </w:p>
+    <w:p>
+      <w:r>
+        <w:t>________________________________________________________________</w:t>
+      </w:r>
+    </w:p>
+    <w:p>
+      <w:r>
+        <w:t>________________________________________________________________</w:t>
+      </w:r>
+    </w:p>
+    <w:p>
+      <w:r>
+        <w:t>________________________________________________________________</w:t>
+      </w:r>
+    </w:p>
+    <w:p>
+      <w:r>
+        <w:t>________________________________________________________________</w:t>
+      </w:r>
+    </w:p>
+    <w:p>
+      <w:r>
+        <w:t>________________________________________________________________</w:t>
+      </w:r>
+    </w:p>
+    <w:p>
+      <w:r>
+        <w:t>________________________________________________________________</w:t>
+      </w:r>
+    </w:p>
+    <w:p>
+      <w:pPr>
+        <w:pStyle w:val="Heading1"/>
+      </w:pPr>
+      <w:r>
+        <w:t>12. Extra practice · Pictured case</w:t>
+      </w:r>
+    </w:p>
+    <w:p>
+      <w:r>
+        <w:t>Keep this task’s inputs,rule and response together.</w:t>
+      </w:r>
+    </w:p>
+    <w:p>
+      <w:pPr>
+        <w:pStyle w:val="Heading2"/>
+      </w:pPr>
+      <w:r>
+        <w:t>Complete task and evidence</w:t>
+      </w:r>
+    </w:p>
+    <w:p>
+      <w:pPr>
+        <w:pStyle w:val="ListBullet"/>
+      </w:pPr>
+      <w:r>
+        <w:t>Show why an epoch’s example order can matter for single-example updates.</w:t>
+      </w:r>
+    </w:p>
+    <w:p>
+      <w:pPr>
+        <w:pStyle w:val="ListBullet"/>
+      </w:pPr>
+      <w:r>
+        <w:t>Toy y=wx, rate 0.1, squared loss, start w = 0. Training A=(x = 1, target 2), B=(x = 2, target 0).</w:t>
+      </w:r>
+    </w:p>
+    <w:p>
+      <w:pPr>
+        <w:pStyle w:val="ListBullet"/>
+      </w:pPr>
+      <w:r>
+        <w:t>All inputs and outcomes in this worked example are invented classroom data; no real model run is claimed.</w:t>
       </w:r>
     </w:p>
     <w:p>
@@ -1954,25 +1397,10 @@
     </w:p>
     <w:p>
       <w:pPr>
-        <w:spacing w:line="336" w:lineRule="auto" w:after="180"/>
-      </w:pPr>
-      <w:r>
-        <w:rPr>
-          <w:b w:val="0"/>
-        </w:rPr>
-        <w:t xml:space="preserve">Why do the single-example orders finish at different weights? Point to the relevant step in the picture, then write the changed result and the rule or </w:t>
-      </w:r>
-      <w:r>
-        <w:rPr>
-          <w:b/>
-        </w:rPr>
-        <w:t>evidence</w:t>
-      </w:r>
-      <w:r>
-        <w:rPr>
-          <w:b w:val="0"/>
-        </w:rPr>
-        <w:t xml:space="preserve"> that supports it.</w:t>
+        <w:pStyle w:val="ListBullet"/>
+      </w:pPr>
+      <w:r>
+        <w:t>Why do the single-example orders finish at different weights? Point to the relevant step in the picture, then write the changed result and the rule or evidence that supports it.</w:t>
       </w:r>
     </w:p>
     <w:p>
@@ -2015,68 +1443,18 @@
     </w:p>
     <w:p>
       <w:pPr>
-        <w:pStyle w:val="Heading3"/>
-      </w:pPr>
-      <w:r>
-        <w:t>Record the help used</w:t>
-      </w:r>
-    </w:p>
-    <w:p>
-      <w:pPr>
-        <w:spacing w:line="336" w:lineRule="auto" w:after="180"/>
-        <w:shd w:fill="F1F6F8"/>
-      </w:pPr>
-      <w:r>
-        <w:rPr>
-          <w:b w:val="0"/>
-        </w:rPr>
-        <w:t xml:space="preserve">Support used: alone / hint / worked example. This record is practice </w:t>
-      </w:r>
-      <w:r>
-        <w:rPr>
-          <w:b/>
-        </w:rPr>
-        <w:t>evidence</w:t>
-      </w:r>
-      <w:r>
-        <w:rPr>
-          <w:b w:val="0"/>
-        </w:rPr>
-        <w:t>.</w:t>
-      </w:r>
-    </w:p>
-    <w:p>
-      <w:pPr>
-        <w:spacing w:line="336" w:lineRule="auto" w:after="180"/>
-      </w:pPr>
-      <w:r>
-        <w:rPr>
-          <w:b w:val="0"/>
-        </w:rPr>
-        <w:t xml:space="preserve">Project connection: For your Image-pattern Network Investigation, save the </w:t>
-      </w:r>
-      <w:r>
-        <w:rPr>
-          <w:b/>
-        </w:rPr>
-        <w:t>input</w:t>
-      </w:r>
-      <w:r>
-        <w:rPr>
-          <w:b w:val="0"/>
-        </w:rPr>
-        <w:t>, procedure, observed result and limitation of this check.</w:t>
-      </w:r>
-    </w:p>
-    <w:p>
-      <w:pPr>
-        <w:spacing w:line="336" w:lineRule="auto" w:after="180"/>
-      </w:pPr>
-      <w:r>
-        <w:rPr>
-          <w:b w:val="0"/>
-        </w:rPr>
-        <w:t>Label this worked example as practice; use a different, previously unreviewed case when checking independent understanding.</w:t>
+        <w:pStyle w:val="ListBullet"/>
+      </w:pPr>
+      <w:r>
+        <w:t>Support used: alone / hint / worked example. This record is practice evidence.</w:t>
+      </w:r>
+    </w:p>
+    <w:p>
+      <w:pPr>
+        <w:pStyle w:val="ListBullet"/>
+      </w:pPr>
+      <w:r>
+        <w:t>Project connection: For your Image-pattern Network Investigation, save the input, procedure, observed result and limitation of this check. Label this worked example as practice; use a different, previously unreviewed case when checking independent understanding.</w:t>
       </w:r>
     </w:p>
     <w:p>
@@ -2084,68 +1462,44 @@
         <w:pStyle w:val="Heading1"/>
       </w:pPr>
       <w:r>
-        <w:t>13. Project portfolio milestone</w:t>
-      </w:r>
-    </w:p>
-    <w:p>
-      <w:r>
-        <w:t>Keep this week’s input, deciding step, result and limit together in the Image-pattern Network Investigation record.</w:t>
-      </w:r>
-    </w:p>
-    <w:p>
-      <w:pPr>
-        <w:spacing w:line="336" w:lineRule="auto" w:after="180"/>
-      </w:pPr>
-      <w:r>
-        <w:rPr>
-          <w:b w:val="0"/>
-        </w:rPr>
+        <w:t>13. Reference · Project milestone</w:t>
+      </w:r>
+    </w:p>
+    <w:p>
+      <w:r>
+        <w:t>Keep this task’s inputs,rule and response together.</w:t>
+      </w:r>
+    </w:p>
+    <w:p>
+      <w:pPr>
+        <w:pStyle w:val="Heading2"/>
+      </w:pPr>
+      <w:r>
+        <w:t>Complete task and evidence</w:t>
+      </w:r>
+    </w:p>
+    <w:p>
+      <w:pPr>
+        <w:pStyle w:val="ListBullet"/>
+      </w:pPr>
+      <w:r>
         <w:t>Project: Image-pattern Network Investigation</w:t>
       </w:r>
     </w:p>
     <w:p>
       <w:pPr>
-        <w:spacing w:line="336" w:lineRule="auto" w:after="180"/>
-      </w:pPr>
-      <w:r>
-        <w:rPr>
-          <w:b w:val="0"/>
-        </w:rPr>
+        <w:pStyle w:val="ListBullet"/>
+      </w:pPr>
+      <w:r>
         <w:t>Current milestone: Test changed cases. Keep normal, boundary and failure cases; compare expected and observed results.</w:t>
       </w:r>
     </w:p>
     <w:p>
       <w:pPr>
-        <w:spacing w:line="336" w:lineRule="auto" w:after="180"/>
-      </w:pPr>
-      <w:r>
-        <w:rPr>
-          <w:b w:val="0"/>
-        </w:rPr>
-        <w:t xml:space="preserve">For your Image-pattern Network Investigation, save the </w:t>
-      </w:r>
-      <w:r>
-        <w:rPr>
-          <w:b/>
-        </w:rPr>
-        <w:t>input</w:t>
-      </w:r>
-      <w:r>
-        <w:rPr>
-          <w:b w:val="0"/>
-        </w:rPr>
-        <w:t>, procedure, observed result and limitation of this check.</w:t>
-      </w:r>
-    </w:p>
-    <w:p>
-      <w:pPr>
-        <w:spacing w:line="336" w:lineRule="auto" w:after="180"/>
-      </w:pPr>
-      <w:r>
-        <w:rPr>
-          <w:b w:val="0"/>
-        </w:rPr>
-        <w:t>Label this worked example as practice; use a different, previously unreviewed case when checking independent understanding.</w:t>
+        <w:pStyle w:val="ListBullet"/>
+      </w:pPr>
+      <w:r>
+        <w:t>For your Image-pattern Network Investigation, save the input, procedure, observed result and limitation of this check. Label this worked example as practice; use a different, previously unreviewed case when checking independent understanding.</w:t>
       </w:r>
     </w:p>
     <w:tbl>
@@ -2302,12 +1656,621 @@
         <w:pStyle w:val="Heading1"/>
       </w:pPr>
       <w:r>
-        <w:t>14. Supported practice and learning evidence</w:t>
-      </w:r>
-    </w:p>
-    <w:p>
-      <w:r>
-        <w:t>Try the supported questions before comparing with hints and feedback. Record what you repaired and the evidence you retained.</w:t>
+        <w:t>14. Extra practice · Predict,check and repair</w:t>
+      </w:r>
+    </w:p>
+    <w:p>
+      <w:r>
+        <w:t>Keep supported feedback separate from the independent case.</w:t>
+      </w:r>
+    </w:p>
+    <w:p>
+      <w:pPr>
+        <w:pStyle w:val="Heading2"/>
+      </w:pPr>
+      <w:r>
+        <w:t>First supported question and optional hint</w:t>
+      </w:r>
+    </w:p>
+    <w:p>
+      <w:pPr>
+        <w:pStyle w:val="ListBullet"/>
+      </w:pPr>
+      <w:r>
+        <w:t>Show why an epoch’s example order can matter for single-example updates.</w:t>
+      </w:r>
+    </w:p>
+    <w:p>
+      <w:pPr>
+        <w:pStyle w:val="Heading3"/>
+      </w:pPr>
+      <w:r>
+        <w:t>Practice 1: explain the deciding evidence</w:t>
+      </w:r>
+    </w:p>
+    <w:p>
+      <w:pPr>
+        <w:pStyle w:val="ListBullet"/>
+      </w:pPr>
+      <w:r>
+        <w:t>Which labelled step matches this detail? At w = 0 mean gradient=(-4+0)/2=-2; one full-batch update gives w = 0.2.</w:t>
+      </w:r>
+    </w:p>
+    <w:p>
+      <w:pPr>
+        <w:pStyle w:val="ListBullet"/>
+      </w:pPr>
+      <w:r>
+        <w:t>1. Restart and reverse</w:t>
+      </w:r>
+    </w:p>
+    <w:p>
+      <w:pPr>
+        <w:pStyle w:val="ListBullet"/>
+      </w:pPr>
+      <w:r>
+        <w:t>2. A then B</w:t>
+      </w:r>
+    </w:p>
+    <w:p>
+      <w:pPr>
+        <w:pStyle w:val="ListBullet"/>
+      </w:pPr>
+      <w:r>
+        <w:t>3. Compare full batch</w:t>
+      </w:r>
+    </w:p>
+    <w:p>
+      <w:pPr>
+        <w:pStyle w:val="Heading3"/>
+      </w:pPr>
+      <w:r>
+        <w:t>My selected conclusion, deciding fact and explanation</w:t>
+      </w:r>
+    </w:p>
+    <w:p>
+      <w:r>
+        <w:t>________________________________________________________________</w:t>
+      </w:r>
+    </w:p>
+    <w:p>
+      <w:r>
+        <w:t>________________________________________________________________</w:t>
+      </w:r>
+    </w:p>
+    <w:p>
+      <w:r>
+        <w:t>________________________________________________________________</w:t>
+      </w:r>
+    </w:p>
+    <w:p>
+      <w:r>
+        <w:t>________________________________________________________________</w:t>
+      </w:r>
+    </w:p>
+    <w:p>
+      <w:r>
+        <w:t>________________________________________________________________</w:t>
+      </w:r>
+    </w:p>
+    <w:p>
+      <w:pPr>
+        <w:pStyle w:val="ListBullet"/>
+      </w:pPr>
+      <w:r>
+        <w:t>Hint if needed: Read the steps in the pictorial case. Match the supplied detail to the stage that performs or records it.</w:t>
+      </w:r>
+    </w:p>
+    <w:p>
+      <w:pPr>
+        <w:pStyle w:val="Heading2"/>
+      </w:pPr>
+      <w:r>
+        <w:t>Check after the first attempt · reference / check after trying</w:t>
+      </w:r>
+    </w:p>
+    <w:p>
+      <w:pPr>
+        <w:spacing w:line="336" w:lineRule="auto" w:after="180"/>
+      </w:pPr>
+      <w:r>
+        <w:rPr>
+          <w:b w:val="0"/>
+        </w:rPr>
+        <w:t xml:space="preserve">After your attempt, compare with the supported explanation: Compare full </w:t>
+      </w:r>
+      <w:r>
+        <w:rPr>
+          <w:b/>
+        </w:rPr>
+        <w:t>batch</w:t>
+      </w:r>
+      <w:r>
+        <w:rPr>
+          <w:b w:val="0"/>
+        </w:rPr>
+        <w:t xml:space="preserve"> At w = 0 mean gradient=(-4+0)/2=-2; one full-</w:t>
+      </w:r>
+      <w:r>
+        <w:rPr>
+          <w:b/>
+        </w:rPr>
+        <w:t>batch</w:t>
+      </w:r>
+      <w:r>
+        <w:rPr>
+          <w:b w:val="0"/>
+        </w:rPr>
+        <w:t xml:space="preserve"> </w:t>
+      </w:r>
+      <w:r>
+        <w:rPr>
+          <w:b/>
+        </w:rPr>
+        <w:t>update</w:t>
+      </w:r>
+      <w:r>
+        <w:rPr>
+          <w:b w:val="0"/>
+        </w:rPr>
+        <w:t xml:space="preserve"> gives w = 0.2.</w:t>
+      </w:r>
+    </w:p>
+    <w:p>
+      <w:pPr>
+        <w:spacing w:line="336" w:lineRule="auto" w:after="180"/>
+      </w:pPr>
+      <w:r>
+        <w:rPr>
+          <w:b w:val="0"/>
+        </w:rPr>
+        <w:t xml:space="preserve">A single-example </w:t>
+      </w:r>
+      <w:r>
+        <w:rPr>
+          <w:b/>
+        </w:rPr>
+        <w:t>update</w:t>
+      </w:r>
+      <w:r>
+        <w:rPr>
+          <w:b w:val="0"/>
+        </w:rPr>
+        <w:t xml:space="preserve"> changes the weight before the next example’s gradient is calculated. Reversing the example order can therefore change the path.</w:t>
+      </w:r>
+    </w:p>
+    <w:p>
+      <w:pPr>
+        <w:spacing w:line="336" w:lineRule="auto" w:after="180"/>
+      </w:pPr>
+      <w:r>
+        <w:rPr>
+          <w:b w:val="0"/>
+        </w:rPr>
+        <w:t>A full-</w:t>
+      </w:r>
+      <w:r>
+        <w:rPr>
+          <w:b/>
+        </w:rPr>
+        <w:t>batch</w:t>
+      </w:r>
+      <w:r>
+        <w:rPr>
+          <w:b w:val="0"/>
+        </w:rPr>
+        <w:t xml:space="preserve"> </w:t>
+      </w:r>
+      <w:r>
+        <w:rPr>
+          <w:b/>
+        </w:rPr>
+        <w:t>update</w:t>
+      </w:r>
+      <w:r>
+        <w:rPr>
+          <w:b w:val="0"/>
+        </w:rPr>
+        <w:t xml:space="preserve"> computes both gradients at the same starting weight and averages them before changing that weight. The distinction is when the </w:t>
+      </w:r>
+      <w:r>
+        <w:rPr>
+          <w:b/>
+        </w:rPr>
+        <w:t>update</w:t>
+      </w:r>
+      <w:r>
+        <w:rPr>
+          <w:b w:val="0"/>
+        </w:rPr>
+        <w:t xml:space="preserve"> occurs, not whether the examples have different labels.</w:t>
+      </w:r>
+    </w:p>
+    <w:p>
+      <w:pPr>
+        <w:pStyle w:val="Heading2"/>
+      </w:pPr>
+      <w:r>
+        <w:t>Changed-case question and optional hint</w:t>
+      </w:r>
+    </w:p>
+    <w:p>
+      <w:pPr>
+        <w:pStyle w:val="Heading3"/>
+      </w:pPr>
+      <w:r>
+        <w:t>Practice 2: explain the deciding evidence</w:t>
+      </w:r>
+    </w:p>
+    <w:p>
+      <w:pPr>
+        <w:pStyle w:val="ListBullet"/>
+      </w:pPr>
+      <w:r>
+        <w:t>Changed-case practice: Use only one full-batch update after reversing record order. Which conclusion is supported by the supplied facts?</w:t>
+      </w:r>
+    </w:p>
+    <w:p>
+      <w:pPr>
+        <w:pStyle w:val="ListBullet"/>
+      </w:pPr>
+      <w:r>
+        <w:t>1. The updated weight remains 0.2.</w:t>
+      </w:r>
+    </w:p>
+    <w:p>
+      <w:pPr>
+        <w:pStyle w:val="ListBullet"/>
+      </w:pPr>
+      <w:r>
+        <w:t>2. We can decide the result without examining the changed input or the procedure.</w:t>
+      </w:r>
+    </w:p>
+    <w:p>
+      <w:pPr>
+        <w:pStyle w:val="ListBullet"/>
+      </w:pPr>
+      <w:r>
+        <w:t>3. This one example guarantees correct results for every future input.</w:t>
+      </w:r>
+    </w:p>
+    <w:p>
+      <w:pPr>
+        <w:pStyle w:val="Heading3"/>
+      </w:pPr>
+      <w:r>
+        <w:t>My selected conclusion, deciding fact and explanation</w:t>
+      </w:r>
+    </w:p>
+    <w:p>
+      <w:r>
+        <w:t>________________________________________________________________</w:t>
+      </w:r>
+    </w:p>
+    <w:p>
+      <w:r>
+        <w:t>________________________________________________________________</w:t>
+      </w:r>
+    </w:p>
+    <w:p>
+      <w:r>
+        <w:t>________________________________________________________________</w:t>
+      </w:r>
+    </w:p>
+    <w:p>
+      <w:r>
+        <w:t>________________________________________________________________</w:t>
+      </w:r>
+    </w:p>
+    <w:p>
+      <w:r>
+        <w:t>________________________________________________________________</w:t>
+      </w:r>
+    </w:p>
+    <w:p>
+      <w:pPr>
+        <w:pStyle w:val="ListBullet"/>
+      </w:pPr>
+      <w:r>
+        <w:t>Hint if needed: Use the changed condition and the deciding step in the pictorial trace. The answer must say what follows from those facts.</w:t>
+      </w:r>
+    </w:p>
+    <w:p>
+      <w:pPr>
+        <w:pStyle w:val="Heading2"/>
+      </w:pPr>
+      <w:r>
+        <w:t>Check after the changed attempt · reference / check after trying</w:t>
+      </w:r>
+    </w:p>
+    <w:p>
+      <w:pPr>
+        <w:spacing w:line="336" w:lineRule="auto" w:after="180"/>
+      </w:pPr>
+      <w:r>
+        <w:rPr>
+          <w:b w:val="0"/>
+        </w:rPr>
+        <w:t xml:space="preserve">After your attempt, compare with the supported explanation: The </w:t>
+      </w:r>
+      <w:r>
+        <w:rPr>
+          <w:b/>
+        </w:rPr>
+        <w:t>update</w:t>
+      </w:r>
+      <w:r>
+        <w:rPr>
+          <w:b w:val="0"/>
+        </w:rPr>
+        <w:t>d weight remains 0.2. The same mean of the two starting gradients is unchanged by their order.</w:t>
+      </w:r>
+    </w:p>
+    <w:p>
+      <w:pPr>
+        <w:pStyle w:val="Heading2"/>
+      </w:pPr>
+      <w:r>
+        <w:t>Repair and retain the record</w:t>
+      </w:r>
+    </w:p>
+    <w:p>
+      <w:pPr>
+        <w:spacing w:line="336" w:lineRule="auto" w:after="180"/>
+      </w:pPr>
+      <w:r>
+        <w:rPr>
+          <w:b w:val="0"/>
+        </w:rPr>
+        <w:t xml:space="preserve">Review </w:t>
+      </w:r>
+      <w:r>
+        <w:rPr>
+          <w:b/>
+        </w:rPr>
+        <w:t>Training</w:t>
+      </w:r>
+      <w:r>
+        <w:rPr>
+          <w:b w:val="0"/>
+        </w:rPr>
+        <w:t xml:space="preserve"> a small network (ai-5/12). Goal: Trace repeated forward loss gradient and </w:t>
+      </w:r>
+      <w:r>
+        <w:rPr>
+          <w:b/>
+        </w:rPr>
+        <w:t>update</w:t>
+      </w:r>
+      <w:r>
+        <w:rPr>
+          <w:b w:val="0"/>
+        </w:rPr>
+        <w:t xml:space="preserve"> steps. Short practice: Which parameter changed, and which part was not trained?</w:t>
+      </w:r>
+    </w:p>
+    <w:p>
+      <w:pPr>
+        <w:spacing w:line="336" w:lineRule="auto" w:after="180"/>
+      </w:pPr>
+      <w:r>
+        <w:rPr>
+          <w:b w:val="0"/>
+        </w:rPr>
+        <w:t xml:space="preserve">Point to the relevant step in the picture, then write the changed result and the rule or </w:t>
+      </w:r>
+      <w:r>
+        <w:rPr>
+          <w:b/>
+        </w:rPr>
+        <w:t>evidence</w:t>
+      </w:r>
+      <w:r>
+        <w:rPr>
+          <w:b w:val="0"/>
+        </w:rPr>
+        <w:t xml:space="preserve"> that supports it.. Return to this week and explain what you changed.</w:t>
+      </w:r>
+    </w:p>
+    <w:p>
+      <w:pPr>
+        <w:spacing w:line="336" w:lineRule="auto" w:after="180"/>
+      </w:pPr>
+      <w:r>
+        <w:rPr>
+          <w:b w:val="0"/>
+        </w:rPr>
+        <w:t>Review Gradients with a numerical check (ai-5/10). Goal: Estimate one partial derivative while other parameters stay fixed. Short practice: Why should the numerical checks perturb one coordinate at a time?</w:t>
+      </w:r>
+    </w:p>
+    <w:p>
+      <w:pPr>
+        <w:spacing w:line="336" w:lineRule="auto" w:after="180"/>
+      </w:pPr>
+      <w:r>
+        <w:rPr>
+          <w:b w:val="0"/>
+        </w:rPr>
+        <w:t xml:space="preserve">Point to the relevant step in the picture, then write the changed result and the rule or </w:t>
+      </w:r>
+      <w:r>
+        <w:rPr>
+          <w:b/>
+        </w:rPr>
+        <w:t>evidence</w:t>
+      </w:r>
+      <w:r>
+        <w:rPr>
+          <w:b w:val="0"/>
+        </w:rPr>
+        <w:t xml:space="preserve"> that supports it.. Return to this week and explain what you changed.</w:t>
+      </w:r>
+    </w:p>
+    <w:p>
+      <w:pPr>
+        <w:spacing w:line="336" w:lineRule="auto" w:after="180"/>
+      </w:pPr>
+      <w:r>
+        <w:rPr>
+          <w:b w:val="0"/>
+        </w:rPr>
+        <w:t>Review Parameters and architecture (ai-5/7). Goal: Distinguish architectural choices from parameter values. Short practice: How many new parameters did that one hidden unit add?</w:t>
+      </w:r>
+    </w:p>
+    <w:p>
+      <w:pPr>
+        <w:spacing w:line="336" w:lineRule="auto" w:after="180"/>
+      </w:pPr>
+      <w:r>
+        <w:rPr>
+          <w:b w:val="0"/>
+        </w:rPr>
+        <w:t xml:space="preserve">Point to the relevant step in the picture, then write the changed result and the rule or </w:t>
+      </w:r>
+      <w:r>
+        <w:rPr>
+          <w:b/>
+        </w:rPr>
+        <w:t>evidence</w:t>
+      </w:r>
+      <w:r>
+        <w:rPr>
+          <w:b w:val="0"/>
+        </w:rPr>
+        <w:t xml:space="preserve"> that supports it.. Return to this week and explain what you changed.</w:t>
+      </w:r>
+    </w:p>
+    <w:p>
+      <w:pPr>
+        <w:spacing w:line="336" w:lineRule="auto" w:after="180"/>
+      </w:pPr>
+      <w:r>
+        <w:rPr>
+          <w:b w:val="0"/>
+        </w:rPr>
+        <w:t xml:space="preserve">The browser lab lets you edit the supported Python examples already included in this lesson. Predict first, run, inspect the actual </w:t>
+      </w:r>
+      <w:r>
+        <w:rPr>
+          <w:b/>
+        </w:rPr>
+        <w:t>output</w:t>
+      </w:r>
+      <w:r>
+        <w:rPr>
+          <w:b w:val="0"/>
+        </w:rPr>
+        <w:t xml:space="preserve"> or error, change one </w:t>
+      </w:r>
+      <w:r>
+        <w:rPr>
+          <w:b/>
+        </w:rPr>
+        <w:t>input</w:t>
+      </w:r>
+      <w:r>
+        <w:rPr>
+          <w:b w:val="0"/>
+        </w:rPr>
+        <w:t>, then run again.</w:t>
+      </w:r>
+    </w:p>
+    <w:p>
+      <w:pPr>
+        <w:spacing w:line="336" w:lineRule="auto" w:after="180"/>
+      </w:pPr>
+      <w:r>
+        <w:rPr>
+          <w:b w:val="0"/>
+        </w:rPr>
+        <w:t xml:space="preserve">Keep code, </w:t>
+      </w:r>
+      <w:r>
+        <w:rPr>
+          <w:b/>
+        </w:rPr>
+        <w:t>prediction</w:t>
+      </w:r>
+      <w:r>
+        <w:rPr>
+          <w:b w:val="0"/>
+        </w:rPr>
+        <w:t>s, actual results and a reasoned revision together. On paper, label your result as a trace rather than an execution.</w:t>
+      </w:r>
+    </w:p>
+    <w:p>
+      <w:pPr>
+        <w:spacing w:line="336" w:lineRule="auto" w:after="180"/>
+      </w:pPr>
+      <w:r>
+        <w:rPr>
+          <w:b w:val="0"/>
+        </w:rPr>
+        <w:t xml:space="preserve">Use Download completed work in the hosted lesson to export your answers, reflections, practice feedback and code-run </w:t>
+      </w:r>
+      <w:r>
+        <w:rPr>
+          <w:b/>
+        </w:rPr>
+        <w:t>evidence</w:t>
+      </w:r>
+      <w:r>
+        <w:rPr>
+          <w:b w:val="0"/>
+        </w:rPr>
+        <w:t>. Open the HTML copy to read or print it.</w:t>
+      </w:r>
+    </w:p>
+    <w:p>
+      <w:pPr>
+        <w:spacing w:line="336" w:lineRule="auto" w:after="180"/>
+      </w:pPr>
+      <w:r>
+        <w:rPr>
+          <w:b w:val="0"/>
+        </w:rPr>
+        <w:t>Drafts stay in this browser when storage is available; clear drafts on a shared device.</w:t>
+      </w:r>
+    </w:p>
+    <w:p>
+      <w:pPr>
+        <w:pStyle w:val="Heading3"/>
+      </w:pPr>
+      <w:r>
+        <w:t>What I repaired, the evidence I kept and the next test</w:t>
+      </w:r>
+    </w:p>
+    <w:p>
+      <w:r>
+        <w:t>________________________________________________________________</w:t>
+      </w:r>
+    </w:p>
+    <w:p>
+      <w:r>
+        <w:t>________________________________________________________________</w:t>
+      </w:r>
+    </w:p>
+    <w:p>
+      <w:r>
+        <w:t>________________________________________________________________</w:t>
+      </w:r>
+    </w:p>
+    <w:p>
+      <w:r>
+        <w:t>________________________________________________________________</w:t>
+      </w:r>
+    </w:p>
+    <w:p>
+      <w:r>
+        <w:t>________________________________________________________________</w:t>
+      </w:r>
+    </w:p>
+    <w:p>
+      <w:pPr>
+        <w:pStyle w:val="Heading2"/>
+      </w:pPr>
+      <w:r>
+        <w:t>Earlier wording, alternatives and picture transcripts · reference / check after trying</w:t>
       </w:r>
     </w:p>
     <w:p>
@@ -2323,122 +2286,10 @@
     </w:p>
     <w:p>
       <w:pPr>
-        <w:spacing w:line="336" w:lineRule="auto" w:after="180"/>
-      </w:pPr>
-      <w:r>
-        <w:rPr>
-          <w:b w:val="0"/>
-        </w:rPr>
-        <w:t xml:space="preserve">Show why an </w:t>
-      </w:r>
-      <w:r>
-        <w:rPr>
-          <w:b/>
-        </w:rPr>
-        <w:t>epoch</w:t>
-      </w:r>
-      <w:r>
-        <w:rPr>
-          <w:b w:val="0"/>
-        </w:rPr>
-        <w:t xml:space="preserve">’s example order can matter for single-example </w:t>
-      </w:r>
-      <w:r>
-        <w:rPr>
-          <w:b/>
-        </w:rPr>
-        <w:t>update</w:t>
-      </w:r>
-      <w:r>
-        <w:rPr>
-          <w:b w:val="0"/>
-        </w:rPr>
-        <w:t>s.</w:t>
-      </w:r>
-    </w:p>
-    <w:p>
-      <w:pPr>
         <w:pStyle w:val="Heading3"/>
       </w:pPr>
       <w:r>
-        <w:t>Practice 1: explain the deciding evidence</w:t>
-      </w:r>
-    </w:p>
-    <w:p>
-      <w:pPr>
-        <w:spacing w:line="336" w:lineRule="auto" w:after="180"/>
-      </w:pPr>
-      <w:r>
-        <w:rPr>
-          <w:b w:val="0"/>
-        </w:rPr>
-        <w:t>Which labelled step matches this detail? At w = 0 mean gradient=(-4+0)/2=-2; one full-</w:t>
-      </w:r>
-      <w:r>
-        <w:rPr>
-          <w:b/>
-        </w:rPr>
-        <w:t>batch</w:t>
-      </w:r>
-      <w:r>
-        <w:rPr>
-          <w:b w:val="0"/>
-        </w:rPr>
-        <w:t xml:space="preserve"> </w:t>
-      </w:r>
-      <w:r>
-        <w:rPr>
-          <w:b/>
-        </w:rPr>
-        <w:t>update</w:t>
-      </w:r>
-      <w:r>
-        <w:rPr>
-          <w:b w:val="0"/>
-        </w:rPr>
-        <w:t xml:space="preserve"> gives w = 0.2.</w:t>
-      </w:r>
-    </w:p>
-    <w:p>
-      <w:pPr>
-        <w:spacing w:line="336" w:lineRule="auto" w:after="180"/>
-        <w:shd w:fill="F4F9FC"/>
-      </w:pPr>
-      <w:r>
-        <w:rPr>
-          <w:b w:val="0"/>
-        </w:rPr>
-        <w:t>1. Restart and reverse</w:t>
-      </w:r>
-    </w:p>
-    <w:p>
-      <w:pPr>
-        <w:spacing w:line="336" w:lineRule="auto" w:after="180"/>
-        <w:shd w:fill="F4F9FC"/>
-      </w:pPr>
-      <w:r>
-        <w:rPr>
-          <w:b w:val="0"/>
-        </w:rPr>
-        <w:t>2. A then B</w:t>
-      </w:r>
-    </w:p>
-    <w:p>
-      <w:pPr>
-        <w:spacing w:line="336" w:lineRule="auto" w:after="180"/>
-        <w:shd w:fill="F4F9FC"/>
-      </w:pPr>
-      <w:r>
-        <w:rPr>
-          <w:b w:val="0"/>
-        </w:rPr>
-        <w:t xml:space="preserve">3. Compare full </w:t>
-      </w:r>
-      <w:r>
-        <w:rPr>
-          <w:b/>
-        </w:rPr>
-        <w:t>batch</w:t>
+        <w:t>Repair a missing building block</w:t>
       </w:r>
     </w:p>
     <w:p>
@@ -2446,32 +2297,7 @@
         <w:pStyle w:val="Heading3"/>
       </w:pPr>
       <w:r>
-        <w:t>My selected conclusion, deciding fact and explanation</w:t>
-      </w:r>
-    </w:p>
-    <w:p>
-      <w:r>
-        <w:t>________________________________________________________________</w:t>
-      </w:r>
-    </w:p>
-    <w:p>
-      <w:r>
-        <w:t>________________________________________________________________</w:t>
-      </w:r>
-    </w:p>
-    <w:p>
-      <w:r>
-        <w:t>________________________________________________________________</w:t>
-      </w:r>
-    </w:p>
-    <w:p>
-      <w:r>
-        <w:t>________________________________________________________________</w:t>
-      </w:r>
-    </w:p>
-    <w:p>
-      <w:r>
-        <w:t>________________________________________________________________</w:t>
+        <w:t>Predict, run and debug</w:t>
       </w:r>
     </w:p>
     <w:p>
@@ -2479,649 +2305,25 @@
         <w:pStyle w:val="Heading3"/>
       </w:pPr>
       <w:r>
-        <w:t>Hint · try first</w:t>
-      </w:r>
-    </w:p>
-    <w:p>
-      <w:pPr>
-        <w:spacing w:line="336" w:lineRule="auto" w:after="180"/>
-        <w:shd w:fill="F1F6F8"/>
-      </w:pPr>
-      <w:r>
-        <w:rPr>
-          <w:b w:val="0"/>
-        </w:rPr>
-        <w:t>Hint if needed: Read the steps in the pictorial case. Match the supplied detail to the stage that performs or records it.</w:t>
-      </w:r>
-    </w:p>
-    <w:p>
-      <w:pPr>
-        <w:pStyle w:val="Heading3"/>
-      </w:pPr>
-      <w:r>
-        <w:t>Feedback · compare after trying</w:t>
-      </w:r>
-    </w:p>
-    <w:p>
-      <w:pPr>
-        <w:spacing w:line="336" w:lineRule="auto" w:after="180"/>
-        <w:shd w:fill="F1F6FC"/>
-      </w:pPr>
-      <w:r>
-        <w:rPr>
-          <w:b w:val="0"/>
-        </w:rPr>
-        <w:t xml:space="preserve">After your attempt, compare with the supported explanation: Compare full </w:t>
-      </w:r>
-      <w:r>
-        <w:rPr>
-          <w:b/>
-        </w:rPr>
-        <w:t>batch</w:t>
-      </w:r>
-      <w:r>
-        <w:rPr>
-          <w:b w:val="0"/>
-        </w:rPr>
-        <w:t xml:space="preserve"> At w = 0 mean gradient=(-4+0)/2=-2; one full-</w:t>
-      </w:r>
-      <w:r>
-        <w:rPr>
-          <w:b/>
-        </w:rPr>
-        <w:t>batch</w:t>
-      </w:r>
-      <w:r>
-        <w:rPr>
-          <w:b w:val="0"/>
-        </w:rPr>
-        <w:t xml:space="preserve"> </w:t>
-      </w:r>
-      <w:r>
-        <w:rPr>
-          <w:b/>
-        </w:rPr>
-        <w:t>update</w:t>
-      </w:r>
-      <w:r>
-        <w:rPr>
-          <w:b w:val="0"/>
-        </w:rPr>
-        <w:t xml:space="preserve"> gives w = 0.2.</w:t>
-      </w:r>
-    </w:p>
-    <w:p>
-      <w:pPr>
-        <w:spacing w:line="336" w:lineRule="auto" w:after="180"/>
-        <w:shd w:fill="F1F6FC"/>
-      </w:pPr>
-      <w:r>
-        <w:rPr>
-          <w:b w:val="0"/>
-        </w:rPr>
-        <w:t xml:space="preserve">A single-example </w:t>
-      </w:r>
-      <w:r>
-        <w:rPr>
-          <w:b/>
-        </w:rPr>
-        <w:t>update</w:t>
-      </w:r>
-      <w:r>
-        <w:rPr>
-          <w:b w:val="0"/>
-        </w:rPr>
-        <w:t xml:space="preserve"> changes the weight before the next example’s gradient is calculated. Reversing the example order can therefore change the path.</w:t>
-      </w:r>
-    </w:p>
-    <w:p>
-      <w:pPr>
-        <w:spacing w:line="336" w:lineRule="auto" w:after="180"/>
-        <w:shd w:fill="F1F6FC"/>
-      </w:pPr>
-      <w:r>
-        <w:rPr>
-          <w:b w:val="0"/>
-        </w:rPr>
-        <w:t>A full-</w:t>
-      </w:r>
-      <w:r>
-        <w:rPr>
-          <w:b/>
-        </w:rPr>
-        <w:t>batch</w:t>
-      </w:r>
-      <w:r>
-        <w:rPr>
-          <w:b w:val="0"/>
-        </w:rPr>
-        <w:t xml:space="preserve"> </w:t>
-      </w:r>
-      <w:r>
-        <w:rPr>
-          <w:b/>
-        </w:rPr>
-        <w:t>update</w:t>
-      </w:r>
-      <w:r>
-        <w:rPr>
-          <w:b w:val="0"/>
-        </w:rPr>
-        <w:t xml:space="preserve"> computes both gradients at the same starting weight and averages them before changing that weight. The distinction is when the </w:t>
-      </w:r>
-      <w:r>
-        <w:rPr>
-          <w:b/>
-        </w:rPr>
-        <w:t>update</w:t>
-      </w:r>
-      <w:r>
-        <w:rPr>
-          <w:b w:val="0"/>
-        </w:rPr>
-        <w:t xml:space="preserve"> occurs, not whether the examples have different labels.</w:t>
-      </w:r>
-    </w:p>
-    <w:p>
-      <w:pPr>
-        <w:pStyle w:val="Heading3"/>
-      </w:pPr>
-      <w:r>
-        <w:t>Practice 2: explain the deciding evidence</w:t>
-      </w:r>
-    </w:p>
-    <w:p>
-      <w:pPr>
-        <w:pStyle w:val="Heading3"/>
-      </w:pPr>
-      <w:r>
-        <w:t>Changed case · predict first</w:t>
-      </w:r>
-    </w:p>
-    <w:p>
-      <w:pPr>
-        <w:spacing w:line="336" w:lineRule="auto" w:after="180"/>
-        <w:shd w:fill="F5F1FB"/>
-      </w:pPr>
-      <w:r>
-        <w:rPr>
-          <w:b w:val="0"/>
-        </w:rPr>
-        <w:t>Changed-case practice: Use only one full-</w:t>
-      </w:r>
-      <w:r>
-        <w:rPr>
-          <w:b/>
-        </w:rPr>
-        <w:t>batch</w:t>
-      </w:r>
-      <w:r>
-        <w:rPr>
-          <w:b w:val="0"/>
-        </w:rPr>
-        <w:t xml:space="preserve"> </w:t>
-      </w:r>
-      <w:r>
-        <w:rPr>
-          <w:b/>
-        </w:rPr>
-        <w:t>update</w:t>
-      </w:r>
-      <w:r>
-        <w:rPr>
-          <w:b w:val="0"/>
-        </w:rPr>
-        <w:t xml:space="preserve"> after reversing record order. Which conclusion is supported by the supplied facts?</w:t>
-      </w:r>
-    </w:p>
-    <w:p>
-      <w:pPr>
-        <w:spacing w:line="336" w:lineRule="auto" w:after="180"/>
-        <w:shd w:fill="F4F9FC"/>
-      </w:pPr>
-      <w:r>
-        <w:rPr>
-          <w:b w:val="0"/>
-        </w:rPr>
-        <w:t xml:space="preserve">1. The </w:t>
-      </w:r>
-      <w:r>
-        <w:rPr>
-          <w:b/>
-        </w:rPr>
-        <w:t>update</w:t>
-      </w:r>
-      <w:r>
-        <w:rPr>
-          <w:b w:val="0"/>
-        </w:rPr>
-        <w:t>d weight remains 0.2.</w:t>
-      </w:r>
-    </w:p>
-    <w:p>
-      <w:pPr>
-        <w:spacing w:line="336" w:lineRule="auto" w:after="180"/>
-        <w:shd w:fill="F4F9FC"/>
-      </w:pPr>
-      <w:r>
-        <w:rPr>
-          <w:b w:val="0"/>
-        </w:rPr>
-        <w:t xml:space="preserve">2. We can decide the result without examining the changed </w:t>
-      </w:r>
-      <w:r>
-        <w:rPr>
-          <w:b/>
-        </w:rPr>
-        <w:t>input</w:t>
-      </w:r>
-      <w:r>
-        <w:rPr>
-          <w:b w:val="0"/>
-        </w:rPr>
-        <w:t xml:space="preserve"> or the procedure.</w:t>
-      </w:r>
-    </w:p>
-    <w:p>
-      <w:pPr>
-        <w:spacing w:line="336" w:lineRule="auto" w:after="180"/>
-        <w:shd w:fill="F4F9FC"/>
-      </w:pPr>
-      <w:r>
-        <w:rPr>
-          <w:b w:val="0"/>
-        </w:rPr>
-        <w:t xml:space="preserve">3. This one example guarantees correct results for every future </w:t>
-      </w:r>
-      <w:r>
-        <w:rPr>
-          <w:b/>
-        </w:rPr>
-        <w:t>input</w:t>
-      </w:r>
-      <w:r>
-        <w:rPr>
-          <w:b w:val="0"/>
-        </w:rPr>
-        <w:t>.</w:t>
-      </w:r>
-    </w:p>
-    <w:p>
-      <w:pPr>
-        <w:pStyle w:val="Heading3"/>
-      </w:pPr>
-      <w:r>
-        <w:t>My selected conclusion, deciding fact and explanation</w:t>
-      </w:r>
-    </w:p>
-    <w:p>
-      <w:r>
-        <w:t>________________________________________________________________</w:t>
-      </w:r>
-    </w:p>
-    <w:p>
-      <w:r>
-        <w:t>________________________________________________________________</w:t>
-      </w:r>
-    </w:p>
-    <w:p>
-      <w:r>
-        <w:t>________________________________________________________________</w:t>
-      </w:r>
-    </w:p>
-    <w:p>
-      <w:r>
-        <w:t>________________________________________________________________</w:t>
-      </w:r>
-    </w:p>
-    <w:p>
-      <w:r>
-        <w:t>________________________________________________________________</w:t>
-      </w:r>
-    </w:p>
-    <w:p>
-      <w:pPr>
-        <w:pStyle w:val="Heading3"/>
-      </w:pPr>
-      <w:r>
-        <w:t>Hint · try first</w:t>
-      </w:r>
-    </w:p>
-    <w:p>
-      <w:pPr>
-        <w:spacing w:line="336" w:lineRule="auto" w:after="180"/>
-        <w:shd w:fill="F1F6F8"/>
-      </w:pPr>
-      <w:r>
-        <w:rPr>
-          <w:b w:val="0"/>
-        </w:rPr>
-        <w:t>Hint if needed: Use the changed condition and the deciding step in the pictorial trace. The answer must say what follows from those facts.</w:t>
-      </w:r>
-    </w:p>
-    <w:p>
-      <w:pPr>
-        <w:pStyle w:val="Heading3"/>
-      </w:pPr>
-      <w:r>
-        <w:t>Feedback · compare after trying</w:t>
-      </w:r>
-    </w:p>
-    <w:p>
-      <w:pPr>
-        <w:spacing w:line="336" w:lineRule="auto" w:after="180"/>
-        <w:shd w:fill="F1F6FC"/>
-      </w:pPr>
-      <w:r>
-        <w:rPr>
-          <w:b w:val="0"/>
-        </w:rPr>
-        <w:t xml:space="preserve">After your attempt, compare with the supported explanation: The </w:t>
-      </w:r>
-      <w:r>
-        <w:rPr>
-          <w:b/>
-        </w:rPr>
-        <w:t>update</w:t>
-      </w:r>
-      <w:r>
-        <w:rPr>
-          <w:b w:val="0"/>
-        </w:rPr>
-        <w:t>d weight remains 0.2. The same mean of the two starting gradients is unchanged by their order.</w:t>
-      </w:r>
-    </w:p>
-    <w:p>
-      <w:pPr>
-        <w:pStyle w:val="Heading3"/>
-      </w:pPr>
-      <w:r>
-        <w:t>Repair a missing building block</w:t>
-      </w:r>
-    </w:p>
-    <w:p>
-      <w:pPr>
-        <w:spacing w:line="336" w:lineRule="auto" w:after="180"/>
-      </w:pPr>
-      <w:r>
-        <w:rPr>
-          <w:b w:val="0"/>
-        </w:rPr>
-        <w:t xml:space="preserve">Review </w:t>
-      </w:r>
-      <w:r>
-        <w:rPr>
-          <w:b/>
-        </w:rPr>
-        <w:t>Training</w:t>
-      </w:r>
-      <w:r>
-        <w:rPr>
-          <w:b w:val="0"/>
-        </w:rPr>
-        <w:t xml:space="preserve"> a small network (ai-5/12). Goal: Trace repeated forward loss gradient and </w:t>
-      </w:r>
-      <w:r>
-        <w:rPr>
-          <w:b/>
-        </w:rPr>
-        <w:t>update</w:t>
-      </w:r>
-      <w:r>
-        <w:rPr>
-          <w:b w:val="0"/>
-        </w:rPr>
-        <w:t xml:space="preserve"> steps. Short practice: Which parameter changed, and which part was not trained?</w:t>
-      </w:r>
-    </w:p>
-    <w:p>
-      <w:pPr>
-        <w:spacing w:line="336" w:lineRule="auto" w:after="180"/>
-      </w:pPr>
-      <w:r>
-        <w:rPr>
-          <w:b w:val="0"/>
-        </w:rPr>
-        <w:t xml:space="preserve">Point to the relevant step in the picture, then write the changed result and the rule or </w:t>
-      </w:r>
-      <w:r>
-        <w:rPr>
-          <w:b/>
-        </w:rPr>
-        <w:t>evidence</w:t>
-      </w:r>
-      <w:r>
-        <w:rPr>
-          <w:b w:val="0"/>
-        </w:rPr>
-        <w:t xml:space="preserve"> that supports it.. Return to this week and explain what you changed.</w:t>
-      </w:r>
-    </w:p>
-    <w:p>
-      <w:pPr>
-        <w:spacing w:line="336" w:lineRule="auto" w:after="180"/>
-      </w:pPr>
-      <w:r>
-        <w:rPr>
-          <w:b w:val="0"/>
-        </w:rPr>
-        <w:t>Review Gradients with a numerical check (ai-5/10). Goal: Estimate one partial derivative while other parameters stay fixed. Short practice: Why should the numerical checks perturb one coordinate at a time?</w:t>
-      </w:r>
-    </w:p>
-    <w:p>
-      <w:pPr>
-        <w:spacing w:line="336" w:lineRule="auto" w:after="180"/>
-      </w:pPr>
-      <w:r>
-        <w:rPr>
-          <w:b w:val="0"/>
-        </w:rPr>
-        <w:t xml:space="preserve">Point to the relevant step in the picture, then write the changed result and the rule or </w:t>
-      </w:r>
-      <w:r>
-        <w:rPr>
-          <w:b/>
-        </w:rPr>
-        <w:t>evidence</w:t>
-      </w:r>
-      <w:r>
-        <w:rPr>
-          <w:b w:val="0"/>
-        </w:rPr>
-        <w:t xml:space="preserve"> that supports it.. Return to this week and explain what you changed.</w:t>
-      </w:r>
-    </w:p>
-    <w:p>
-      <w:pPr>
-        <w:spacing w:line="336" w:lineRule="auto" w:after="180"/>
-      </w:pPr>
-      <w:r>
-        <w:rPr>
-          <w:b w:val="0"/>
-        </w:rPr>
-        <w:t>Review Parameters and architecture (ai-5/7). Goal: Distinguish architectural choices from parameter values. Short practice: How many new parameters did that one hidden unit add?</w:t>
-      </w:r>
-    </w:p>
-    <w:p>
-      <w:pPr>
-        <w:spacing w:line="336" w:lineRule="auto" w:after="180"/>
-      </w:pPr>
-      <w:r>
-        <w:rPr>
-          <w:b w:val="0"/>
-        </w:rPr>
-        <w:t xml:space="preserve">Point to the relevant step in the picture, then write the changed result and the rule or </w:t>
-      </w:r>
-      <w:r>
-        <w:rPr>
-          <w:b/>
-        </w:rPr>
-        <w:t>evidence</w:t>
-      </w:r>
-      <w:r>
-        <w:rPr>
-          <w:b w:val="0"/>
-        </w:rPr>
-        <w:t xml:space="preserve"> that supports it.. Return to this week and explain what you changed.</w:t>
-      </w:r>
-    </w:p>
-    <w:p>
-      <w:pPr>
-        <w:pStyle w:val="Heading3"/>
-      </w:pPr>
-      <w:r>
-        <w:t>Predict, run and debug</w:t>
-      </w:r>
-    </w:p>
-    <w:p>
-      <w:pPr>
-        <w:spacing w:line="336" w:lineRule="auto" w:after="180"/>
-      </w:pPr>
-      <w:r>
-        <w:rPr>
-          <w:b w:val="0"/>
-        </w:rPr>
-        <w:t xml:space="preserve">The browser lab lets you edit the supported Python examples already included in this lesson. Predict first, run, inspect the actual </w:t>
-      </w:r>
-      <w:r>
-        <w:rPr>
-          <w:b/>
-        </w:rPr>
-        <w:t>output</w:t>
-      </w:r>
-      <w:r>
-        <w:rPr>
-          <w:b w:val="0"/>
-        </w:rPr>
-        <w:t xml:space="preserve"> or error, change one </w:t>
-      </w:r>
-      <w:r>
-        <w:rPr>
-          <w:b/>
-        </w:rPr>
-        <w:t>input</w:t>
-      </w:r>
-      <w:r>
-        <w:rPr>
-          <w:b w:val="0"/>
-        </w:rPr>
-        <w:t>, then run again.</w:t>
-      </w:r>
-    </w:p>
-    <w:p>
-      <w:pPr>
-        <w:spacing w:line="336" w:lineRule="auto" w:after="180"/>
-      </w:pPr>
-      <w:r>
-        <w:rPr>
-          <w:b w:val="0"/>
-        </w:rPr>
-        <w:t xml:space="preserve">Keep code, </w:t>
-      </w:r>
-      <w:r>
-        <w:rPr>
-          <w:b/>
-        </w:rPr>
-        <w:t>prediction</w:t>
-      </w:r>
-      <w:r>
-        <w:rPr>
-          <w:b w:val="0"/>
-        </w:rPr>
-        <w:t>s, actual results and a reasoned revision together. On paper, label your result as a trace rather than an execution.</w:t>
-      </w:r>
-    </w:p>
-    <w:p>
-      <w:pPr>
-        <w:pStyle w:val="Heading3"/>
-      </w:pPr>
-      <w:r>
         <w:t>Keep your completed work</w:t>
       </w:r>
     </w:p>
     <w:p>
       <w:pPr>
-        <w:spacing w:line="336" w:lineRule="auto" w:after="180"/>
-      </w:pPr>
-      <w:r>
-        <w:rPr>
-          <w:b w:val="0"/>
-        </w:rPr>
-        <w:t xml:space="preserve">Use Download completed work in the hosted lesson to export your answers, reflections, practice feedback and code-run </w:t>
-      </w:r>
-      <w:r>
-        <w:rPr>
-          <w:b/>
-        </w:rPr>
-        <w:t>evidence</w:t>
-      </w:r>
-      <w:r>
-        <w:rPr>
-          <w:b w:val="0"/>
-        </w:rPr>
-        <w:t>. Open the HTML copy to read or print it.</w:t>
-      </w:r>
-    </w:p>
-    <w:p>
-      <w:pPr>
-        <w:spacing w:line="336" w:lineRule="auto" w:after="180"/>
-      </w:pPr>
-      <w:r>
-        <w:rPr>
-          <w:b w:val="0"/>
-        </w:rPr>
-        <w:t>Drafts stay in this browser when storage is available; clear drafts on a shared device.</w:t>
-      </w:r>
-    </w:p>
-    <w:p>
-      <w:pPr>
-        <w:pStyle w:val="Heading3"/>
-      </w:pPr>
-      <w:r>
-        <w:t>What I repaired, the evidence I kept and the next test</w:t>
-      </w:r>
-    </w:p>
-    <w:p>
-      <w:r>
-        <w:t>________________________________________________________________</w:t>
-      </w:r>
-    </w:p>
-    <w:p>
-      <w:r>
-        <w:t>________________________________________________________________</w:t>
-      </w:r>
-    </w:p>
-    <w:p>
-      <w:r>
-        <w:t>________________________________________________________________</w:t>
-      </w:r>
-    </w:p>
-    <w:p>
-      <w:r>
-        <w:t>________________________________________________________________</w:t>
-      </w:r>
-    </w:p>
-    <w:p>
-      <w:r>
-        <w:t>________________________________________________________________</w:t>
-      </w:r>
-    </w:p>
-    <w:p>
-      <w:pPr>
         <w:pStyle w:val="Heading1"/>
       </w:pPr>
       <w:r>
-        <w:t>15. Visual concept journey</w:t>
-      </w:r>
-    </w:p>
-    <w:p>
-      <w:r>
-        <w:t>Explain each Batching and epochs picture from its labels, then record a relevant limit.</w:t>
-      </w:r>
-    </w:p>
-    <w:p>
-      <w:pPr>
-        <w:pStyle w:val="Heading3"/>
+        <w:t>15. Reference · Six-picture response sheets</w:t>
+      </w:r>
+    </w:p>
+    <w:p>
+      <w:r>
+        <w:t>Choose the picture that helps explain the current step.</w:t>
+      </w:r>
+    </w:p>
+    <w:p>
+      <w:pPr>
+        <w:pStyle w:val="Heading2"/>
       </w:pPr>
       <w:r>
         <w:t>01. Batching and epochs: the case</w:t>
@@ -3236,7 +2438,6 @@
     <w:p>
       <w:pPr>
         <w:spacing w:line="336" w:lineRule="auto" w:after="180"/>
-        <w:shd w:fill="F5F1FB"/>
       </w:pPr>
       <w:r>
         <w:rPr>
@@ -3275,7 +2476,7 @@
     </w:p>
     <w:p>
       <w:pPr>
-        <w:pStyle w:val="Heading3"/>
+        <w:pStyle w:val="Heading2"/>
       </w:pPr>
       <w:r>
         <w:t>02. Follow the deciding steps</w:t>
@@ -3367,7 +2568,6 @@
     <w:p>
       <w:pPr>
         <w:spacing w:line="336" w:lineRule="auto" w:after="180"/>
-        <w:shd w:fill="F5F1FB"/>
       </w:pPr>
       <w:r>
         <w:rPr>
@@ -3418,7 +2618,7 @@
     </w:p>
     <w:p>
       <w:pPr>
-        <w:pStyle w:val="Heading3"/>
+        <w:pStyle w:val="Heading2"/>
       </w:pPr>
       <w:r>
         <w:t>03. One pass can contain different numbers of updates</w:t>
@@ -3486,7 +2686,6 @@
     <w:p>
       <w:pPr>
         <w:spacing w:line="336" w:lineRule="auto" w:after="180"/>
-        <w:shd w:fill="F5F1FB"/>
       </w:pPr>
       <w:r>
         <w:rPr>
@@ -3525,7 +2724,7 @@
     </w:p>
     <w:p>
       <w:pPr>
-        <w:pStyle w:val="Heading3"/>
+        <w:pStyle w:val="Heading2"/>
       </w:pPr>
       <w:r>
         <w:t>04. Change one thing. Trace what follows.</w:t>
@@ -3652,7 +2851,6 @@
     <w:p>
       <w:pPr>
         <w:spacing w:line="336" w:lineRule="auto" w:after="180"/>
-        <w:shd w:fill="F5F1FB"/>
       </w:pPr>
       <w:r>
         <w:rPr>
@@ -3691,7 +2889,7 @@
     </w:p>
     <w:p>
       <w:pPr>
-        <w:pStyle w:val="Heading3"/>
+        <w:pStyle w:val="Heading2"/>
       </w:pPr>
       <w:r>
         <w:t>05. Connect the explanation to its limit</w:t>
@@ -3829,7 +3027,6 @@
     <w:p>
       <w:pPr>
         <w:spacing w:line="336" w:lineRule="auto" w:after="180"/>
-        <w:shd w:fill="F5F1FB"/>
       </w:pPr>
       <w:r>
         <w:rPr>
@@ -3868,7 +3065,7 @@
     </w:p>
     <w:p>
       <w:pPr>
-        <w:pStyle w:val="Heading3"/>
+        <w:pStyle w:val="Heading2"/>
       </w:pPr>
       <w:r>
         <w:t>06. Make the idea visible in your project</w:t>
@@ -3982,7 +3179,6 @@
     <w:p>
       <w:pPr>
         <w:spacing w:line="336" w:lineRule="auto" w:after="180"/>
-        <w:shd w:fill="F5F1FB"/>
       </w:pPr>
       <w:r>
         <w:rPr>
@@ -4029,6 +3225,62 @@
     <w:p>
       <w:r>
         <w:t>________________________________________________________________</w:t>
+      </w:r>
+    </w:p>
+    <w:p>
+      <w:pPr>
+        <w:pStyle w:val="Heading2"/>
+      </w:pPr>
+      <w:r>
+        <w:t>Earlier wording, alternatives and picture transcripts · reference / check after trying</w:t>
+      </w:r>
+    </w:p>
+    <w:p>
+      <w:pPr>
+        <w:pStyle w:val="Heading3"/>
+      </w:pPr>
+      <w:r>
+        <w:t>01. Batching and epochs: the case</w:t>
+      </w:r>
+    </w:p>
+    <w:p>
+      <w:pPr>
+        <w:pStyle w:val="Heading3"/>
+      </w:pPr>
+      <w:r>
+        <w:t>02. Follow the deciding steps</w:t>
+      </w:r>
+    </w:p>
+    <w:p>
+      <w:pPr>
+        <w:pStyle w:val="Heading3"/>
+      </w:pPr>
+      <w:r>
+        <w:t>03. One pass can contain different numbers of updates</w:t>
+      </w:r>
+    </w:p>
+    <w:p>
+      <w:pPr>
+        <w:pStyle w:val="Heading3"/>
+      </w:pPr>
+      <w:r>
+        <w:t>04. Change one thing. Trace what follows.</w:t>
+      </w:r>
+    </w:p>
+    <w:p>
+      <w:pPr>
+        <w:pStyle w:val="Heading3"/>
+      </w:pPr>
+      <w:r>
+        <w:t>05. Connect the explanation to its limit</w:t>
+      </w:r>
+    </w:p>
+    <w:p>
+      <w:pPr>
+        <w:pStyle w:val="Heading3"/>
+      </w:pPr>
+      <w:r>
+        <w:t>06. Make the idea visible in your project</w:t>
       </w:r>
     </w:p>
     <w:sectPr>
